--- a/docs/SALES_MODULE_TEST_PLAN.docx
+++ b/docs/SALES_MODULE_TEST_PLAN.docx
@@ -20,7 +20,7 @@
           <w:color w:val="555555"/>
           <w:sz w:val="24"/>
         </w:rPr>
-        <w:t>Công ty Cao su Huy Anh — Hệ thống ERP Sales/Xuất khẩu</w:t>
+        <w:t>Công ty Cao su Huy Anh — ERP Sales/Export</w:t>
       </w:r>
     </w:p>
     <w:p>
@@ -31,18 +31,7 @@
           <w:color w:val="555555"/>
           <w:sz w:val="20"/>
         </w:rPr>
-        <w:t>Ngày tạo: 2026-04-22</w:t>
-      </w:r>
-    </w:p>
-    <w:p>
-      <w:r>
-        <w:rPr>
-          <w:b w:val="0"/>
-          <w:i/>
-          <w:color w:val="555555"/>
-          <w:sz w:val="20"/>
-        </w:rPr>
-        <w:t>Phiên bản: 1.0</w:t>
+        <w:t>Ngày tạo: 2026-04-22  ·  Phiên bản: 2.0 (UX-accurate)</w:t>
       </w:r>
     </w:p>
     <w:p>
@@ -65,7 +54,7 @@
           <w:i w:val="0"/>
           <w:sz w:val="22"/>
         </w:rPr>
-        <w:t>Module Đơn hàng Bán (Sales) gồm 6 mục menu, 4 bộ phận + BGĐ tham gia workflow:</w:t>
+        <w:t>Module Đơn hàng Bán gồm 6 mục menu, 4 bộ phận + BGĐ tham gia lifecycle 10 statuses.</w:t>
       </w:r>
     </w:p>
     <w:p>
@@ -74,7 +63,7 @@
         <w:ind w:left="283"/>
       </w:pPr>
       <w:r>
-        <w:t>1. Tổng quan — Sales Dashboard (KPI, trend, top customers)</w:t>
+        <w:t>Tổng quan — Sales Dashboard (KPI, trend, top customers)</w:t>
       </w:r>
     </w:p>
     <w:p>
@@ -83,7 +72,7 @@
         <w:ind w:left="283"/>
       </w:pPr>
       <w:r>
-        <w:t>2. Khách hàng — CRUD customer + contact + credit_limit + tier</w:t>
+        <w:t>Khách hàng — Modal 2 tab "Thông tin" + "Chất lượng"</w:t>
       </w:r>
     </w:p>
     <w:p>
@@ -92,7 +81,7 @@
         <w:ind w:left="283"/>
       </w:pPr>
       <w:r>
-        <w:t>3. Đơn hàng — Sales Order lifecycle 10 statuses (draft → paid/cancelled)</w:t>
+        <w:t>Đơn hàng — 9 tab status filter + multi-item rows expandable</w:t>
       </w:r>
     </w:p>
     <w:p>
@@ -101,7 +90,7 @@
         <w:ind w:left="283"/>
       </w:pPr>
       <w:r>
-        <w:t>4. Nợ phải thu (A/R) — aging report 4 buckets (0-30 / 31-60 / 61-90 / 90+)</w:t>
+        <w:t>Nợ phải thu (A/R) — 4 buckets 0-30/31-60/61-90/90+</w:t>
       </w:r>
     </w:p>
     <w:p>
@@ -110,7 +99,7 @@
         <w:ind w:left="283"/>
       </w:pPr>
       <w:r>
-        <w:t>5. Dòng tiền &amp; LC — cash flow forecast + LC expiry monitoring</w:t>
+        <w:t>Dòng tiền &amp; LC — 2 tab "Dự báo tiền" + "L/C đang hoạt động"</w:t>
       </w:r>
     </w:p>
     <w:p>
@@ -119,7 +108,7 @@
         <w:ind w:left="283"/>
       </w:pPr>
       <w:r>
-        <w:t>6. Điều hành BGĐ — executive dashboard riêng cho admin</w:t>
+        <w:t>Điều hành BGĐ — KPI tháng + pipeline + alerts + top customers + shipments</w:t>
       </w:r>
     </w:p>
     <w:p>
@@ -214,7 +203,7 @@
           </w:tcPr>
           <w:p>
             <w:r>
-              <w:t>Hợp đồng (chỉ khi draft), Thông tin khách hàng</w:t>
+              <w:t>Hợp đồng (chỉ draft), Khách hàng</w:t>
             </w:r>
           </w:p>
         </w:tc>
@@ -246,7 +235,7 @@
           </w:tcPr>
           <w:p>
             <w:r>
-              <w:t>Sản xuất + Stock pick (confirmed → packing)</w:t>
+              <w:t>Sản xuất (confirmed → packing), Container</w:t>
             </w:r>
           </w:p>
         </w:tc>
@@ -278,7 +267,7 @@
           </w:tcPr>
           <w:p>
             <w:r>
-              <w:t>Giao hàng + Container Packing (producing → delivered)</w:t>
+              <w:t>Vận chuyển, Container Packing (producing → delivered)</w:t>
             </w:r>
           </w:p>
         </w:tc>
@@ -310,7 +299,7 @@
           </w:tcPr>
           <w:p>
             <w:r>
-              <w:t>Tài chính + Invoice + Payments (trừ draft/cancelled)</w:t>
+              <w:t>Tài chính, Checklist Tài liệu (trừ draft/cancelled)</w:t>
             </w:r>
           </w:p>
         </w:tc>
@@ -342,7 +331,7 @@
           </w:tcPr>
           <w:p>
             <w:r>
-              <w:t>All tabs, all statuses + Dashboard Điều hành</w:t>
+              <w:t>All tabs + Dashboard Điều hành</w:t>
             </w:r>
           </w:p>
         </w:tc>
@@ -367,7 +356,7 @@
         <w:ind w:left="283"/>
       </w:pPr>
       <w:r>
-        <w:t>[Kinh doanh] — thao tác của tài khoản có role=sale</w:t>
+        <w:t>[Kinh doanh] [Sản xuất] [Hậu cần] [Kế toán] [BGĐ] — role thực hiện bước</w:t>
       </w:r>
     </w:p>
     <w:p>
@@ -376,7 +365,7 @@
         <w:ind w:left="283"/>
       </w:pPr>
       <w:r>
-        <w:t>[Sản xuất] — tài khoản role=production</w:t>
+        <w:t>[SQL] — query verify DB state</w:t>
       </w:r>
     </w:p>
     <w:p>
@@ -385,7 +374,7 @@
         <w:ind w:left="283"/>
       </w:pPr>
       <w:r>
-        <w:t>[Hậu cần] — role=logistics</w:t>
+        <w:t>→ Kỳ vọng — kết quả phải thấy ngay sau bước</w:t>
       </w:r>
     </w:p>
     <w:p>
@@ -394,34 +383,7 @@
         <w:ind w:left="283"/>
       </w:pPr>
       <w:r>
-        <w:t>[Kế toán] — role=accounting</w:t>
-      </w:r>
-    </w:p>
-    <w:p>
-      <w:pPr>
-        <w:pStyle w:val="ListBullet"/>
-        <w:ind w:left="283"/>
-      </w:pPr>
-      <w:r>
-        <w:t>[BGĐ] — role=admin (tất cả quyền)</w:t>
-      </w:r>
-    </w:p>
-    <w:p>
-      <w:pPr>
-        <w:pStyle w:val="ListBullet"/>
-        <w:ind w:left="283"/>
-      </w:pPr>
-      <w:r>
-        <w:t>[SQL] — query thủ công để verify DB state</w:t>
-      </w:r>
-    </w:p>
-    <w:p>
-      <w:pPr>
-        <w:pStyle w:val="ListBullet"/>
-        <w:ind w:left="283"/>
-      </w:pPr>
-      <w:r>
-        <w:t>→ Kỳ vọng — kết quả bắt buộc thấy ngay sau bước</w:t>
+        <w:t>**text in bold** — UI label hoặc button chính xác từ code</w:t>
       </w:r>
     </w:p>
     <w:p>
@@ -434,7 +396,7 @@
           <w:color w:val="1B4D3E"/>
           <w:sz w:val="28"/>
         </w:rPr>
-        <w:t>Mục lục 10 Scenario</w:t>
+        <w:t>Mục lục Scenario</w:t>
       </w:r>
     </w:p>
     <w:tbl>
@@ -520,7 +482,7 @@
           </w:tcPr>
           <w:p>
             <w:r>
-              <w:t>CRUD Khách hàng — add/edit/search (quyền sale + admin)</w:t>
+              <w:t>CRUD Khách hàng (Modal 2 tabs Thông tin + Chất lượng)</w:t>
             </w:r>
           </w:p>
         </w:tc>
@@ -540,7 +502,7 @@
           </w:tcPr>
           <w:p>
             <w:r>
-              <w:t>15 phút</w:t>
+              <w:t>20 phút</w:t>
             </w:r>
           </w:p>
         </w:tc>
@@ -562,7 +524,7 @@
           </w:tcPr>
           <w:p>
             <w:r>
-              <w:t>Tạo đơn hàng mới (Sales Order Create)</w:t>
+              <w:t>Tạo đơn hàng (2 steps: Khách hàng&amp;SP → Xác nhận)</w:t>
             </w:r>
           </w:p>
         </w:tc>
@@ -582,7 +544,7 @@
           </w:tcPr>
           <w:p>
             <w:r>
-              <w:t>15 phút</w:t>
+              <w:t>25 phút</w:t>
             </w:r>
           </w:p>
         </w:tc>
@@ -604,7 +566,7 @@
           </w:tcPr>
           <w:p>
             <w:r>
-              <w:t>Lifecycle đơn hàng đầy đủ 10 statuses</w:t>
+              <w:t>Lifecycle 9 status workflow + 6 tab chi tiết</w:t>
             </w:r>
           </w:p>
         </w:tc>
@@ -624,7 +586,7 @@
           </w:tcPr>
           <w:p>
             <w:r>
-              <w:t>60 phút</w:t>
+              <w:t>75 phút</w:t>
             </w:r>
           </w:p>
         </w:tc>
@@ -646,7 +608,7 @@
           </w:tcPr>
           <w:p>
             <w:r>
-              <w:t>Phân quyền chỉnh sửa theo tab per bộ phận</w:t>
+              <w:t>Phân quyền tab per bộ phận</w:t>
             </w:r>
           </w:p>
         </w:tc>
@@ -688,7 +650,7 @@
           </w:tcPr>
           <w:p>
             <w:r>
-              <w:t>Thanh toán — Add/Edit/Delete payment + trigger sync</w:t>
+              <w:t>Tab Tài chính — Payment history + trigger sync</w:t>
             </w:r>
           </w:p>
         </w:tc>
@@ -730,7 +692,7 @@
           </w:tcPr>
           <w:p>
             <w:r>
-              <w:t>Container Packing + Stock Allocation từ WMS</w:t>
+              <w:t>Container Packing — "Tạo tự động" + Seal</w:t>
             </w:r>
           </w:p>
         </w:tc>
@@ -772,7 +734,7 @@
           </w:tcPr>
           <w:p>
             <w:r>
-              <w:t>A/R Aging Report — 4 buckets + export</w:t>
+              <w:t>A/R Aging — 4 brackets + currency filter</w:t>
             </w:r>
           </w:p>
         </w:tc>
@@ -814,7 +776,7 @@
           </w:tcPr>
           <w:p>
             <w:r>
-              <w:t>Cash Flow forecast + LC Expiry monitoring</w:t>
+              <w:t>Dòng tiền &amp; LC — 2 tab + LC expiry warning</w:t>
             </w:r>
           </w:p>
         </w:tc>
@@ -834,7 +796,7 @@
           </w:tcPr>
           <w:p>
             <w:r>
-              <w:t>15 phút</w:t>
+              <w:t>20 phút</w:t>
             </w:r>
           </w:p>
         </w:tc>
@@ -856,7 +818,7 @@
           </w:tcPr>
           <w:p>
             <w:r>
-              <w:t>Sales Dashboard — KPI + trend chart</w:t>
+              <w:t>Sales Dashboard — 5 KPI + 3 chart + 2 table</w:t>
             </w:r>
           </w:p>
         </w:tc>
@@ -898,7 +860,7 @@
           </w:tcPr>
           <w:p>
             <w:r>
-              <w:t>Executive Dashboard (BGĐ only) — access control</w:t>
+              <w:t>Executive Dashboard — access control + alerts</w:t>
             </w:r>
           </w:p>
         </w:tc>
@@ -918,7 +880,7 @@
           </w:tcPr>
           <w:p>
             <w:r>
-              <w:t>10 phút</w:t>
+              <w:t>15 phút</w:t>
             </w:r>
           </w:p>
         </w:tc>
@@ -952,7 +914,7 @@
           <w:color w:val="1B4D3E"/>
           <w:sz w:val="24"/>
         </w:rPr>
-        <w:t>1. Tài khoản test cho 5 role</w:t>
+        <w:t>1. Tài khoản test</w:t>
       </w:r>
     </w:p>
     <w:tbl>
@@ -989,7 +951,7 @@
               <w:rPr>
                 <w:b/>
               </w:rPr>
-              <w:t>Email test</w:t>
+              <w:t>Email</w:t>
             </w:r>
           </w:p>
         </w:tc>
@@ -1034,7 +996,7 @@
           </w:tcPr>
           <w:p>
             <w:r>
-              <w:t>Nhân viên kinh doanh</w:t>
+              <w:t>Hồ Thị Liễu (NV)</w:t>
             </w:r>
           </w:p>
         </w:tc>
@@ -1056,7 +1018,7 @@
           </w:tcPr>
           <w:p>
             <w:r>
-              <w:t>trunglxh@huyanhrubber.com / nhanlt@huyanhrubber.com</w:t>
+              <w:t>trunglxh@huyanhrubber.com / nhanlt@...</w:t>
             </w:r>
           </w:p>
         </w:tc>
@@ -1088,7 +1050,7 @@
           </w:tcPr>
           <w:p>
             <w:r>
-              <w:t>logistics@huyanhrubber.com / anhlp@huyanhrubber.com</w:t>
+              <w:t>logistics@... / anhlp@...</w:t>
             </w:r>
           </w:p>
         </w:tc>
@@ -1098,7 +1060,7 @@
           </w:tcPr>
           <w:p>
             <w:r>
-              <w:t>Anh (admin) — logistics được full quyền</w:t>
+              <w:t>Minh Anh (NV), P.Anh (NV)</w:t>
             </w:r>
           </w:p>
         </w:tc>
@@ -1120,7 +1082,7 @@
           </w:tcPr>
           <w:p>
             <w:r>
-              <w:t>yendt@huyanhrubber.com / phulv@huyanhrubber.com</w:t>
+              <w:t>yendt@... / phulv@...</w:t>
             </w:r>
           </w:p>
         </w:tc>
@@ -1130,7 +1092,7 @@
           </w:tcPr>
           <w:p>
             <w:r>
-              <w:t>Yến, Phú (PP/NV)</w:t>
+              <w:t>Yến (PP), Phú (NV)</w:t>
             </w:r>
           </w:p>
         </w:tc>
@@ -1152,7 +1114,7 @@
           </w:tcPr>
           <w:p>
             <w:r>
-              <w:t>minhld@huyanhrubber.com / thuyht / huylv / huyanhphongdien</w:t>
+              <w:t>minhld / thuyht / huylv / huyanhphongdien</w:t>
             </w:r>
           </w:p>
         </w:tc>
@@ -1162,7 +1124,7 @@
           </w:tcPr>
           <w:p>
             <w:r>
-              <w:t>BGĐ</w:t>
+              <w:t>BGĐ full quyền</w:t>
             </w:r>
           </w:p>
         </w:tc>
@@ -1187,7 +1149,7 @@
         <w:ind w:left="283"/>
       </w:pPr>
       <w:r>
-        <w:t>1 customer test (vd tên có prefix "KH-TEST-"): country=Japan, USD, credit_limit 500.000 USD</w:t>
+        <w:t>Customer sẵn sàng + customer test (tên prefix "TEST-")</w:t>
       </w:r>
     </w:p>
     <w:p>
@@ -1196,7 +1158,7 @@
         <w:ind w:left="283"/>
       </w:pPr>
       <w:r>
-        <w:t>1-2 grade SVR 10 / SVR 3L sẵn trong DB</w:t>
+        <w:t>Grade SVR 10, SVR 3L trong SVR_GRADE_OPTIONS</w:t>
       </w:r>
     </w:p>
     <w:p>
@@ -1205,7 +1167,7 @@
         <w:ind w:left="283"/>
       </w:pPr>
       <w:r>
-        <w:t>Ít nhất 3 stock_batches status=active với grade tương ứng (cho Container Packing)</w:t>
+        <w:t>≥ 3 stock_batches active, grade phù hợp</w:t>
       </w:r>
     </w:p>
     <w:p>
@@ -1214,7 +1176,7 @@
         <w:ind w:left="283"/>
       </w:pPr>
       <w:r>
-        <w:t>Sẵn 1 sales_order draft để dùng chung nhiều scenario</w:t>
+        <w:t>1 sales_order draft để dùng chung nhiều scenario</w:t>
       </w:r>
     </w:p>
     <w:p>
@@ -1227,7 +1189,7 @@
           <w:color w:val="1B4D3E"/>
           <w:sz w:val="24"/>
         </w:rPr>
-        <w:t>3. Công cụ test</w:t>
+        <w:t>3. Nguyên tắc</w:t>
       </w:r>
     </w:p>
     <w:p>
@@ -1236,7 +1198,7 @@
         <w:ind w:left="283"/>
       </w:pPr>
       <w:r>
-        <w:t>2 browser (Chrome + Firefox) hoặc 1 browser + tab ẩn danh để giả lập 2 role song song</w:t>
+        <w:t>Mã KH + Số HĐ tự sinh (KHÔNG nhập tay) — sau Sprint Q bug fix dùng regex /^KH-(\d+)$/</w:t>
       </w:r>
     </w:p>
     <w:p>
@@ -1245,7 +1207,7 @@
         <w:ind w:left="283"/>
       </w:pPr>
       <w:r>
-        <w:t>Supabase Dashboard &gt; Table Editor — xem sales_orders, sales_order_payments, sales_order_containers</w:t>
+        <w:t>Số tiền đầy đủ đơn vị: "150.000 USD" / "3.810.000.000 VND" — KHÔNG viết tắt "150K/3.8B"</w:t>
       </w:r>
     </w:p>
     <w:p>
@@ -1254,7 +1216,7 @@
         <w:ind w:left="283"/>
       </w:pPr>
       <w:r>
-        <w:t>Supabase Dashboard &gt; SQL Editor — chạy VERIFY queries</w:t>
+        <w:t>Test local trước prod nếu có staging</w:t>
       </w:r>
     </w:p>
     <w:p>
@@ -1263,56 +1225,7 @@
         <w:ind w:left="283"/>
       </w:pPr>
       <w:r>
-        <w:t>DevTools Network — kiểm lỗi RLS 403, CHECK violation 400</w:t>
-      </w:r>
-    </w:p>
-    <w:p>
-      <w:pPr>
-        <w:spacing w:before="160"/>
-      </w:pPr>
-      <w:r>
-        <w:rPr>
-          <w:b/>
-          <w:color w:val="1B4D3E"/>
-          <w:sz w:val="24"/>
-        </w:rPr>
-        <w:t>4. Nguyên tắc test</w:t>
-      </w:r>
-    </w:p>
-    <w:p>
-      <w:pPr>
-        <w:pStyle w:val="ListBullet"/>
-        <w:ind w:left="283"/>
-      </w:pPr>
-      <w:r>
-        <w:t>TEST LOCAL TRƯỚC PROD nếu có staging</w:t>
-      </w:r>
-    </w:p>
-    <w:p>
-      <w:pPr>
-        <w:pStyle w:val="ListBullet"/>
-        <w:ind w:left="283"/>
-      </w:pPr>
-      <w:r>
-        <w:t>GHI CHÉP ✅/❌ sau mỗi scenario + bug note</w:t>
-      </w:r>
-    </w:p>
-    <w:p>
-      <w:pPr>
-        <w:pStyle w:val="ListBullet"/>
-        <w:ind w:left="283"/>
-      </w:pPr>
-      <w:r>
-        <w:t>KHÔNG XÓA customer/order prod — dùng prefix TEST-</w:t>
-      </w:r>
-    </w:p>
-    <w:p>
-      <w:pPr>
-        <w:pStyle w:val="ListBullet"/>
-        <w:ind w:left="283"/>
-      </w:pPr>
-      <w:r>
-        <w:t>SỐ TIỀN VIẾT ĐẦY ĐỦ: "500.000.000 đ" hoặc "22.500 USD" (KHÔNG "500M" hay "22.5K")</w:t>
+        <w:t>Ghi ✅/❌ sau mỗi scenario + bug note theo template cuối tài liệu</w:t>
       </w:r>
     </w:p>
     <w:p>
@@ -1330,7 +1243,7 @@
           <w:color w:val="1B4D3E"/>
           <w:sz w:val="28"/>
         </w:rPr>
-        <w:t>Scenario 1 — CRUD Khách hàng</w:t>
+        <w:t>Scenario 1 — CRUD Khách hàng (Modal 2 tabs)</w:t>
       </w:r>
     </w:p>
     <w:tbl>
@@ -1369,7 +1282,7 @@
                 <w:b/>
                 <w:sz w:val="20"/>
               </w:rPr>
-              <w:t>Thời gian: 15 phút</w:t>
+              <w:t>Thời gian: 20 phút</w:t>
             </w:r>
           </w:p>
         </w:tc>
@@ -1383,7 +1296,7 @@
                 <w:b/>
                 <w:sz w:val="20"/>
               </w:rPr>
-              <w:t>Bộ phận: sale, accounting, admin</w:t>
+              <w:t>Bộ phận: sale · accounting · admin</w:t>
             </w:r>
           </w:p>
         </w:tc>
@@ -1408,7 +1321,7 @@
         <w:ind w:left="283"/>
       </w:pPr>
       <w:r>
-        <w:t>Login tài khoản role=sale hoặc admin</w:t>
+        <w:t>Login role=sale hoặc admin</w:t>
       </w:r>
     </w:p>
     <w:p>
@@ -1417,7 +1330,7 @@
         <w:ind w:left="283"/>
       </w:pPr>
       <w:r>
-        <w:t>Chưa có customer với code "KH-TEST-001"</w:t>
+        <w:t>⚠️ QUAN TRỌNG: Mã KH là (Tự động) — người dùng KHÔNG nhập</w:t>
       </w:r>
     </w:p>
     <w:p>
@@ -1456,7 +1369,7 @@
         <w:rPr>
           <w:sz w:val="22"/>
         </w:rPr>
-        <w:t>Vào Đơn hàng bán → Khách hàng → nút "Thêm khách hàng".</w:t>
+        <w:t>Sidebar → **Đơn hàng bán** → **Khách hàng**. Page hiện 4 Stats cards: **Tổng KH** · **Đang hoạt động** · **Premium** · **Strategic**.</w:t>
       </w:r>
     </w:p>
     <w:p>
@@ -1477,7 +1390,7 @@
           <w:i/>
           <w:sz w:val="20"/>
         </w:rPr>
-        <w:t>Form mở với các field: code, name, country, default_currency, tier, credit_limit, payment_terms.</w:t>
+        <w:t>Cards hiện số liệu. Filter toolbar: search "Tìm tên, mã khách hàng..." + dropdown **Trạng thái: Tất cả** · **Hạng: Tất cả** · **Quốc gia**.</w:t>
       </w:r>
     </w:p>
     <w:p>
@@ -1503,7 +1416,7 @@
         <w:rPr>
           <w:sz w:val="22"/>
         </w:rPr>
-        <w:t>Điền: code=KH-TEST-001, name="Test Customer Japan Co Ltd", country=Japan, default_currency=USD, tier=new, credit_limit=500000.</w:t>
+        <w:t>Nút **Thêm khách hàng** (primary xanh #1B4D3E) → Modal mở với 2 tab: **Thông tin** (mặc định) + **Chất lượng**.</w:t>
       </w:r>
     </w:p>
     <w:p>
@@ -1524,7 +1437,7 @@
           <w:i/>
           <w:sz w:val="20"/>
         </w:rPr>
-        <w:t>Lưu OK. Redirect về list. Customer mới ở đầu danh sách.</w:t>
+        <w:t>Tab Thông tin active. Field **Mã KH** hiện placeholder "Tự động" disabled. Field **Tên khách hàng** có dấu * đỏ.</w:t>
       </w:r>
     </w:p>
     <w:p>
@@ -1537,6 +1450,194 @@
           <w:sz w:val="22"/>
         </w:rPr>
         <w:t xml:space="preserve">  Bước 3. </w:t>
+      </w:r>
+      <w:r>
+        <w:rPr>
+          <w:b/>
+          <w:color w:val="D47A17"/>
+          <w:sz w:val="22"/>
+        </w:rPr>
+        <w:t xml:space="preserve">[Kinh doanh] </w:t>
+      </w:r>
+      <w:r>
+        <w:rPr>
+          <w:sz w:val="22"/>
+        </w:rPr>
+        <w:t>Tab **Thông tin** điền: Tên="Test Customer Japan Co Ltd", Tên viết tắt="TCJ", Quốc gia="🇯🇵 Nhật Bản" (dropdown có cờ), Vùng="Kanto", Người liên hệ="Mr. Tanaka", Email="tanaka@test.jp", Điện thoại="+81-3-xxxx-xxxx".</w:t>
+      </w:r>
+    </w:p>
+    <w:p>
+      <w:pPr>
+        <w:spacing w:after="80"/>
+        <w:ind w:left="680"/>
+      </w:pPr>
+      <w:r>
+        <w:rPr>
+          <w:i/>
+          <w:color w:val="2E7D32"/>
+          <w:sz w:val="20"/>
+        </w:rPr>
+        <w:t xml:space="preserve">→ Kỳ vọng: </w:t>
+      </w:r>
+      <w:r>
+        <w:rPr>
+          <w:i/>
+          <w:sz w:val="20"/>
+        </w:rPr>
+        <w:t>Các field editable. Email validate format. Quốc gia search được.</w:t>
+      </w:r>
+    </w:p>
+    <w:p>
+      <w:pPr>
+        <w:spacing w:before="80" w:after="40"/>
+      </w:pPr>
+      <w:r>
+        <w:rPr>
+          <w:b/>
+          <w:sz w:val="22"/>
+        </w:rPr>
+        <w:t xml:space="preserve">  Bước 4. </w:t>
+      </w:r>
+      <w:r>
+        <w:rPr>
+          <w:b/>
+          <w:color w:val="D47A17"/>
+          <w:sz w:val="22"/>
+        </w:rPr>
+        <w:t xml:space="preserve">[Kinh doanh] </w:t>
+      </w:r>
+      <w:r>
+        <w:rPr>
+          <w:sz w:val="22"/>
+        </w:rPr>
+        <w:t>Điền tiếp: Địa chỉ (TextArea), Điều khoản thanh toán=L/C at sight, Incoterm mặc định=FOB, Tiền tệ=USD, Hạn mức tín dụng=500000, Hạng khách hàng=Standard (required), Trạng thái=Hoạt động (required).</w:t>
+      </w:r>
+    </w:p>
+    <w:p>
+      <w:pPr>
+        <w:spacing w:after="80"/>
+        <w:ind w:left="680"/>
+      </w:pPr>
+      <w:r>
+        <w:rPr>
+          <w:i/>
+          <w:color w:val="2E7D32"/>
+          <w:sz w:val="20"/>
+        </w:rPr>
+        <w:t xml:space="preserve">→ Kỳ vọng: </w:t>
+      </w:r>
+      <w:r>
+        <w:rPr>
+          <w:i/>
+          <w:sz w:val="20"/>
+        </w:rPr>
+        <w:t>Dropdown Hạng có 3 options: **Standard** / **Premium** / **Strategic**. Dropdown Tiền tệ 4 options: USD · EUR · JPY · CNY.</w:t>
+      </w:r>
+    </w:p>
+    <w:p>
+      <w:pPr>
+        <w:spacing w:before="80" w:after="40"/>
+      </w:pPr>
+      <w:r>
+        <w:rPr>
+          <w:b/>
+          <w:sz w:val="22"/>
+        </w:rPr>
+        <w:t xml:space="preserve">  Bước 5. </w:t>
+      </w:r>
+      <w:r>
+        <w:rPr>
+          <w:b/>
+          <w:color w:val="D47A17"/>
+          <w:sz w:val="22"/>
+        </w:rPr>
+        <w:t xml:space="preserve">[Kinh doanh] </w:t>
+      </w:r>
+      <w:r>
+        <w:rPr>
+          <w:sz w:val="22"/>
+        </w:rPr>
+        <w:t>Chuyển sang tab **Chất lượng** → điền: Tiêu chuẩn="TCVN 3769", Yêu cầu mẫu trước xuất=OFF, Grade ưu tiên multi-select ["SVR 10","SVR 3L"], Yêu cầu kỹ thuật riêng (JSON)=`{"PRI_min": 60}`.</w:t>
+      </w:r>
+    </w:p>
+    <w:p>
+      <w:pPr>
+        <w:spacing w:after="80"/>
+        <w:ind w:left="680"/>
+      </w:pPr>
+      <w:r>
+        <w:rPr>
+          <w:i/>
+          <w:color w:val="2E7D32"/>
+          <w:sz w:val="20"/>
+        </w:rPr>
+        <w:t xml:space="preserve">→ Kỳ vọng: </w:t>
+      </w:r>
+      <w:r>
+        <w:rPr>
+          <w:i/>
+          <w:sz w:val="20"/>
+        </w:rPr>
+        <w:t>Multi-select cho Grade hiện tag. JSON TextArea 4 rows có placeholder `{"key": "value"}`.</w:t>
+      </w:r>
+    </w:p>
+    <w:p>
+      <w:pPr>
+        <w:spacing w:before="80" w:after="40"/>
+      </w:pPr>
+      <w:r>
+        <w:rPr>
+          <w:b/>
+          <w:sz w:val="22"/>
+        </w:rPr>
+        <w:t xml:space="preserve">  Bước 6. </w:t>
+      </w:r>
+      <w:r>
+        <w:rPr>
+          <w:b/>
+          <w:color w:val="D47A17"/>
+          <w:sz w:val="22"/>
+        </w:rPr>
+        <w:t xml:space="preserve">[Kinh doanh] </w:t>
+      </w:r>
+      <w:r>
+        <w:rPr>
+          <w:sz w:val="22"/>
+        </w:rPr>
+        <w:t>Click nút **Tạo mới** (footer phải). Nút **Hủy** ở bên trái.</w:t>
+      </w:r>
+    </w:p>
+    <w:p>
+      <w:pPr>
+        <w:spacing w:after="80"/>
+        <w:ind w:left="680"/>
+      </w:pPr>
+      <w:r>
+        <w:rPr>
+          <w:i/>
+          <w:color w:val="2E7D32"/>
+          <w:sz w:val="20"/>
+        </w:rPr>
+        <w:t xml:space="preserve">→ Kỳ vọng: </w:t>
+      </w:r>
+      <w:r>
+        <w:rPr>
+          <w:i/>
+          <w:sz w:val="20"/>
+        </w:rPr>
+        <w:t>Loading. Toast xanh "Đã thêm khách hàng mới". Modal đóng, list refresh. Customer mới xuất hiện đầu list (ORDER BY name ASC hoặc theo sort_by).</w:t>
+      </w:r>
+    </w:p>
+    <w:p>
+      <w:pPr>
+        <w:spacing w:before="80" w:after="40"/>
+      </w:pPr>
+      <w:r>
+        <w:rPr>
+          <w:b/>
+          <w:sz w:val="22"/>
+        </w:rPr>
+        <w:t xml:space="preserve">  Bước 7. </w:t>
       </w:r>
       <w:r>
         <w:rPr>
@@ -1550,7 +1651,7 @@
         <w:rPr>
           <w:sz w:val="22"/>
         </w:rPr>
-        <w:t>SELECT code, name, tier, default_currency FROM sales_customers WHERE code='KH-TEST-001';</w:t>
+        <w:t>SELECT code, name, tier, default_currency, preferred_grades FROM sales_customers WHERE name='Test Customer Japan Co Ltd';</w:t>
       </w:r>
     </w:p>
     <w:p>
@@ -1571,7 +1672,7 @@
           <w:i/>
           <w:sz w:val="20"/>
         </w:rPr>
-        <w:t>Trả 1 row đúng thông tin. CHECK tier IN (new/standard/premium/strategic/vip) pass.</w:t>
+        <w:t>Code dạng KH-&lt;số tăng dần&gt; (sau Sprint Q fix — trước kia bị DUP key "KH-001"). tier=standard, preferred_grades=["SVR 10","SVR 3L"].</w:t>
       </w:r>
     </w:p>
     <w:p>
@@ -1583,7 +1684,7 @@
           <w:b/>
           <w:sz w:val="22"/>
         </w:rPr>
-        <w:t xml:space="preserve">  Bước 4. </w:t>
+        <w:t xml:space="preserve">  Bước 8. </w:t>
       </w:r>
       <w:r>
         <w:rPr>
@@ -1597,7 +1698,7 @@
         <w:rPr>
           <w:sz w:val="22"/>
         </w:rPr>
-        <w:t>Thử sửa tier = "BADVALUE" (inspect DOM hoặc paste qua DevTools).</w:t>
+        <w:t>Row vừa tạo → click icon **Eye** (Xem chi tiết).</w:t>
       </w:r>
     </w:p>
     <w:p>
@@ -1618,7 +1719,7 @@
           <w:i/>
           <w:sz w:val="20"/>
         </w:rPr>
-        <w:t>BỊ BLOCK 400 — CHECK constraint chk_sales_customers_tier reject (sau Sprint Q).</w:t>
+        <w:t>CustomerDetailPage mở. 4 tab: **Thông tin** · **Yêu cầu chất lượng** · **Đơn hàng** · **Thống kê**. Tab Thông tin hiện Descriptions đầy đủ.</w:t>
       </w:r>
     </w:p>
     <w:p>
@@ -1630,7 +1731,7 @@
           <w:b/>
           <w:sz w:val="22"/>
         </w:rPr>
-        <w:t xml:space="preserve">  Bước 5. </w:t>
+        <w:t xml:space="preserve">  Bước 9. </w:t>
       </w:r>
       <w:r>
         <w:rPr>
@@ -1644,7 +1745,7 @@
         <w:rPr>
           <w:sz w:val="22"/>
         </w:rPr>
-        <w:t>Click customer vừa tạo → CustomerDetailPage → xem tabs: Thông tin, Đơn hàng, Lịch sử.</w:t>
+        <w:t>Header: nút **Sửa** (Edit icon) → Modal "Sửa thông tin khách hàng" hiện. Đổi Hạng thành "Premium" → **Lưu**.</w:t>
       </w:r>
     </w:p>
     <w:p>
@@ -1665,7 +1766,7 @@
           <w:i/>
           <w:sz w:val="20"/>
         </w:rPr>
-        <w:t>Tab Thông tin hiện đúng data. Tab Đơn hàng empty (customer mới).</w:t>
+        <w:t>Modal đóng. Descriptions refresh tier=Premium.</w:t>
       </w:r>
     </w:p>
     <w:p>
@@ -1677,21 +1778,21 @@
           <w:b/>
           <w:sz w:val="22"/>
         </w:rPr>
-        <w:t xml:space="preserve">  Bước 6. </w:t>
+        <w:t xml:space="preserve">  Bước 10. </w:t>
       </w:r>
       <w:r>
         <w:rPr>
           <w:b/>
-          <w:color w:val="721B6E"/>
+          <w:color w:val="D47A17"/>
           <w:sz w:val="22"/>
         </w:rPr>
-        <w:t xml:space="preserve">[Kế toán] </w:t>
+        <w:t xml:space="preserve">[Kinh doanh] </w:t>
       </w:r>
       <w:r>
         <w:rPr>
           <w:sz w:val="22"/>
         </w:rPr>
-        <w:t>Đổi sang role=accounting → vào trang Khách hàng.</w:t>
+        <w:t>Thử thay tier qua DevTools: PATCH sales_customers với body `{"tier":"BADVALUE"}`.</w:t>
       </w:r>
     </w:p>
     <w:p>
@@ -1712,7 +1813,7 @@
           <w:i/>
           <w:sz w:val="20"/>
         </w:rPr>
-        <w:t>Vẫn thấy list (quyền SELECT cho authenticated). Vẫn edit được credit_limit (app-layer cho accounting chỉnh).</w:t>
+        <w:t>BỊ BLOCK 400 — CHECK chk_sales_customers_tier (Sprint Q): chỉ cho new/standard/premium/strategic/vip.</w:t>
       </w:r>
     </w:p>
     <w:p>
@@ -1724,7 +1825,7 @@
           <w:b/>
           <w:sz w:val="22"/>
         </w:rPr>
-        <w:t xml:space="preserve">  Bước 7. </w:t>
+        <w:t xml:space="preserve">  Bước 11. </w:t>
       </w:r>
       <w:r>
         <w:rPr>
@@ -1738,7 +1839,7 @@
         <w:rPr>
           <w:sz w:val="22"/>
         </w:rPr>
-        <w:t>Đổi role=production → vào trang Khách hàng.</w:t>
+        <w:t>Logout → login role=production → check sidebar.</w:t>
       </w:r>
     </w:p>
     <w:p>
@@ -1759,7 +1860,7 @@
           <w:i/>
           <w:sz w:val="20"/>
         </w:rPr>
-        <w:t>SIDEBAR KHÔNG hiện menu "Khách hàng" (requireSalesRole: accounting/sale/admin). Nếu URL trực tiếp → redirect hoặc 403.</w:t>
+        <w:t>Menu **Khách hàng** KHÔNG xuất hiện (requireSalesRoles: accounting/sale/admin). URL trực tiếp /sales/customers → redirect về home hoặc 403.</w:t>
       </w:r>
     </w:p>
     <w:p>
@@ -1771,7 +1872,7 @@
           <w:b/>
           <w:sz w:val="22"/>
         </w:rPr>
-        <w:t xml:space="preserve">  Bước 8. </w:t>
+        <w:t xml:space="preserve">  Bước 12. </w:t>
       </w:r>
       <w:r>
         <w:rPr>
@@ -1785,7 +1886,7 @@
         <w:rPr>
           <w:sz w:val="22"/>
         </w:rPr>
-        <w:t>Đổi role=admin → delete customer KH-TEST-001.</w:t>
+        <w:t>Role=admin → mở CustomerDetailPage → nút **Xóa** (header, danger) → Popconfirm "Bạn có chắc muốn xóa khách hàng này?".</w:t>
       </w:r>
     </w:p>
     <w:p>
@@ -1806,7 +1907,7 @@
           <w:i/>
           <w:sz w:val="20"/>
         </w:rPr>
-        <w:t>Xóa OK. Nếu customer đã có order liên kết → FK sẽ block (ON DELETE default RESTRICT).</w:t>
+        <w:t>Soft delete: status=inactive. Nếu customer có đơn hàng đang xử lý → Error "còn N đơn hàng đang xử lý".</w:t>
       </w:r>
     </w:p>
     <w:p>
@@ -1837,7 +1938,7 @@
         <w:ind w:left="283"/>
       </w:pPr>
       <w:r>
-        <w:t>CRUD hoạt động đúng role</w:t>
+        <w:t>2 tab modal hoạt động</w:t>
       </w:r>
     </w:p>
     <w:p>
@@ -1846,7 +1947,7 @@
         <w:ind w:left="283"/>
       </w:pPr>
       <w:r>
-        <w:t>CHECK constraint block invalid tier</w:t>
+        <w:t>Mã KH tự sinh không duplicate</w:t>
       </w:r>
     </w:p>
     <w:p>
@@ -1855,7 +1956,25 @@
         <w:ind w:left="283"/>
       </w:pPr>
       <w:r>
-        <w:t>Production không thấy menu Khách hàng</w:t>
+        <w:t>CHECK block invalid tier/status</w:t>
+      </w:r>
+    </w:p>
+    <w:p>
+      <w:pPr>
+        <w:pStyle w:val="ListBullet"/>
+        <w:ind w:left="283"/>
+      </w:pPr>
+      <w:r>
+        <w:t>Role production không thấy menu</w:t>
+      </w:r>
+    </w:p>
+    <w:p>
+      <w:pPr>
+        <w:pStyle w:val="ListBullet"/>
+        <w:ind w:left="283"/>
+      </w:pPr>
+      <w:r>
+        <w:t>Soft delete khi có orders fail đúng</w:t>
       </w:r>
     </w:p>
     <w:p>
@@ -1873,7 +1992,7 @@
         <w:ind w:left="283"/>
       </w:pPr>
       <w:r>
-        <w:t>Production truy cập được Khách hàng</w:t>
+        <w:t>Duplicate key KH-001 tái phát</w:t>
       </w:r>
     </w:p>
     <w:p>
@@ -1882,7 +2001,7 @@
         <w:ind w:left="283"/>
       </w:pPr>
       <w:r>
-        <w:t>CHECK không block invalid value</w:t>
+        <w:t>BADVALUE tier qua được</w:t>
       </w:r>
     </w:p>
     <w:p>
@@ -1891,7 +2010,7 @@
         <w:ind w:left="283"/>
       </w:pPr>
       <w:r>
-        <w:t>FK không block delete khi có order liên kết</w:t>
+        <w:t>Production truy cập được /sales/customers</w:t>
       </w:r>
     </w:p>
     <w:p>
@@ -1909,7 +2028,7 @@
           <w:color w:val="1B4D3E"/>
           <w:sz w:val="28"/>
         </w:rPr>
-        <w:t>Scenario 2 — Tạo đơn hàng mới (Sales Order Create)</w:t>
+        <w:t>Scenario 2 — Tạo đơn hàng (2 steps)</w:t>
       </w:r>
     </w:p>
     <w:tbl>
@@ -1948,7 +2067,7 @@
                 <w:b/>
                 <w:sz w:val="20"/>
               </w:rPr>
-              <w:t>Thời gian: 15 phút</w:t>
+              <w:t>Thời gian: 25 phút</w:t>
             </w:r>
           </w:p>
         </w:tc>
@@ -1962,7 +2081,7 @@
                 <w:b/>
                 <w:sz w:val="20"/>
               </w:rPr>
-              <w:t>Bộ phận: sale, admin</w:t>
+              <w:t>Bộ phận: sale · admin</w:t>
             </w:r>
           </w:p>
         </w:tc>
@@ -1987,7 +2106,7 @@
         <w:ind w:left="283"/>
       </w:pPr>
       <w:r>
-        <w:t>Customer test đã tồn tại</w:t>
+        <w:t>Customer test tồn tại</w:t>
       </w:r>
     </w:p>
     <w:p>
@@ -2035,7 +2154,7 @@
         <w:rPr>
           <w:sz w:val="22"/>
         </w:rPr>
-        <w:t>Đơn hàng bán → Đơn hàng → "Tạo đơn hàng mới".</w:t>
+        <w:t>Sidebar → **Đơn hàng bán** → **Đơn hàng** → nút **Tạo đơn hàng** (primary xanh). Page SalesOrderCreatePage mở.</w:t>
       </w:r>
     </w:p>
     <w:p>
@@ -2056,7 +2175,7 @@
           <w:i/>
           <w:sz w:val="20"/>
         </w:rPr>
-        <w:t>Form SalesOrderCreatePage với sections: Khách hàng · Grade/Qty · Giá/Ngoại tệ · Incoterm · LC · Ngày giao.</w:t>
+        <w:t>Hiện **2 Steps**: "Khách hàng &amp; Sản phẩm" (active) → "Xác nhận đơn hàng".</w:t>
       </w:r>
     </w:p>
     <w:p>
@@ -2082,7 +2201,7 @@
         <w:rPr>
           <w:sz w:val="22"/>
         </w:rPr>
-        <w:t>Customer=KH-TEST-001, Grade=SVR 10, quantity_tons=100, unit_price=1.500 USD, currency=USD, incoterm=FOB.</w:t>
+        <w:t>Step 1 / Card **Thông tin Hợp đồng**: Số hợp đồng="LTC2026/TEST-01" (required, size large), Ngày hợp đồng=today, PO# khách hàng="PO-TEST-001", Khách hàng=Test Customer Japan (dropdown search, hiện dạng "code — name (country)" có cờ).</w:t>
       </w:r>
     </w:p>
     <w:p>
@@ -2103,7 +2222,7 @@
           <w:i/>
           <w:sz w:val="20"/>
         </w:rPr>
-        <w:t>Tự tính quantity_kg=100.000, total_value_usd=150.000. Field hiện đầy đủ đơn vị (tấn/USD).</w:t>
+        <w:t>Khách hàng dropdown placeholder "Chọn khách hàng..." với FlagIcon.</w:t>
       </w:r>
     </w:p>
     <w:p>
@@ -2129,7 +2248,7 @@
         <w:rPr>
           <w:sz w:val="22"/>
         </w:rPr>
-        <w:t>Điền LC: lc_number=LC-TEST-2026, lc_bank=Mizuho, lc_expiry_date=60 ngày sau, lc_amount=150.000.</w:t>
+        <w:t>Card **Sản phẩm &amp; Giá** (multi-item expandable): row 1: Grade=SVR 10, Tấn=100, $/tấn=1500, KG/bành=33.33 (default), Bành/cont=630, Đóng gói=Loose Bale, Thanh toán tags=["L/C at sight"].</w:t>
       </w:r>
     </w:p>
     <w:p>
@@ -2150,7 +2269,7 @@
           <w:i/>
           <w:sz w:val="20"/>
         </w:rPr>
-        <w:t>Valid. Không cho nhập lc_expiry_date &lt; today (validate client-side).</w:t>
+        <w:t>Auto-compute: Tổng bành=~3000, Container=5. Hiện ở sidebar **Tự động tính toán**.</w:t>
       </w:r>
     </w:p>
     <w:p>
@@ -2176,7 +2295,7 @@
         <w:rPr>
           <w:sz w:val="22"/>
         </w:rPr>
-        <w:t>Lưu → Redirect về SalesOrderDetailPage. Status=draft.</w:t>
+        <w:t>Click **+ Thêm SP** (dashed button) → row 2: Grade=SVR 3L, Tấn=50, $/tấn=1700, KG/bành=35, Bành/cont=600.</w:t>
       </w:r>
     </w:p>
     <w:p>
@@ -2197,7 +2316,7 @@
           <w:i/>
           <w:sz w:val="20"/>
         </w:rPr>
-        <w:t>Code auto-generated dạng SO-2026-XXXX. Timeline status hiện "Bản nháp".</w:t>
+        <w:t>Row mới thêm. Tổng tự cộng dồn. Delete button (X) hiện ở mỗi row (vì &gt;1 item).</w:t>
       </w:r>
     </w:p>
     <w:p>
@@ -2214,16 +2333,16 @@
       <w:r>
         <w:rPr>
           <w:b/>
-          <w:color w:val="555555"/>
+          <w:color w:val="D47A17"/>
           <w:sz w:val="22"/>
         </w:rPr>
-        <w:t xml:space="preserve">[SQL] </w:t>
+        <w:t xml:space="preserve">[Kinh doanh] </w:t>
       </w:r>
       <w:r>
         <w:rPr>
           <w:sz w:val="22"/>
         </w:rPr>
-        <w:t>SELECT code, status, total_value_usd FROM sales_orders WHERE customer_id=(SELECT id FROM sales_customers WHERE code='KH-TEST-001') ORDER BY created_at DESC LIMIT 1;</w:t>
+        <w:t>Card **Điều khoản &amp; Ngân hàng**: Incoterm=FOB, Ngày giao=60 ngày sau, Cảng xếp (POL)=Cát Lái, Cảng đích="Yokohama", Shipment Time="Within 45 days from L/C date".</w:t>
       </w:r>
     </w:p>
     <w:p>
@@ -2244,7 +2363,7 @@
           <w:i/>
           <w:sz w:val="20"/>
         </w:rPr>
-        <w:t>total_value_usd = 150.000 (computed đúng). status=draft.</w:t>
+        <w:t>Dropdown POL có PORT_OF_LOADING_OPTIONS. Shipment Time là free-text.</w:t>
       </w:r>
     </w:p>
     <w:p>
@@ -2270,7 +2389,7 @@
         <w:rPr>
           <w:sz w:val="22"/>
         </w:rPr>
-        <w:t>Thử paste DevTools: set status="RANDOM" qua API.</w:t>
+        <w:t>Ghi chú thanh toán (TextArea)="L/C at sight, VCB confirming bank". Hoa hồng (%)=1.5. Hoa hồng USD/MT disabled khi % &gt; 0.</w:t>
       </w:r>
     </w:p>
     <w:p>
@@ -2291,7 +2410,7 @@
           <w:i/>
           <w:sz w:val="20"/>
         </w:rPr>
-        <w:t>BỊ BLOCK 400 — CHECK chk_sales_orders_status (Sprint Q). Chỉ cho (draft/confirmed/producing/ready/packing/shipped/delivered/invoiced/paid/cancelled).</w:t>
+        <w:t>Tooltip hoa hồng hiện "Dùng % HOẶC USD/MT, không dùng cả hai".</w:t>
       </w:r>
     </w:p>
     <w:p>
@@ -2317,7 +2436,7 @@
         <w:rPr>
           <w:sz w:val="22"/>
         </w:rPr>
-        <w:t>Thử packing_type="random_value".</w:t>
+        <w:t>Ngân hàng=VCB → auto-fill Số tài khoản=0071001046372, SWIFT=BFTVVNVX (fontFamily monospace).</w:t>
       </w:r>
     </w:p>
     <w:p>
@@ -2338,7 +2457,289 @@
           <w:i/>
           <w:sz w:val="20"/>
         </w:rPr>
-        <w:t>BỊ BLOCK 400 — CHECK chk_sales_orders_packing_type. Cho loose_bale/sw_pallet/wooden_pallet/...</w:t>
+        <w:t>Fields auto-fill.</w:t>
+      </w:r>
+    </w:p>
+    <w:p>
+      <w:pPr>
+        <w:spacing w:before="80" w:after="40"/>
+      </w:pPr>
+      <w:r>
+        <w:rPr>
+          <w:b/>
+          <w:sz w:val="22"/>
+        </w:rPr>
+        <w:t xml:space="preserve">  Bước 8. </w:t>
+      </w:r>
+      <w:r>
+        <w:rPr>
+          <w:b/>
+          <w:color w:val="D47A17"/>
+          <w:sz w:val="22"/>
+        </w:rPr>
+        <w:t xml:space="preserve">[Kinh doanh] </w:t>
+      </w:r>
+      <w:r>
+        <w:rPr>
+          <w:sz w:val="22"/>
+        </w:rPr>
+        <w:t>Sidebar phải hiện Card **Thông tin khách hàng** + **Tự động tính toán** (gradient xanh).</w:t>
+      </w:r>
+    </w:p>
+    <w:p>
+      <w:pPr>
+        <w:spacing w:after="80"/>
+        <w:ind w:left="680"/>
+      </w:pPr>
+      <w:r>
+        <w:rPr>
+          <w:i/>
+          <w:color w:val="2E7D32"/>
+          <w:sz w:val="20"/>
+        </w:rPr>
+        <w:t xml:space="preserve">→ Kỳ vọng: </w:t>
+      </w:r>
+      <w:r>
+        <w:rPr>
+          <w:i/>
+          <w:sz w:val="20"/>
+        </w:rPr>
+        <w:t>Tự động tính: Tổng bành · Số container (20ft) · Giá trị USD · Hoa hồng — số đầy đủ đơn vị.</w:t>
+      </w:r>
+    </w:p>
+    <w:p>
+      <w:pPr>
+        <w:spacing w:before="80" w:after="40"/>
+      </w:pPr>
+      <w:r>
+        <w:rPr>
+          <w:b/>
+          <w:sz w:val="22"/>
+        </w:rPr>
+        <w:t xml:space="preserve">  Bước 9. </w:t>
+      </w:r>
+      <w:r>
+        <w:rPr>
+          <w:b/>
+          <w:color w:val="D47A17"/>
+          <w:sz w:val="22"/>
+        </w:rPr>
+        <w:t xml:space="preserve">[Kinh doanh] </w:t>
+      </w:r>
+      <w:r>
+        <w:rPr>
+          <w:sz w:val="22"/>
+        </w:rPr>
+        <w:t>Click **Tiếp theo** → Step 2 **Xác nhận đơn hàng**.</w:t>
+      </w:r>
+    </w:p>
+    <w:p>
+      <w:pPr>
+        <w:spacing w:after="80"/>
+        <w:ind w:left="680"/>
+      </w:pPr>
+      <w:r>
+        <w:rPr>
+          <w:i/>
+          <w:color w:val="2E7D32"/>
+          <w:sz w:val="20"/>
+        </w:rPr>
+        <w:t xml:space="preserve">→ Kỳ vọng: </w:t>
+      </w:r>
+      <w:r>
+        <w:rPr>
+          <w:i/>
+          <w:sz w:val="20"/>
+        </w:rPr>
+        <w:t>Descriptions bordered 2 cột hiện full 17 field: Khách hàng · Grade · PO# KH · Số lượng · Đơn giá · Giá trị USD · Hoa hồng · Tổng bành · Container · Incoterm · Cảng xếp hàng · Cảng đích · Ngày giao · Thanh toán · Số L/C · Đóng gói · KL bành.</w:t>
+      </w:r>
+    </w:p>
+    <w:p>
+      <w:pPr>
+        <w:spacing w:before="80" w:after="40"/>
+      </w:pPr>
+      <w:r>
+        <w:rPr>
+          <w:b/>
+          <w:sz w:val="22"/>
+        </w:rPr>
+        <w:t xml:space="preserve">  Bước 10. </w:t>
+      </w:r>
+      <w:r>
+        <w:rPr>
+          <w:b/>
+          <w:color w:val="D47A17"/>
+          <w:sz w:val="22"/>
+        </w:rPr>
+        <w:t xml:space="preserve">[Kinh doanh] </w:t>
+      </w:r>
+      <w:r>
+        <w:rPr>
+          <w:sz w:val="22"/>
+        </w:rPr>
+        <w:t>Divider **Chỉ tiêu kỹ thuật (tự động từ Grade, sửa nếu cần)**: DRC min/max, Moisture, Dirt, Ash, N₂, Volatile, PRI min, Mooney, Color — 10 fields hiện.</w:t>
+      </w:r>
+    </w:p>
+    <w:p>
+      <w:pPr>
+        <w:spacing w:after="80"/>
+        <w:ind w:left="680"/>
+      </w:pPr>
+      <w:r>
+        <w:rPr>
+          <w:i/>
+          <w:color w:val="2E7D32"/>
+          <w:sz w:val="20"/>
+        </w:rPr>
+        <w:t xml:space="preserve">→ Kỳ vọng: </w:t>
+      </w:r>
+      <w:r>
+        <w:rPr>
+          <w:i/>
+          <w:sz w:val="20"/>
+        </w:rPr>
+        <w:t>Auto-fill theo Grade. Editable. Required nếu grade yêu cầu.</w:t>
+      </w:r>
+    </w:p>
+    <w:p>
+      <w:pPr>
+        <w:spacing w:before="80" w:after="40"/>
+      </w:pPr>
+      <w:r>
+        <w:rPr>
+          <w:b/>
+          <w:sz w:val="22"/>
+        </w:rPr>
+        <w:t xml:space="preserve">  Bước 11. </w:t>
+      </w:r>
+      <w:r>
+        <w:rPr>
+          <w:b/>
+          <w:color w:val="D47A17"/>
+          <w:sz w:val="22"/>
+        </w:rPr>
+        <w:t xml:space="preserve">[Kinh doanh] </w:t>
+      </w:r>
+      <w:r>
+        <w:rPr>
+          <w:sz w:val="22"/>
+        </w:rPr>
+        <w:t>Card **Ghi chú** (TextArea 6 rows) — điền free-text. Click **Lưu nháp** (SaveOutlined, block).</w:t>
+      </w:r>
+    </w:p>
+    <w:p>
+      <w:pPr>
+        <w:spacing w:after="80"/>
+        <w:ind w:left="680"/>
+      </w:pPr>
+      <w:r>
+        <w:rPr>
+          <w:i/>
+          <w:color w:val="2E7D32"/>
+          <w:sz w:val="20"/>
+        </w:rPr>
+        <w:t xml:space="preserve">→ Kỳ vọng: </w:t>
+      </w:r>
+      <w:r>
+        <w:rPr>
+          <w:i/>
+          <w:sz w:val="20"/>
+        </w:rPr>
+        <w:t>Order lưu status=draft. Redirect về SalesOrderDetailPage. Code tự sinh dạng SO-2026-XXXX.</w:t>
+      </w:r>
+    </w:p>
+    <w:p>
+      <w:pPr>
+        <w:spacing w:before="80" w:after="40"/>
+      </w:pPr>
+      <w:r>
+        <w:rPr>
+          <w:b/>
+          <w:sz w:val="22"/>
+        </w:rPr>
+        <w:t xml:space="preserve">  Bước 12. </w:t>
+      </w:r>
+      <w:r>
+        <w:rPr>
+          <w:b/>
+          <w:color w:val="D47A17"/>
+          <w:sz w:val="22"/>
+        </w:rPr>
+        <w:t xml:space="preserve">[Kinh doanh] </w:t>
+      </w:r>
+      <w:r>
+        <w:rPr>
+          <w:sz w:val="22"/>
+        </w:rPr>
+        <w:t>Tạo lại order khác → chọn **Xác nhận đơn hàng** (CheckCircleOutlined, primary) thay vì Lưu nháp.</w:t>
+      </w:r>
+    </w:p>
+    <w:p>
+      <w:pPr>
+        <w:spacing w:after="80"/>
+        <w:ind w:left="680"/>
+      </w:pPr>
+      <w:r>
+        <w:rPr>
+          <w:i/>
+          <w:color w:val="2E7D32"/>
+          <w:sz w:val="20"/>
+        </w:rPr>
+        <w:t xml:space="preserve">→ Kỳ vọng: </w:t>
+      </w:r>
+      <w:r>
+        <w:rPr>
+          <w:i/>
+          <w:sz w:val="20"/>
+        </w:rPr>
+        <w:t>Order lưu status=confirmed luôn. confirmed_at + confirmed_by set.</w:t>
+      </w:r>
+    </w:p>
+    <w:p>
+      <w:pPr>
+        <w:spacing w:before="80" w:after="40"/>
+      </w:pPr>
+      <w:r>
+        <w:rPr>
+          <w:b/>
+          <w:sz w:val="22"/>
+        </w:rPr>
+        <w:t xml:space="preserve">  Bước 13. </w:t>
+      </w:r>
+      <w:r>
+        <w:rPr>
+          <w:b/>
+          <w:color w:val="D47A17"/>
+          <w:sz w:val="22"/>
+        </w:rPr>
+        <w:t xml:space="preserve">[Kinh doanh] </w:t>
+      </w:r>
+      <w:r>
+        <w:rPr>
+          <w:sz w:val="22"/>
+        </w:rPr>
+        <w:t>Thử paste DevTools status="RANDOM_VAL" qua PATCH API.</w:t>
+      </w:r>
+    </w:p>
+    <w:p>
+      <w:pPr>
+        <w:spacing w:after="80"/>
+        <w:ind w:left="680"/>
+      </w:pPr>
+      <w:r>
+        <w:rPr>
+          <w:i/>
+          <w:color w:val="2E7D32"/>
+          <w:sz w:val="20"/>
+        </w:rPr>
+        <w:t xml:space="preserve">→ Kỳ vọng: </w:t>
+      </w:r>
+      <w:r>
+        <w:rPr>
+          <w:i/>
+          <w:sz w:val="20"/>
+        </w:rPr>
+        <w:t>BỊ BLOCK 400 — CHECK chk_sales_orders_status (Sprint Q): chỉ draft/confirmed/producing/ready/packing/shipped/delivered/invoiced/paid/cancelled.</w:t>
       </w:r>
     </w:p>
     <w:p>
@@ -2369,7 +2770,7 @@
         <w:ind w:left="283"/>
       </w:pPr>
       <w:r>
-        <w:t>Code auto-generate đúng format</w:t>
+        <w:t>2-step wizard hoạt động</w:t>
       </w:r>
     </w:p>
     <w:p>
@@ -2378,7 +2779,7 @@
         <w:ind w:left="283"/>
       </w:pPr>
       <w:r>
-        <w:t>total_value_usd computed đúng qty*price</w:t>
+        <w:t>Multi-item row expandable</w:t>
       </w:r>
     </w:p>
     <w:p>
@@ -2387,7 +2788,25 @@
         <w:ind w:left="283"/>
       </w:pPr>
       <w:r>
-        <w:t>CHECK constraint Sprint Q block invalid status/packing_type</w:t>
+        <w:t>Auto-compute sidebar đúng (bành + container + USD)</w:t>
+      </w:r>
+    </w:p>
+    <w:p>
+      <w:pPr>
+        <w:pStyle w:val="ListBullet"/>
+        <w:ind w:left="283"/>
+      </w:pPr>
+      <w:r>
+        <w:t>Hoa hồng disable cross-field</w:t>
+      </w:r>
+    </w:p>
+    <w:p>
+      <w:pPr>
+        <w:pStyle w:val="ListBullet"/>
+        <w:ind w:left="283"/>
+      </w:pPr>
+      <w:r>
+        <w:t>CHECK status block invalid</w:t>
       </w:r>
     </w:p>
     <w:p>
@@ -2405,7 +2824,7 @@
         <w:ind w:left="283"/>
       </w:pPr>
       <w:r>
-        <w:t>Status=RANDOM không bị reject</w:t>
+        <w:t>Bỏ bước confirm trực tiếp nhảy paid</w:t>
       </w:r>
     </w:p>
     <w:p>
@@ -2414,7 +2833,16 @@
         <w:ind w:left="283"/>
       </w:pPr>
       <w:r>
-        <w:t>LC expiry cho phép &lt; today</w:t>
+        <w:t>Status RANDOM qua được</w:t>
+      </w:r>
+    </w:p>
+    <w:p>
+      <w:pPr>
+        <w:pStyle w:val="ListBullet"/>
+        <w:ind w:left="283"/>
+      </w:pPr>
+      <w:r>
+        <w:t>Auto-compute sai</w:t>
       </w:r>
     </w:p>
     <w:p>
@@ -2432,7 +2860,7 @@
           <w:color w:val="1B4D3E"/>
           <w:sz w:val="28"/>
         </w:rPr>
-        <w:t>Scenario 3 — Lifecycle đơn hàng đầy đủ 10 statuses</w:t>
+        <w:t>Scenario 3 — Lifecycle 9 status + 6 tab chi tiết</w:t>
       </w:r>
     </w:p>
     <w:tbl>
@@ -2471,7 +2899,7 @@
                 <w:b/>
                 <w:sz w:val="20"/>
               </w:rPr>
-              <w:t>Thời gian: 60 phút</w:t>
+              <w:t>Thời gian: 75 phút</w:t>
             </w:r>
           </w:p>
         </w:tc>
@@ -2510,7 +2938,7 @@
         <w:ind w:left="283"/>
       </w:pPr>
       <w:r>
-        <w:t>Sales order đã tạo ở Scenario 2 status=draft</w:t>
+        <w:t>Order từ Scenario 2 status=draft</w:t>
       </w:r>
     </w:p>
     <w:p>
@@ -2519,7 +2947,16 @@
         <w:ind w:left="283"/>
       </w:pPr>
       <w:r>
-        <w:t>Có 4 tài khoản sẵn sàng (sale/production/logistics/accounting)</w:t>
+        <w:t>Mở SalesOrderDetailPage — 6 tab: **Thông tin · Hợp đồng · Sản xuất · Vận chuyển · Tài chính · Checklist Tài liệu**</w:t>
+      </w:r>
+    </w:p>
+    <w:p>
+      <w:pPr>
+        <w:pStyle w:val="ListBullet"/>
+        <w:ind w:left="283"/>
+      </w:pPr>
+      <w:r>
+        <w:t>Timeline status: draft → confirmed → producing → ready → packing → shipped → delivered → invoiced → paid</w:t>
       </w:r>
     </w:p>
     <w:p>
@@ -2558,7 +2995,7 @@
         <w:rPr>
           <w:sz w:val="22"/>
         </w:rPr>
-        <w:t>Mở SalesOrderDetailPage → Tab Hợp đồng → kiểm review contract draft → Submit "Xác nhận đơn hàng".</w:t>
+        <w:t>Tab **Hợp đồng** (ContractTab) view mode → Descriptions 17 field. Header nút **Chỉnh sửa** (Edit icon) — chỉ enable khi status=draft.</w:t>
       </w:r>
     </w:p>
     <w:p>
@@ -2579,7 +3016,7 @@
           <w:i/>
           <w:sz w:val="20"/>
         </w:rPr>
-        <w:t>Status draft → confirmed. confirmed_at = NOW(). confirmed_by = user_id.</w:t>
+        <w:t>Edit form fields: customer_po, quantity_tons, unit_price, incoterm, payment_terms, port_of_loading, port_of_destination, delivery_date, contract_date, bale_weight_kg, bales_per_container, packing_type, commission_pct, commission_usd_per_mt, bank info, contract_no, notes.</w:t>
       </w:r>
     </w:p>
     <w:p>
@@ -2592,6 +3029,100 @@
           <w:sz w:val="22"/>
         </w:rPr>
         <w:t xml:space="preserve">  Bước 2. </w:t>
+      </w:r>
+      <w:r>
+        <w:rPr>
+          <w:b/>
+          <w:color w:val="D47A17"/>
+          <w:sz w:val="22"/>
+        </w:rPr>
+        <w:t xml:space="preserve">[Kinh doanh] </w:t>
+      </w:r>
+      <w:r>
+        <w:rPr>
+          <w:sz w:val="22"/>
+        </w:rPr>
+        <w:t>Tab **Hợp đồng** edit mode → sửa quantity_tons=110 → nút **Lưu** (SaveOutlined, background #d48806).</w:t>
+      </w:r>
+    </w:p>
+    <w:p>
+      <w:pPr>
+        <w:spacing w:after="80"/>
+        <w:ind w:left="680"/>
+      </w:pPr>
+      <w:r>
+        <w:rPr>
+          <w:i/>
+          <w:color w:val="2E7D32"/>
+          <w:sz w:val="20"/>
+        </w:rPr>
+        <w:t xml:space="preserve">→ Kỳ vọng: </w:t>
+      </w:r>
+      <w:r>
+        <w:rPr>
+          <w:i/>
+          <w:sz w:val="20"/>
+        </w:rPr>
+        <w:t>Lưu OK. View mode refresh. Nút **Hủy** (cancel icon) hiện bên cạnh Lưu trong edit mode.</w:t>
+      </w:r>
+    </w:p>
+    <w:p>
+      <w:pPr>
+        <w:spacing w:before="80" w:after="40"/>
+      </w:pPr>
+      <w:r>
+        <w:rPr>
+          <w:b/>
+          <w:sz w:val="22"/>
+        </w:rPr>
+        <w:t xml:space="preserve">  Bước 3. </w:t>
+      </w:r>
+      <w:r>
+        <w:rPr>
+          <w:b/>
+          <w:color w:val="D47A17"/>
+          <w:sz w:val="22"/>
+        </w:rPr>
+        <w:t xml:space="preserve">[Kinh doanh] </w:t>
+      </w:r>
+      <w:r>
+        <w:rPr>
+          <w:sz w:val="22"/>
+        </w:rPr>
+        <w:t>OrderActionButtons → **Xác nhận đơn hàng**.</w:t>
+      </w:r>
+    </w:p>
+    <w:p>
+      <w:pPr>
+        <w:spacing w:after="80"/>
+        <w:ind w:left="680"/>
+      </w:pPr>
+      <w:r>
+        <w:rPr>
+          <w:i/>
+          <w:color w:val="2E7D32"/>
+          <w:sz w:val="20"/>
+        </w:rPr>
+        <w:t xml:space="preserve">→ Kỳ vọng: </w:t>
+      </w:r>
+      <w:r>
+        <w:rPr>
+          <w:i/>
+          <w:sz w:val="20"/>
+        </w:rPr>
+        <w:t>Status draft → confirmed. Timeline stage "Đã xác nhận" active. confirmed_at = NOW().</w:t>
+      </w:r>
+    </w:p>
+    <w:p>
+      <w:pPr>
+        <w:spacing w:before="80" w:after="40"/>
+      </w:pPr>
+      <w:r>
+        <w:rPr>
+          <w:b/>
+          <w:sz w:val="22"/>
+        </w:rPr>
+        <w:t xml:space="preserve">  Bước 4. </w:t>
       </w:r>
       <w:r>
         <w:rPr>
@@ -2605,7 +3136,7 @@
         <w:rPr>
           <w:sz w:val="22"/>
         </w:rPr>
-        <w:t>Đổi role=production → mở order → Tab Sản xuất → link Lệnh Sản xuất (MTO) HOẶC pick từ kho (MTS).</w:t>
+        <w:t>Login role=production → Tab **Sản xuất** (ProductionTab). Section **Ngày sẵn sàng** → DatePicker → **Lưu ngày sẵn sàng** (SaveOutlined).</w:t>
       </w:r>
     </w:p>
     <w:p>
@@ -2626,7 +3157,7 @@
           <w:i/>
           <w:sz w:val="20"/>
         </w:rPr>
-        <w:t>Status confirmed → producing. production_order_id được set (MTO) hoặc stock_allocations được tạo (MTS).</w:t>
+        <w:t>ready_date được set. Status confirmed → producing (nếu action có bump).</w:t>
       </w:r>
     </w:p>
     <w:p>
@@ -2638,7 +3169,7 @@
           <w:b/>
           <w:sz w:val="22"/>
         </w:rPr>
-        <w:t xml:space="preserve">  Bước 3. </w:t>
+        <w:t xml:space="preserve">  Bước 5. </w:t>
       </w:r>
       <w:r>
         <w:rPr>
@@ -2652,7 +3183,7 @@
         <w:rPr>
           <w:sz w:val="22"/>
         </w:rPr>
-        <w:t>Khi sản xuất xong → nút "Sẵn sàng giao" → status producing → ready.</w:t>
+        <w:t>Section **Tiến độ sản xuất** → link Lệnh sản xuất hoặc Stock Picker section → **Phân bổ bành tự động** (ThunderboltOutlined).</w:t>
       </w:r>
     </w:p>
     <w:p>
@@ -2673,7 +3204,7 @@
           <w:i/>
           <w:sz w:val="20"/>
         </w:rPr>
-        <w:t>Status thay đổi. Trigger fire nếu có.</w:t>
+        <w:t>production_order_id set (MTO) hoặc sales_order_stock_allocations tạo (MTS).</w:t>
       </w:r>
     </w:p>
     <w:p>
@@ -2685,7 +3216,101 @@
           <w:b/>
           <w:sz w:val="22"/>
         </w:rPr>
-        <w:t xml:space="preserve">  Bước 4. </w:t>
+        <w:t xml:space="preserve">  Bước 6. </w:t>
+      </w:r>
+      <w:r>
+        <w:rPr>
+          <w:b/>
+          <w:color w:val="713F12"/>
+          <w:sz w:val="22"/>
+        </w:rPr>
+        <w:t xml:space="preserve">[Sản xuất] </w:t>
+      </w:r>
+      <w:r>
+        <w:rPr>
+          <w:sz w:val="22"/>
+        </w:rPr>
+        <w:t>Section **Container** → nút **+ Thêm container** (dashed, PlusOutlined).</w:t>
+      </w:r>
+    </w:p>
+    <w:p>
+      <w:pPr>
+        <w:spacing w:after="80"/>
+        <w:ind w:left="680"/>
+      </w:pPr>
+      <w:r>
+        <w:rPr>
+          <w:i/>
+          <w:color w:val="2E7D32"/>
+          <w:sz w:val="20"/>
+        </w:rPr>
+        <w:t xml:space="preserve">→ Kỳ vọng: </w:t>
+      </w:r>
+      <w:r>
+        <w:rPr>
+          <w:i/>
+          <w:sz w:val="20"/>
+        </w:rPr>
+        <w:t>Modal mở: container_no, seal_no, container_type (auto từ order), bale_count, net_weight_kg (auto từ bale×weight). Nút **Thêm** / **Hủy**.</w:t>
+      </w:r>
+    </w:p>
+    <w:p>
+      <w:pPr>
+        <w:spacing w:before="80" w:after="40"/>
+      </w:pPr>
+      <w:r>
+        <w:rPr>
+          <w:b/>
+          <w:sz w:val="22"/>
+        </w:rPr>
+        <w:t xml:space="preserve">  Bước 7. </w:t>
+      </w:r>
+      <w:r>
+        <w:rPr>
+          <w:b/>
+          <w:color w:val="713F12"/>
+          <w:sz w:val="22"/>
+        </w:rPr>
+        <w:t xml:space="preserve">[Sản xuất] </w:t>
+      </w:r>
+      <w:r>
+        <w:rPr>
+          <w:sz w:val="22"/>
+        </w:rPr>
+        <w:t>Khi sản xuất xong → OrderActionButtons → "Sẵn sàng giao".</w:t>
+      </w:r>
+    </w:p>
+    <w:p>
+      <w:pPr>
+        <w:spacing w:after="80"/>
+        <w:ind w:left="680"/>
+      </w:pPr>
+      <w:r>
+        <w:rPr>
+          <w:i/>
+          <w:color w:val="2E7D32"/>
+          <w:sz w:val="20"/>
+        </w:rPr>
+        <w:t xml:space="preserve">→ Kỳ vọng: </w:t>
+      </w:r>
+      <w:r>
+        <w:rPr>
+          <w:i/>
+          <w:sz w:val="20"/>
+        </w:rPr>
+        <w:t>Status producing → ready.</w:t>
+      </w:r>
+    </w:p>
+    <w:p>
+      <w:pPr>
+        <w:spacing w:before="80" w:after="40"/>
+      </w:pPr>
+      <w:r>
+        <w:rPr>
+          <w:b/>
+          <w:sz w:val="22"/>
+        </w:rPr>
+        <w:t xml:space="preserve">  Bước 8. </w:t>
       </w:r>
       <w:r>
         <w:rPr>
@@ -2699,7 +3324,7 @@
         <w:rPr>
           <w:sz w:val="22"/>
         </w:rPr>
-        <w:t>Đổi role=logistics → Tab Giao hàng → tạo Container Packing → pick batch từ stock_batches → phân vào container.</w:t>
+        <w:t>Login role=logistics → Tab **Vận chuyển** (ShippingTab) view → nút **Chỉnh sửa**. Edit mode có 4 Section: **Booking &amp; Tàu**, **L/C**, **Đặt cọc**, **Chiết khấu**.</w:t>
       </w:r>
     </w:p>
     <w:p>
@@ -2720,7 +3345,7 @@
           <w:i/>
           <w:sz w:val="20"/>
         </w:rPr>
-        <w:t>Status ready → packing. Container tạo với bale_count được sync auto từ items (Sprint Q trg_sync_container_bale_count).</w:t>
+        <w:t>Section Booking: shipping_line, vessel_name, voyage, booking_reference, bl_number, bl_type (Original/Telex Release/Surrendered), ETD, ETA, cutoff_date, DHL. Section L/C: lc_number, lc_bank, lc_expiry (có warning ≤7 ngày), lc_amount.</w:t>
       </w:r>
     </w:p>
     <w:p>
@@ -2732,7 +3357,7 @@
           <w:b/>
           <w:sz w:val="22"/>
         </w:rPr>
-        <w:t xml:space="preserve">  Bước 5. </w:t>
+        <w:t xml:space="preserve">  Bước 9. </w:t>
       </w:r>
       <w:r>
         <w:rPr>
@@ -2746,7 +3371,7 @@
         <w:rPr>
           <w:sz w:val="22"/>
         </w:rPr>
-        <w:t>Khi đóng xong → nhập seal_no → nút "Sealed" → container status=packed → sealed.</w:t>
+        <w:t>Điền Section Booking → Lưu.</w:t>
       </w:r>
     </w:p>
     <w:p>
@@ -2767,7 +3392,7 @@
           <w:i/>
           <w:sz w:val="20"/>
         </w:rPr>
-        <w:t>Sealed_at set. Có thể tạo BL.</w:t>
+        <w:t>Status ready → packing (nếu action tương ứng).</w:t>
       </w:r>
     </w:p>
     <w:p>
@@ -2779,7 +3404,7 @@
           <w:b/>
           <w:sz w:val="22"/>
         </w:rPr>
-        <w:t xml:space="preserve">  Bước 6. </w:t>
+        <w:t xml:space="preserve">  Bước 10. </w:t>
       </w:r>
       <w:r>
         <w:rPr>
@@ -2793,7 +3418,7 @@
         <w:rPr>
           <w:sz w:val="22"/>
         </w:rPr>
-        <w:t>Khi hàng xuống tàu → nút "Đã giao" → order status packing → shipped.</w:t>
+        <w:t>Vào Container Packing page (hoặc trong tab) → tạo container → **Seal Container** modal (LockOutlined) → điền seal_no (required) → **Seal**.</w:t>
       </w:r>
     </w:p>
     <w:p>
@@ -2814,7 +3439,7 @@
           <w:i/>
           <w:sz w:val="20"/>
         </w:rPr>
-        <w:t>shipped_at = NOW(). Thông báo auto cho kế toán.</w:t>
+        <w:t>Container status planning → packing → packed → sealed. sealed_at set.</w:t>
       </w:r>
     </w:p>
     <w:p>
@@ -2826,7 +3451,7 @@
           <w:b/>
           <w:sz w:val="22"/>
         </w:rPr>
-        <w:t xml:space="preserve">  Bước 7. </w:t>
+        <w:t xml:space="preserve">  Bước 11. </w:t>
       </w:r>
       <w:r>
         <w:rPr>
@@ -2840,7 +3465,7 @@
         <w:rPr>
           <w:sz w:val="22"/>
         </w:rPr>
-        <w:t>Khi container tới cảng đích → status shipped → delivered.</w:t>
+        <w:t>OrderActionButtons → "Đã xuất hàng" (khi container đầy trên tàu).</w:t>
       </w:r>
     </w:p>
     <w:p>
@@ -2861,7 +3486,7 @@
           <w:i/>
           <w:sz w:val="20"/>
         </w:rPr>
-        <w:t>delivered_at set.</w:t>
+        <w:t>Status packing → shipped. shipped_at set.</w:t>
       </w:r>
     </w:p>
     <w:p>
@@ -2873,7 +3498,54 @@
           <w:b/>
           <w:sz w:val="22"/>
         </w:rPr>
-        <w:t xml:space="preserve">  Bước 8. </w:t>
+        <w:t xml:space="preserve">  Bước 12. </w:t>
+      </w:r>
+      <w:r>
+        <w:rPr>
+          <w:b/>
+          <w:color w:val="106EBE"/>
+          <w:sz w:val="22"/>
+        </w:rPr>
+        <w:t xml:space="preserve">[Hậu cần] </w:t>
+      </w:r>
+      <w:r>
+        <w:rPr>
+          <w:sz w:val="22"/>
+        </w:rPr>
+        <w:t>Khi container tới cảng → action "Đã giao".</w:t>
+      </w:r>
+    </w:p>
+    <w:p>
+      <w:pPr>
+        <w:spacing w:after="80"/>
+        <w:ind w:left="680"/>
+      </w:pPr>
+      <w:r>
+        <w:rPr>
+          <w:i/>
+          <w:color w:val="2E7D32"/>
+          <w:sz w:val="20"/>
+        </w:rPr>
+        <w:t xml:space="preserve">→ Kỳ vọng: </w:t>
+      </w:r>
+      <w:r>
+        <w:rPr>
+          <w:i/>
+          <w:sz w:val="20"/>
+        </w:rPr>
+        <w:t>Status shipped → delivered. delivered_at set.</w:t>
+      </w:r>
+    </w:p>
+    <w:p>
+      <w:pPr>
+        <w:spacing w:before="80" w:after="40"/>
+      </w:pPr>
+      <w:r>
+        <w:rPr>
+          <w:b/>
+          <w:sz w:val="22"/>
+        </w:rPr>
+        <w:t xml:space="preserve">  Bước 13. </w:t>
       </w:r>
       <w:r>
         <w:rPr>
@@ -2887,7 +3559,7 @@
         <w:rPr>
           <w:sz w:val="22"/>
         </w:rPr>
-        <w:t>Đổi role=accounting → Tab Tài chính → tạo Invoice.</w:t>
+        <w:t>Login role=accounting → Tab **Tài chính** (FinanceTabV4) view → **Chỉnh sửa**. Edit mode 2 Section: **Tỷ giá** · **Thanh toán**.</w:t>
       </w:r>
     </w:p>
     <w:p>
@@ -2908,7 +3580,7 @@
           <w:i/>
           <w:sz w:val="20"/>
         </w:rPr>
-        <w:t>sales_invoice record tạo. Status delivered → invoiced. invoice_generated=true.</w:t>
+        <w:t>Section Tỷ giá: exchange_rate placeholder "VD: 25,400" (step 100), discount_exchange_rate.</w:t>
       </w:r>
     </w:p>
     <w:p>
@@ -2920,7 +3592,7 @@
           <w:b/>
           <w:sz w:val="22"/>
         </w:rPr>
-        <w:t xml:space="preserve">  Bước 9. </w:t>
+        <w:t xml:space="preserve">  Bước 14. </w:t>
       </w:r>
       <w:r>
         <w:rPr>
@@ -2934,7 +3606,7 @@
         <w:rPr>
           <w:sz w:val="22"/>
         </w:rPr>
-        <w:t>Tab Payments → Thêm payment: payment_type=deposit, amount=30.000 USD.</w:t>
+        <w:t>Section Thanh toán: payment_status dropdown "Chưa TT / TT một phần / Đã TT đủ", payment_received_date, actual_payment_amount, bank_charges, bank_name. **Lưu** (background #cf1322).</w:t>
       </w:r>
     </w:p>
     <w:p>
@@ -2955,7 +3627,7 @@
           <w:i/>
           <w:sz w:val="20"/>
         </w:rPr>
-        <w:t>Payment lưu. Trigger Sprint Q trg_sop_sync_order TỰ update: actual_payment_amount=30.000, payment_status=partial.</w:t>
+        <w:t>Lưu OK. View mode hiện Descriptions 9 field.</w:t>
       </w:r>
     </w:p>
     <w:p>
@@ -2967,7 +3639,7 @@
           <w:b/>
           <w:sz w:val="22"/>
         </w:rPr>
-        <w:t xml:space="preserve">  Bước 10. </w:t>
+        <w:t xml:space="preserve">  Bước 15. </w:t>
       </w:r>
       <w:r>
         <w:rPr>
@@ -2981,7 +3653,7 @@
         <w:rPr>
           <w:sz w:val="22"/>
         </w:rPr>
-        <w:t>Thêm payment: payment_type=final, amount=120.000 USD (total 150k = full).</w:t>
+        <w:t>Generate Invoice (OrderActionButtons).</w:t>
       </w:r>
     </w:p>
     <w:p>
@@ -3002,7 +3674,7 @@
           <w:i/>
           <w:sz w:val="20"/>
         </w:rPr>
-        <w:t>Trigger update: actual_payment_amount=150.000, payment_status=paid. App-layer bump order.status invoiced → paid.</w:t>
+        <w:t>Status delivered → invoiced. invoice_generated=true.</w:t>
       </w:r>
     </w:p>
     <w:p>
@@ -3014,7 +3686,54 @@
           <w:b/>
           <w:sz w:val="22"/>
         </w:rPr>
-        <w:t xml:space="preserve">  Bước 11. </w:t>
+        <w:t xml:space="preserve">  Bước 16. </w:t>
+      </w:r>
+      <w:r>
+        <w:rPr>
+          <w:b/>
+          <w:color w:val="721B6E"/>
+          <w:sz w:val="22"/>
+        </w:rPr>
+        <w:t xml:space="preserve">[Kế toán] </w:t>
+      </w:r>
+      <w:r>
+        <w:rPr>
+          <w:sz w:val="22"/>
+        </w:rPr>
+        <w:t>Tab **Tài chính** → section **Payment History** → nút **Thêm** → điền amount=150000, payment_type=final, payment_date=today, currency=USD.</w:t>
+      </w:r>
+    </w:p>
+    <w:p>
+      <w:pPr>
+        <w:spacing w:after="80"/>
+        <w:ind w:left="680"/>
+      </w:pPr>
+      <w:r>
+        <w:rPr>
+          <w:i/>
+          <w:color w:val="2E7D32"/>
+          <w:sz w:val="20"/>
+        </w:rPr>
+        <w:t xml:space="preserve">→ Kỳ vọng: </w:t>
+      </w:r>
+      <w:r>
+        <w:rPr>
+          <w:i/>
+          <w:sz w:val="20"/>
+        </w:rPr>
+        <w:t>Trigger Sprint Q fire. actual_payment_amount=150.000, payment_status tự cập nhật "Đã TT đủ". App-layer bump order.status → paid.</w:t>
+      </w:r>
+    </w:p>
+    <w:p>
+      <w:pPr>
+        <w:spacing w:before="80" w:after="40"/>
+      </w:pPr>
+      <w:r>
+        <w:rPr>
+          <w:b/>
+          <w:sz w:val="22"/>
+        </w:rPr>
+        <w:t xml:space="preserve">  Bước 17. </w:t>
       </w:r>
       <w:r>
         <w:rPr>
@@ -3028,7 +3747,7 @@
         <w:rPr>
           <w:sz w:val="22"/>
         </w:rPr>
-        <w:t>SELECT status, payment_status, actual_payment_amount FROM sales_orders WHERE code='SO-xxxx';</w:t>
+        <w:t>SELECT status, payment_status, actual_payment_amount FROM sales_orders WHERE code='SO-2026-XXXX';</w:t>
       </w:r>
     </w:p>
     <w:p>
@@ -3049,7 +3768,7 @@
           <w:i/>
           <w:sz w:val="20"/>
         </w:rPr>
-        <w:t>status=paid, payment_status=paid, actual_payment_amount=150.000.</w:t>
+        <w:t>status=paid, payment_status=paid, actual_payment_amount=150.000 (khớp SUM payments).</w:t>
       </w:r>
     </w:p>
     <w:p>
@@ -3061,7 +3780,7 @@
           <w:b/>
           <w:sz w:val="22"/>
         </w:rPr>
-        <w:t xml:space="preserve">  Bước 12. </w:t>
+        <w:t xml:space="preserve">  Bước 18. </w:t>
       </w:r>
       <w:r>
         <w:rPr>
@@ -3075,7 +3794,7 @@
         <w:rPr>
           <w:sz w:val="22"/>
         </w:rPr>
-        <w:t>Quay về role=admin → xem order lifecycle → hiện 10 stages đầy đủ ✅.</w:t>
+        <w:t>Role=admin → mở order → Tab **Thông tin** hiện Timeline 9 stages đầy đủ ✅.</w:t>
       </w:r>
     </w:p>
     <w:p>
@@ -3096,7 +3815,7 @@
           <w:i/>
           <w:sz w:val="20"/>
         </w:rPr>
-        <w:t>Timeline full: draft→confirmed→producing→ready→packing→shipped→delivered→invoiced→paid (+ cancelled nếu đã hủy).</w:t>
+        <w:t>Tất cả stage "Nháp → Xác nhận → Đang SX → Sẵn sàng → Đóng gói → Đã xuất → Đã giao → Đã lập HĐ → Đã TT" xanh.</w:t>
       </w:r>
     </w:p>
     <w:p>
@@ -3127,7 +3846,7 @@
         <w:ind w:left="283"/>
       </w:pPr>
       <w:r>
-        <w:t>10 statuses đi đúng thứ tự</w:t>
+        <w:t>9 status đi đúng thứ tự</w:t>
       </w:r>
     </w:p>
     <w:p>
@@ -3136,7 +3855,7 @@
         <w:ind w:left="283"/>
       </w:pPr>
       <w:r>
-        <w:t>Trigger sync payment fire đúng sau mỗi payment INSERT</w:t>
+        <w:t>Tab edit lock đúng status (Hợp đồng chỉ draft)</w:t>
       </w:r>
     </w:p>
     <w:p>
@@ -3145,7 +3864,7 @@
         <w:ind w:left="283"/>
       </w:pPr>
       <w:r>
-        <w:t>Role lock tab đúng quyền</w:t>
+        <w:t>Payment trigger sync</w:t>
       </w:r>
     </w:p>
     <w:p>
@@ -3163,7 +3882,7 @@
         <w:ind w:left="283"/>
       </w:pPr>
       <w:r>
-        <w:t>Có thể skip status (vd draft → paid trực tiếp)</w:t>
+        <w:t>Skip status trực tiếp</w:t>
       </w:r>
     </w:p>
     <w:p>
@@ -3172,7 +3891,7 @@
         <w:ind w:left="283"/>
       </w:pPr>
       <w:r>
-        <w:t>Payment insert nhưng actual_payment_amount không update</w:t>
+        <w:t>Production edit tab Tài chính</w:t>
       </w:r>
     </w:p>
     <w:p>
@@ -3181,7 +3900,7 @@
         <w:ind w:left="283"/>
       </w:pPr>
       <w:r>
-        <w:t>Role sai bypass được tab</w:t>
+        <w:t>actual_payment_amount không sync</w:t>
       </w:r>
     </w:p>
     <w:p>
@@ -3199,7 +3918,7 @@
           <w:color w:val="1B4D3E"/>
           <w:sz w:val="28"/>
         </w:rPr>
-        <w:t>Scenario 4 — Phân quyền chỉnh sửa theo tab per bộ phận</w:t>
+        <w:t>Scenario 4 — Phân quyền tab per bộ phận</w:t>
       </w:r>
     </w:p>
     <w:tbl>
@@ -3277,7 +3996,7 @@
         <w:ind w:left="283"/>
       </w:pPr>
       <w:r>
-        <w:t>Order từ Scenario 3 ở các status khác nhau để test tab lock per status</w:t>
+        <w:t>Order Scenario 3 ở các status khác nhau để test lock per status</w:t>
       </w:r>
     </w:p>
     <w:p>
@@ -3316,7 +4035,7 @@
         <w:rPr>
           <w:sz w:val="22"/>
         </w:rPr>
-        <w:t>Mở order status=confirmed → Tab Hợp đồng.</w:t>
+        <w:t>Order status=confirmed → Tab **Hợp đồng** → hiện Descriptions + nút **Chỉnh sửa** DISABLED hoặc HIDDEN.</w:t>
       </w:r>
     </w:p>
     <w:p>
@@ -3337,7 +4056,7 @@
           <w:i/>
           <w:sz w:val="20"/>
         </w:rPr>
-        <w:t>Field CHỈ ĐỌC. Nút "Lưu" disabled. Ghi chú hiện "Chỉ chỉnh khi draft".</w:t>
+        <w:t>Field read-only. Ghi chú "Chỉ chỉnh khi draft". OrderActionButtons không hiện nút edit action cho sale khi confirmed.</w:t>
       </w:r>
     </w:p>
     <w:p>
@@ -3363,7 +4082,7 @@
         <w:rPr>
           <w:sz w:val="22"/>
         </w:rPr>
-        <w:t>Đổi sang order status=draft → Tab Hợp đồng.</w:t>
+        <w:t>Order status=draft → Tab Hợp đồng.</w:t>
       </w:r>
     </w:p>
     <w:p>
@@ -3384,7 +4103,7 @@
           <w:i/>
           <w:sz w:val="20"/>
         </w:rPr>
-        <w:t>Field editable. Nút "Lưu" active.</w:t>
+        <w:t>Nút **Chỉnh sửa** enable. Click → edit form. **Lưu** → update OK.</w:t>
       </w:r>
     </w:p>
     <w:p>
@@ -3410,7 +4129,7 @@
         <w:rPr>
           <w:sz w:val="22"/>
         </w:rPr>
-        <w:t>Order status=producing → Tab Sản xuất.</w:t>
+        <w:t>Order status=producing → Tab **Sản xuất** sections editable: Ngày sẵn sàng, Container CRUD, Stock Picker.</w:t>
       </w:r>
     </w:p>
     <w:p>
@@ -3431,7 +4150,7 @@
           <w:i/>
           <w:sz w:val="20"/>
         </w:rPr>
-        <w:t>Editable: link Lệnh SX, update stock pick, note.</w:t>
+        <w:t>Tất cả input editable. Nút "+ Thêm container", "Phân bổ bành tự động" active.</w:t>
       </w:r>
     </w:p>
     <w:p>
@@ -3457,7 +4176,7 @@
         <w:rPr>
           <w:sz w:val="22"/>
         </w:rPr>
-        <w:t>Tab Tài chính → readonly.</w:t>
+        <w:t>Tab **Tài chính**.</w:t>
       </w:r>
     </w:p>
     <w:p>
@@ -3478,7 +4197,7 @@
           <w:i/>
           <w:sz w:val="20"/>
         </w:rPr>
-        <w:t>Field disabled. Chỉ xem.</w:t>
+        <w:t>ReadOnly view-only. Nút Chỉnh sửa HIDDEN cho role=production.</w:t>
       </w:r>
     </w:p>
     <w:p>
@@ -3504,7 +4223,7 @@
         <w:rPr>
           <w:sz w:val="22"/>
         </w:rPr>
-        <w:t>Tab Hợp đồng.</w:t>
+        <w:t>Tab **Hợp đồng**.</w:t>
       </w:r>
     </w:p>
     <w:p>
@@ -3525,7 +4244,7 @@
           <w:i/>
           <w:sz w:val="20"/>
         </w:rPr>
-        <w:t>Readonly. "Chỉ bộ phận Kinh doanh chỉnh được khi draft".</w:t>
+        <w:t>View-only. Ghi chú "Chỉ bộ phận Kinh doanh chỉnh được khi draft".</w:t>
       </w:r>
     </w:p>
     <w:p>
@@ -3551,7 +4270,7 @@
         <w:rPr>
           <w:sz w:val="22"/>
         </w:rPr>
-        <w:t>Order status=packing → Tab Giao hàng.</w:t>
+        <w:t>Order status=packing → Tab **Vận chuyển**.</w:t>
       </w:r>
     </w:p>
     <w:p>
@@ -3572,7 +4291,7 @@
           <w:i/>
           <w:sz w:val="20"/>
         </w:rPr>
-        <w:t>Editable: container, seal, shipping_line, vessel_name.</w:t>
+        <w:t>Editable: shipping_line, vessel, booking, B/L, ETD, ETA, cutoff, DHL, L/C, deposit, discount.</w:t>
       </w:r>
     </w:p>
     <w:p>
@@ -3598,7 +4317,7 @@
         <w:rPr>
           <w:sz w:val="22"/>
         </w:rPr>
-        <w:t>Order status=delivered → Tab Giao hàng.</w:t>
+        <w:t>Order status=delivered → Tab Vận chuyển.</w:t>
       </w:r>
     </w:p>
     <w:p>
@@ -3619,7 +4338,7 @@
           <w:i/>
           <w:sz w:val="20"/>
         </w:rPr>
-        <w:t>Readonly hoặc chỉ cho update ETA actual. Không chỉnh được container.</w:t>
+        <w:t>Read-only hoặc chỉ cho update ETA actual. Container không chỉnh.</w:t>
       </w:r>
     </w:p>
     <w:p>
@@ -3645,7 +4364,7 @@
         <w:rPr>
           <w:sz w:val="22"/>
         </w:rPr>
-        <w:t>Order status=invoiced → Tab Tài chính + Payments.</w:t>
+        <w:t>Order status=invoiced → Tab **Tài chính** editable. Payment History thêm/sửa/xóa OK.</w:t>
       </w:r>
     </w:p>
     <w:p>
@@ -3666,7 +4385,7 @@
           <w:i/>
           <w:sz w:val="20"/>
         </w:rPr>
-        <w:t>Editable: payment_history, invoice details, exchange_rate.</w:t>
+        <w:t>Editable. Nút **Thêm** / **Sửa** / **Xóa** payment enable.</w:t>
       </w:r>
     </w:p>
     <w:p>
@@ -3692,7 +4411,7 @@
         <w:rPr>
           <w:sz w:val="22"/>
         </w:rPr>
-        <w:t>Tab Sản xuất.</w:t>
+        <w:t>Tab **Sản xuất**.</w:t>
       </w:r>
     </w:p>
     <w:p>
@@ -3713,7 +4432,7 @@
           <w:i/>
           <w:sz w:val="20"/>
         </w:rPr>
-        <w:t>Readonly.</w:t>
+        <w:t>Read-only.</w:t>
       </w:r>
     </w:p>
     <w:p>
@@ -3739,7 +4458,7 @@
         <w:rPr>
           <w:sz w:val="22"/>
         </w:rPr>
-        <w:t>Admin có thể chỉnh mọi tab ở mọi status.</w:t>
+        <w:t>Role=admin mở order bất kỳ status → tất cả tab editable (trừ computed column).</w:t>
       </w:r>
     </w:p>
     <w:p>
@@ -3760,7 +4479,7 @@
           <w:i/>
           <w:sz w:val="20"/>
         </w:rPr>
-        <w:t>All fields editable (trừ computed/generated column).</w:t>
+        <w:t>All tabs + action buttons full.</w:t>
       </w:r>
     </w:p>
     <w:p>
@@ -3786,7 +4505,7 @@
         <w:rPr>
           <w:sz w:val="22"/>
         </w:rPr>
-        <w:t>Thử paste API update tab Tài chính (vd PATCH sales_orders.actual_payment_amount).</w:t>
+        <w:t>Thử PATCH sales_orders.actual_payment_amount qua DevTools (sale không có quyền nghiệp vụ).</w:t>
       </w:r>
     </w:p>
     <w:p>
@@ -3807,7 +4526,7 @@
           <w:i/>
           <w:sz w:val="20"/>
         </w:rPr>
-        <w:t>RLS cho authenticated nên PATCH có thể qua. App-layer phải intercept. Để hoàn thiện cần Sprint R enforce has_sales_role(accounting).</w:t>
+        <w:t>RLS cho authenticated nên qua. Ghi chú: Sprint R sẽ enforce has_sales_role(accounting/admin). Hiện app-layer intercept.</w:t>
       </w:r>
     </w:p>
     <w:p>
@@ -3838,7 +4557,7 @@
         <w:ind w:left="283"/>
       </w:pPr>
       <w:r>
-        <w:t>UI disabled đúng role + status</w:t>
+        <w:t>Nút Chỉnh sửa disable/hide đúng role+status</w:t>
       </w:r>
     </w:p>
     <w:p>
@@ -3847,7 +4566,7 @@
         <w:ind w:left="283"/>
       </w:pPr>
       <w:r>
-        <w:t>App-layer intercept PATCH trái role</w:t>
+        <w:t>Production read-only tab Tài chính</w:t>
       </w:r>
     </w:p>
     <w:p>
@@ -3865,7 +4584,7 @@
         <w:ind w:left="283"/>
       </w:pPr>
       <w:r>
-        <w:t>Sale chỉnh được tab Finance qua UI</w:t>
+        <w:t>Sale chỉnh tab Tài chính qua UI</w:t>
       </w:r>
     </w:p>
     <w:p>
@@ -3874,7 +4593,7 @@
         <w:ind w:left="283"/>
       </w:pPr>
       <w:r>
-        <w:t>Production chỉnh được Invoice</w:t>
+        <w:t>Production edit Invoice</w:t>
       </w:r>
     </w:p>
     <w:p>
@@ -3892,7 +4611,7 @@
           <w:color w:val="1B4D3E"/>
           <w:sz w:val="28"/>
         </w:rPr>
-        <w:t>Scenario 5 — Thanh toán — Add/Edit/Delete payment + trigger sync</w:t>
+        <w:t>Scenario 5 — Tab Tài chính — Payment History + trigger sync</w:t>
       </w:r>
     </w:p>
     <w:tbl>
@@ -3945,7 +4664,7 @@
                 <w:b/>
                 <w:sz w:val="20"/>
               </w:rPr>
-              <w:t>Bộ phận: accounting, admin</w:t>
+              <w:t>Bộ phận: accounting · admin</w:t>
             </w:r>
           </w:p>
         </w:tc>
@@ -3970,7 +4689,7 @@
         <w:ind w:left="283"/>
       </w:pPr>
       <w:r>
-        <w:t>Order test status=invoiced, total_value_usd=150.000, chưa có payment</w:t>
+        <w:t>Order status=invoiced, total_value_usd=150.000, chưa có payment nào</w:t>
       </w:r>
     </w:p>
     <w:p>
@@ -4009,7 +4728,7 @@
         <w:rPr>
           <w:sz w:val="22"/>
         </w:rPr>
-        <w:t>Tab Payments → Thêm: amount=50.000, payment_type=deposit, payment_date=today, currency=USD.</w:t>
+        <w:t>Tab **Tài chính** → scroll xuống **Payment History** section. Nút **Thêm**.</w:t>
       </w:r>
     </w:p>
     <w:p>
@@ -4030,7 +4749,7 @@
           <w:i/>
           <w:sz w:val="20"/>
         </w:rPr>
-        <w:t>Payment lưu. Trigger Sprint Q fire → order.actual_payment_amount=50.000, payment_status=partial. UI tự refresh.</w:t>
+        <w:t>Modal mở form: payment_date (DatePicker), amount (InputNumber), currency (default USD), payment_type dropdown, bank_name, bank_reference, swift_code, fee_amount, notes.</w:t>
       </w:r>
     </w:p>
     <w:p>
@@ -4043,6 +4762,53 @@
           <w:sz w:val="22"/>
         </w:rPr>
         <w:t xml:space="preserve">  Bước 2. </w:t>
+      </w:r>
+      <w:r>
+        <w:rPr>
+          <w:b/>
+          <w:color w:val="721B6E"/>
+          <w:sz w:val="22"/>
+        </w:rPr>
+        <w:t xml:space="preserve">[Kế toán] </w:t>
+      </w:r>
+      <w:r>
+        <w:rPr>
+          <w:sz w:val="22"/>
+        </w:rPr>
+        <w:t>Điền: amount=50000, payment_type=**deposit**, payment_date=today, currency=USD, bank_name=VCB → **Lưu**.</w:t>
+      </w:r>
+    </w:p>
+    <w:p>
+      <w:pPr>
+        <w:spacing w:after="80"/>
+        <w:ind w:left="680"/>
+      </w:pPr>
+      <w:r>
+        <w:rPr>
+          <w:i/>
+          <w:color w:val="2E7D32"/>
+          <w:sz w:val="20"/>
+        </w:rPr>
+        <w:t xml:space="preserve">→ Kỳ vọng: </w:t>
+      </w:r>
+      <w:r>
+        <w:rPr>
+          <w:i/>
+          <w:sz w:val="20"/>
+        </w:rPr>
+        <w:t>Payment hiện trong table. Trigger Sprint Q fire → actual_payment_amount=50.000, payment_status=**TT một phần**.</w:t>
+      </w:r>
+    </w:p>
+    <w:p>
+      <w:pPr>
+        <w:spacing w:before="80" w:after="40"/>
+      </w:pPr>
+      <w:r>
+        <w:rPr>
+          <w:b/>
+          <w:sz w:val="22"/>
+        </w:rPr>
+        <w:t xml:space="preserve">  Bước 3. </w:t>
       </w:r>
       <w:r>
         <w:rPr>
@@ -4056,7 +4822,7 @@
         <w:rPr>
           <w:sz w:val="22"/>
         </w:rPr>
-        <w:t>SELECT actual_payment_amount, payment_status FROM sales_orders WHERE code='SO-xxxx';</w:t>
+        <w:t>SELECT actual_payment_amount, payment_status FROM sales_orders WHERE code='SO-2026-XXXX';</w:t>
       </w:r>
     </w:p>
     <w:p>
@@ -4077,7 +4843,7 @@
           <w:i/>
           <w:sz w:val="20"/>
         </w:rPr>
-        <w:t>actual_payment_amount=50.000, payment_status=partial.</w:t>
+        <w:t>actual_payment_amount=50000, payment_status=partial.</w:t>
       </w:r>
     </w:p>
     <w:p>
@@ -4089,7 +4855,7 @@
           <w:b/>
           <w:sz w:val="22"/>
         </w:rPr>
-        <w:t xml:space="preserve">  Bước 3. </w:t>
+        <w:t xml:space="preserve">  Bước 4. </w:t>
       </w:r>
       <w:r>
         <w:rPr>
@@ -4103,7 +4869,7 @@
         <w:rPr>
           <w:sz w:val="22"/>
         </w:rPr>
-        <w:t>Sửa payment: amount=60.000 (thêm 10k).</w:t>
+        <w:t>Sửa payment 1 → amount=60000 (nút **Sửa**).</w:t>
       </w:r>
     </w:p>
     <w:p>
@@ -4124,7 +4890,7 @@
           <w:i/>
           <w:sz w:val="20"/>
         </w:rPr>
-        <w:t>Trigger AFTER UPDATE fire → actual_payment_amount=60.000.</w:t>
+        <w:t>Trigger AFTER UPDATE fire → actual_payment_amount=60000.</w:t>
       </w:r>
     </w:p>
     <w:p>
@@ -4136,7 +4902,7 @@
           <w:b/>
           <w:sz w:val="22"/>
         </w:rPr>
-        <w:t xml:space="preserve">  Bước 4. </w:t>
+        <w:t xml:space="preserve">  Bước 5. </w:t>
       </w:r>
       <w:r>
         <w:rPr>
@@ -4150,7 +4916,7 @@
         <w:rPr>
           <w:sz w:val="22"/>
         </w:rPr>
-        <w:t>Thêm payment 2: amount=90.000, payment_type=final.</w:t>
+        <w:t>Nút **Thêm** payment 2: amount=90000, payment_type=**final**.</w:t>
       </w:r>
     </w:p>
     <w:p>
@@ -4171,7 +4937,7 @@
           <w:i/>
           <w:sz w:val="20"/>
         </w:rPr>
-        <w:t>Tổng = 150.000 = total_value_usd → payment_status=paid. App-layer bump order.status → paid.</w:t>
+        <w:t>Tổng 150.000. payment_status=**Đã TT đủ**. App-layer bump order.status → paid.</w:t>
       </w:r>
     </w:p>
     <w:p>
@@ -4183,7 +4949,7 @@
           <w:b/>
           <w:sz w:val="22"/>
         </w:rPr>
-        <w:t xml:space="preserve">  Bước 5. </w:t>
+        <w:t xml:space="preserve">  Bước 6. </w:t>
       </w:r>
       <w:r>
         <w:rPr>
@@ -4197,7 +4963,7 @@
         <w:rPr>
           <w:sz w:val="22"/>
         </w:rPr>
-        <w:t>Xóa payment 1 (60k).</w:t>
+        <w:t>Nút **Xóa** payment 1 (Popconfirm).</w:t>
       </w:r>
     </w:p>
     <w:p>
@@ -4218,7 +4984,7 @@
           <w:i/>
           <w:sz w:val="20"/>
         </w:rPr>
-        <w:t>Trigger AFTER DELETE fire → actual_payment_amount=90.000, payment_status=partial.</w:t>
+        <w:t>Trigger AFTER DELETE fire → actual_payment_amount=90.000, payment_status=partial. Status order vẫn paid hay tự downgrade? (App-layer quyết định).</w:t>
       </w:r>
     </w:p>
     <w:p>
@@ -4230,7 +4996,7 @@
           <w:b/>
           <w:sz w:val="22"/>
         </w:rPr>
-        <w:t xml:space="preserve">  Bước 6. </w:t>
+        <w:t xml:space="preserve">  Bước 7. </w:t>
       </w:r>
       <w:r>
         <w:rPr>
@@ -4244,7 +5010,7 @@
         <w:rPr>
           <w:sz w:val="22"/>
         </w:rPr>
-        <w:t>Thêm payment: payment_type=fee_offset, amount=500 (phí NH).</w:t>
+        <w:t>Thêm payment: payment_type=**fee_offset**, amount=500 (phí NH).</w:t>
       </w:r>
     </w:p>
     <w:p>
@@ -4277,21 +5043,21 @@
           <w:b/>
           <w:sz w:val="22"/>
         </w:rPr>
-        <w:t xml:space="preserve">  Bước 7. </w:t>
+        <w:t xml:space="preserve">  Bước 8. </w:t>
       </w:r>
       <w:r>
         <w:rPr>
           <w:b/>
-          <w:color w:val="555555"/>
+          <w:color w:val="721B6E"/>
           <w:sz w:val="22"/>
         </w:rPr>
-        <w:t xml:space="preserve">[SQL] </w:t>
+        <w:t xml:space="preserve">[Kế toán] </w:t>
       </w:r>
       <w:r>
         <w:rPr>
           <w:sz w:val="22"/>
         </w:rPr>
-        <w:t>SELECT SUM(amount) FILTER (WHERE payment_type!='fee_offset') AS effective_paid, MAX(o.actual_payment_amount) AS order_actual FROM sales_order_payments p JOIN sales_orders o ON o.id=p.sales_order_id WHERE o.code='SO-xxxx' GROUP BY o.id;</w:t>
+        <w:t>Thử thêm amount=-100 (âm).</w:t>
       </w:r>
     </w:p>
     <w:p>
@@ -4312,7 +5078,7 @@
           <w:i/>
           <w:sz w:val="20"/>
         </w:rPr>
-        <w:t>effective_paid = order_actual (consistency check).</w:t>
+        <w:t>BỊ BLOCK — CHECK sales_order_payments_amount_check (amount &gt; 0).</w:t>
       </w:r>
     </w:p>
     <w:p>
@@ -4324,7 +5090,7 @@
           <w:b/>
           <w:sz w:val="22"/>
         </w:rPr>
-        <w:t xml:space="preserve">  Bước 8. </w:t>
+        <w:t xml:space="preserve">  Bước 9. </w:t>
       </w:r>
       <w:r>
         <w:rPr>
@@ -4338,7 +5104,7 @@
         <w:rPr>
           <w:sz w:val="22"/>
         </w:rPr>
-        <w:t>Thử insert payment amount=-100 (âm).</w:t>
+        <w:t>Thử payment_type="invalid_enum".</w:t>
       </w:r>
     </w:p>
     <w:p>
@@ -4359,53 +5125,6 @@
           <w:i/>
           <w:sz w:val="20"/>
         </w:rPr>
-        <w:t>BỊ BLOCK — CHECK sales_order_payments_amount_check (amount &gt; 0).</w:t>
-      </w:r>
-    </w:p>
-    <w:p>
-      <w:pPr>
-        <w:spacing w:before="80" w:after="40"/>
-      </w:pPr>
-      <w:r>
-        <w:rPr>
-          <w:b/>
-          <w:sz w:val="22"/>
-        </w:rPr>
-        <w:t xml:space="preserve">  Bước 9. </w:t>
-      </w:r>
-      <w:r>
-        <w:rPr>
-          <w:b/>
-          <w:color w:val="721B6E"/>
-          <w:sz w:val="22"/>
-        </w:rPr>
-        <w:t xml:space="preserve">[Kế toán] </w:t>
-      </w:r>
-      <w:r>
-        <w:rPr>
-          <w:sz w:val="22"/>
-        </w:rPr>
-        <w:t>Thử insert payment payment_type="random".</w:t>
-      </w:r>
-    </w:p>
-    <w:p>
-      <w:pPr>
-        <w:spacing w:after="80"/>
-        <w:ind w:left="680"/>
-      </w:pPr>
-      <w:r>
-        <w:rPr>
-          <w:i/>
-          <w:color w:val="2E7D32"/>
-          <w:sz w:val="20"/>
-        </w:rPr>
-        <w:t xml:space="preserve">→ Kỳ vọng: </w:t>
-      </w:r>
-      <w:r>
-        <w:rPr>
-          <w:i/>
-          <w:sz w:val="20"/>
-        </w:rPr>
         <w:t>BỊ BLOCK — CHECK payment_type IN (deposit/installment/final/discount_lc/fee_offset/other).</w:t>
       </w:r>
     </w:p>
@@ -4446,7 +5165,7 @@
         <w:ind w:left="283"/>
       </w:pPr>
       <w:r>
-        <w:t>fee_offset không ảnh hưởng actual_payment_amount</w:t>
+        <w:t>fee_offset không tính vào total</w:t>
       </w:r>
     </w:p>
     <w:p>
@@ -4455,7 +5174,7 @@
         <w:ind w:left="283"/>
       </w:pPr>
       <w:r>
-        <w:t>CHECK block amount &lt; 0 + invalid type</w:t>
+        <w:t>Amount âm + invalid type blocked</w:t>
       </w:r>
     </w:p>
     <w:p>
@@ -4473,7 +5192,7 @@
         <w:ind w:left="283"/>
       </w:pPr>
       <w:r>
-        <w:t>actual_payment_amount không update</w:t>
+        <w:t>actual không sync</w:t>
       </w:r>
     </w:p>
     <w:p>
@@ -4491,7 +5210,7 @@
         <w:ind w:left="283"/>
       </w:pPr>
       <w:r>
-        <w:t>Insert payment âm qua</w:t>
+        <w:t>Amount âm qua được</w:t>
       </w:r>
     </w:p>
     <w:p>
@@ -4509,7 +5228,7 @@
           <w:color w:val="1B4D3E"/>
           <w:sz w:val="28"/>
         </w:rPr>
-        <w:t>Scenario 6 — Container Packing + Stock Allocation</w:t>
+        <w:t>Scenario 6 — Container Packing — "Tạo tự động" + Seal</w:t>
       </w:r>
     </w:p>
     <w:tbl>
@@ -4562,7 +5281,7 @@
                 <w:b/>
                 <w:sz w:val="20"/>
               </w:rPr>
-              <w:t>Bộ phận: logistics, admin</w:t>
+              <w:t>Bộ phận: logistics · admin</w:t>
             </w:r>
           </w:p>
         </w:tc>
@@ -4587,7 +5306,7 @@
         <w:ind w:left="283"/>
       </w:pPr>
       <w:r>
-        <w:t>Order status=ready (sau khi sản xuất xong hoặc MTS allocate xong)</w:t>
+        <w:t>Order status=ready</w:t>
       </w:r>
     </w:p>
     <w:p>
@@ -4596,7 +5315,7 @@
         <w:ind w:left="283"/>
       </w:pPr>
       <w:r>
-        <w:t>Có ≥ 3 stock_batches active, grade=SVR 10, quantity_remaining ≥ 200 bành mỗi batch</w:t>
+        <w:t>Có ≥ 3 stock_batches active, grade phù hợp</w:t>
       </w:r>
     </w:p>
     <w:p>
@@ -4635,7 +5354,7 @@
         <w:rPr>
           <w:sz w:val="22"/>
         </w:rPr>
-        <w:t>Tab Giao hàng → "Container Packing" → tạo container mới: container_no="TEST1234567", type=40HC.</w:t>
+        <w:t>Order → Tab **Sản xuất** section **Container** HOẶC URL /sales/orders/:id/packing → ContainerPackingPage.</w:t>
       </w:r>
     </w:p>
     <w:p>
@@ -4656,7 +5375,7 @@
           <w:i/>
           <w:sz w:val="20"/>
         </w:rPr>
-        <w:t>Container tạo status=planning, bale_count=0 (mặc định).</w:t>
+        <w:t>Page hiện 4 mini-card Statistic: **Tổng bành** · **Đã assign** · **Còn lại** · **Số container**.</w:t>
       </w:r>
     </w:p>
     <w:p>
@@ -4682,7 +5401,7 @@
         <w:rPr>
           <w:sz w:val="22"/>
         </w:rPr>
-        <w:t>Thêm batch vào container: chọn 3 batch, mỗi batch 200 bành.</w:t>
+        <w:t>Section **Tạo/Phân bổ tự động** → nút **Tạo container tự động** (ThunderboltOutlined).</w:t>
       </w:r>
     </w:p>
     <w:p>
@@ -4703,7 +5422,7 @@
           <w:i/>
           <w:sz w:val="20"/>
         </w:rPr>
-        <w:t>sales_order_container_items tạo. Trigger Sprint Q trg_sync_container_bale_count fire → container.bale_count=600 (soft sync).</w:t>
+        <w:t>Tự tạo N container dựa vào container_count của order. Table Container hiện N rows.</w:t>
       </w:r>
     </w:p>
     <w:p>
@@ -4716,6 +5435,53 @@
           <w:sz w:val="22"/>
         </w:rPr>
         <w:t xml:space="preserve">  Bước 3. </w:t>
+      </w:r>
+      <w:r>
+        <w:rPr>
+          <w:b/>
+          <w:color w:val="106EBE"/>
+          <w:sz w:val="22"/>
+        </w:rPr>
+        <w:t xml:space="preserve">[Hậu cần] </w:t>
+      </w:r>
+      <w:r>
+        <w:rPr>
+          <w:sz w:val="22"/>
+        </w:rPr>
+        <w:t>Nút **Phân bổ bành tự động** (ThunderboltOutlined).</w:t>
+      </w:r>
+    </w:p>
+    <w:p>
+      <w:pPr>
+        <w:spacing w:after="80"/>
+        <w:ind w:left="680"/>
+      </w:pPr>
+      <w:r>
+        <w:rPr>
+          <w:i/>
+          <w:color w:val="2E7D32"/>
+          <w:sz w:val="20"/>
+        </w:rPr>
+        <w:t xml:space="preserve">→ Kỳ vọng: </w:t>
+      </w:r>
+      <w:r>
+        <w:rPr>
+          <w:i/>
+          <w:sz w:val="20"/>
+        </w:rPr>
+        <w:t>Batch từ stock_batches tự phân vào container (FIFO hoặc theo grade). Trigger Sprint Q trg_sync_container_bale_count fire → bale_count update.</w:t>
+      </w:r>
+    </w:p>
+    <w:p>
+      <w:pPr>
+        <w:spacing w:before="80" w:after="40"/>
+      </w:pPr>
+      <w:r>
+        <w:rPr>
+          <w:b/>
+          <w:sz w:val="22"/>
+        </w:rPr>
+        <w:t xml:space="preserve">  Bước 4. </w:t>
       </w:r>
       <w:r>
         <w:rPr>
@@ -4729,7 +5495,7 @@
         <w:rPr>
           <w:sz w:val="22"/>
         </w:rPr>
-        <w:t>SELECT c.bale_count, SUM(i.bale_count) AS items_sum FROM sales_order_containers c LEFT JOIN sales_order_container_items i ON i.container_id=c.id WHERE c.container_no='TEST1234567' GROUP BY c.id;</w:t>
+        <w:t>SELECT c.container_no, c.bale_count, SUM(i.bale_count) AS items_sum FROM sales_order_containers c LEFT JOIN sales_order_container_items i ON i.container_id=c.id WHERE c.sales_order_id='&lt;order_id&gt;' GROUP BY c.id, c.container_no, c.bale_count;</w:t>
       </w:r>
     </w:p>
     <w:p>
@@ -4750,7 +5516,7 @@
           <w:i/>
           <w:sz w:val="20"/>
         </w:rPr>
-        <w:t>bale_count = items_sum = 600.</w:t>
+        <w:t>Mỗi container.bale_count = items_sum (sync đúng).</w:t>
       </w:r>
     </w:p>
     <w:p>
@@ -4762,7 +5528,7 @@
           <w:b/>
           <w:sz w:val="22"/>
         </w:rPr>
-        <w:t xml:space="preserve">  Bước 4. </w:t>
+        <w:t xml:space="preserve">  Bước 5. </w:t>
       </w:r>
       <w:r>
         <w:rPr>
@@ -4776,7 +5542,7 @@
         <w:rPr>
           <w:sz w:val="22"/>
         </w:rPr>
-        <w:t>Xóa 1 batch (200 bành) khỏi container.</w:t>
+        <w:t>Table Container → 1 row → click icon **Edit** → sửa bale_count → Lưu. Xóa 1 item từ container.</w:t>
       </w:r>
     </w:p>
     <w:p>
@@ -4797,7 +5563,7 @@
           <w:i/>
           <w:sz w:val="20"/>
         </w:rPr>
-        <w:t>Trigger AFTER DELETE fire → container.bale_count=400. items_sum=400. OK.</w:t>
+        <w:t>Trigger AFTER DELETE fire → bale_count update lại.</w:t>
       </w:r>
     </w:p>
     <w:p>
@@ -4809,7 +5575,7 @@
           <w:b/>
           <w:sz w:val="22"/>
         </w:rPr>
-        <w:t xml:space="preserve">  Bước 5. </w:t>
+        <w:t xml:space="preserve">  Bước 6. </w:t>
       </w:r>
       <w:r>
         <w:rPr>
@@ -4823,7 +5589,7 @@
         <w:rPr>
           <w:sz w:val="22"/>
         </w:rPr>
-        <w:t>Xóa hết items.</w:t>
+        <w:t>Nút **Seal** (LockOutlined) → Modal "Seal Container" → điền seal_no (required) → **Seal**.</w:t>
       </w:r>
     </w:p>
     <w:p>
@@ -4844,7 +5610,7 @@
           <w:i/>
           <w:sz w:val="20"/>
         </w:rPr>
-        <w:t>Items_sum=0. Trigger soft — không wipe bale_count (giữ nguyên 400). Safety net cho manual count.</w:t>
+        <w:t>Container status packed → sealed. sealed_at set.</w:t>
       </w:r>
     </w:p>
     <w:p>
@@ -4856,7 +5622,7 @@
           <w:b/>
           <w:sz w:val="22"/>
         </w:rPr>
-        <w:t xml:space="preserve">  Bước 6. </w:t>
+        <w:t xml:space="preserve">  Bước 7. </w:t>
       </w:r>
       <w:r>
         <w:rPr>
@@ -4870,7 +5636,7 @@
         <w:rPr>
           <w:sz w:val="22"/>
         </w:rPr>
-        <w:t>Nhập gross_weight + tare_weight → tự tính net_weight.</w:t>
+        <w:t>Thử status="invalid" qua API PATCH.</w:t>
       </w:r>
     </w:p>
     <w:p>
@@ -4891,7 +5657,7 @@
           <w:i/>
           <w:sz w:val="20"/>
         </w:rPr>
-        <w:t>net_weight = gross - tare. Lưu OK.</w:t>
+        <w:t>BỊ BLOCK 400 — CHECK chk_so_containers_status (Sprint Q): planning/packing/packed/sealed/loaded/shipped/delivered.</w:t>
       </w:r>
     </w:p>
     <w:p>
@@ -4903,7 +5669,7 @@
           <w:b/>
           <w:sz w:val="22"/>
         </w:rPr>
-        <w:t xml:space="preserve">  Bước 7. </w:t>
+        <w:t xml:space="preserve">  Bước 8. </w:t>
       </w:r>
       <w:r>
         <w:rPr>
@@ -4917,7 +5683,7 @@
         <w:rPr>
           <w:sz w:val="22"/>
         </w:rPr>
-        <w:t>Seal container → status packed → sealed.</w:t>
+        <w:t>Xóa tất cả items của 1 container.</w:t>
       </w:r>
     </w:p>
     <w:p>
@@ -4938,7 +5704,7 @@
           <w:i/>
           <w:sz w:val="20"/>
         </w:rPr>
-        <w:t>sealed_at set. CHECK chk_so_containers_status (Sprint Q) block invalid status.</w:t>
+        <w:t>Soft sync (Sprint Q): items_sum=0 → KHÔNG wipe bale_count (giữ nguyên). Safety net cho manual count.</w:t>
       </w:r>
     </w:p>
     <w:p>
@@ -4950,7 +5716,7 @@
           <w:b/>
           <w:sz w:val="22"/>
         </w:rPr>
-        <w:t xml:space="preserve">  Bước 8. </w:t>
+        <w:t xml:space="preserve">  Bước 9. </w:t>
       </w:r>
       <w:r>
         <w:rPr>
@@ -4964,7 +5730,7 @@
         <w:rPr>
           <w:sz w:val="22"/>
         </w:rPr>
-        <w:t>Thử status="invalid_status".</w:t>
+        <w:t>Nút **Delete container** (Popconfirm).</w:t>
       </w:r>
     </w:p>
     <w:p>
@@ -4985,54 +5751,7 @@
           <w:i/>
           <w:sz w:val="20"/>
         </w:rPr>
-        <w:t>BỊ BLOCK 400 — CHECK constraint Sprint Q.</w:t>
-      </w:r>
-    </w:p>
-    <w:p>
-      <w:pPr>
-        <w:spacing w:before="80" w:after="40"/>
-      </w:pPr>
-      <w:r>
-        <w:rPr>
-          <w:b/>
-          <w:sz w:val="22"/>
-        </w:rPr>
-        <w:t xml:space="preserve">  Bước 9. </w:t>
-      </w:r>
-      <w:r>
-        <w:rPr>
-          <w:b/>
-          <w:color w:val="555555"/>
-          <w:sz w:val="22"/>
-        </w:rPr>
-        <w:t xml:space="preserve">[SQL] </w:t>
-      </w:r>
-      <w:r>
-        <w:rPr>
-          <w:sz w:val="22"/>
-        </w:rPr>
-        <w:t>SELECT status, COUNT(*) FROM sales_order_containers GROUP BY status;</w:t>
-      </w:r>
-    </w:p>
-    <w:p>
-      <w:pPr>
-        <w:spacing w:after="80"/>
-        <w:ind w:left="680"/>
-      </w:pPr>
-      <w:r>
-        <w:rPr>
-          <w:i/>
-          <w:color w:val="2E7D32"/>
-          <w:sz w:val="20"/>
-        </w:rPr>
-        <w:t xml:space="preserve">→ Kỳ vọng: </w:t>
-      </w:r>
-      <w:r>
-        <w:rPr>
-          <w:i/>
-          <w:sz w:val="20"/>
-        </w:rPr>
-        <w:t>Chỉ có status hợp lệ (planning/packing/packed/sealed/loaded/shipped/delivered).</w:t>
+        <w:t>Container xóa. CASCADE items.</w:t>
       </w:r>
     </w:p>
     <w:p>
@@ -5063,7 +5782,7 @@
         <w:ind w:left="283"/>
       </w:pPr>
       <w:r>
-        <w:t>Soft sync chỉ khi có items</w:t>
+        <w:t>Tạo tự động + Phân bổ tự động OK</w:t>
       </w:r>
     </w:p>
     <w:p>
@@ -5072,7 +5791,7 @@
         <w:ind w:left="283"/>
       </w:pPr>
       <w:r>
-        <w:t>Manual count giữ nguyên khi items rỗng</w:t>
+        <w:t>Soft sync chỉ khi items tồn tại</w:t>
       </w:r>
     </w:p>
     <w:p>
@@ -5081,7 +5800,16 @@
         <w:ind w:left="283"/>
       </w:pPr>
       <w:r>
-        <w:t>CHECK status block invalid</w:t>
+        <w:t>Seal modal require seal_no</w:t>
+      </w:r>
+    </w:p>
+    <w:p>
+      <w:pPr>
+        <w:pStyle w:val="ListBullet"/>
+        <w:ind w:left="283"/>
+      </w:pPr>
+      <w:r>
+        <w:t>CHECK status block</w:t>
       </w:r>
     </w:p>
     <w:p>
@@ -5108,7 +5836,7 @@
         <w:ind w:left="283"/>
       </w:pPr>
       <w:r>
-        <w:t>Invalid status lọt qua</w:t>
+        <w:t>Seal không require seal_no</w:t>
       </w:r>
     </w:p>
     <w:p>
@@ -5117,7 +5845,7 @@
         <w:ind w:left="283"/>
       </w:pPr>
       <w:r>
-        <w:t>items_sum ≠ bale_count sau INSERT/UPDATE</w:t>
+        <w:t>Invalid status qua</w:t>
       </w:r>
     </w:p>
     <w:p>
@@ -5135,7 +5863,7 @@
           <w:color w:val="1B4D3E"/>
           <w:sz w:val="28"/>
         </w:rPr>
-        <w:t>Scenario 7 — A/R Aging Report — 4 buckets + export</w:t>
+        <w:t>Scenario 7 — A/R Aging — 4 brackets + filter</w:t>
       </w:r>
     </w:p>
     <w:tbl>
@@ -5188,7 +5916,7 @@
                 <w:b/>
                 <w:sz w:val="20"/>
               </w:rPr>
-              <w:t>Bộ phận: accounting, admin</w:t>
+              <w:t>Bộ phận: accounting · admin</w:t>
             </w:r>
           </w:p>
         </w:tc>
@@ -5213,7 +5941,7 @@
         <w:ind w:left="283"/>
       </w:pPr>
       <w:r>
-        <w:t>Có ≥ 3 order unpaid hoặc partial ở các tuổi nợ khác nhau (0-30, 31-60, 61-90, 90+ ngày)</w:t>
+        <w:t>≥ 3 order unpaid/partial ở các tuổi nợ khác nhau</w:t>
       </w:r>
     </w:p>
     <w:p>
@@ -5252,7 +5980,7 @@
         <w:rPr>
           <w:sz w:val="22"/>
         </w:rPr>
-        <w:t>Menu Nợ phải thu (A/R) → ARAgingReportPage load.</w:t>
+        <w:t>Sidebar → **Đơn hàng bán** → **Nợ phải thu (A/R)** → ARAgingReportPage.</w:t>
       </w:r>
     </w:p>
     <w:p>
@@ -5273,7 +6001,7 @@
           <w:i/>
           <w:sz w:val="20"/>
         </w:rPr>
-        <w:t>Load 4 KPI: 0-30 / 31-60 / 61-90 / &gt; 90 ngày. Statistic hiện đầy đủ đơn vị $.</w:t>
+        <w:t>Page load với 3 Stats cards: **Tổng nợ** · **Khách hàng** · **Đơn hàng**.</w:t>
       </w:r>
     </w:p>
     <w:p>
@@ -5299,7 +6027,7 @@
         <w:rPr>
           <w:sz w:val="22"/>
         </w:rPr>
-        <w:t>Filter currency=USD.</w:t>
+        <w:t>Progress bar visual: **0-30 ngày** (xanh lá #52c41a) · **31-60** (vàng #faad14) · **61-90** (cam #fa8c16) · **90+** (đỏ #f5222d).</w:t>
       </w:r>
     </w:p>
     <w:p>
@@ -5320,7 +6048,7 @@
           <w:i/>
           <w:sz w:val="20"/>
         </w:rPr>
-        <w:t>Table hiện chỉ order USD. Tổng outstanding đúng.</w:t>
+        <w:t>Ratio đúng SUM outstanding mỗi bucket.</w:t>
       </w:r>
     </w:p>
     <w:p>
@@ -5333,6 +6061,100 @@
           <w:sz w:val="22"/>
         </w:rPr>
         <w:t xml:space="preserve">  Bước 3. </w:t>
+      </w:r>
+      <w:r>
+        <w:rPr>
+          <w:b/>
+          <w:color w:val="721B6E"/>
+          <w:sz w:val="22"/>
+        </w:rPr>
+        <w:t xml:space="preserve">[Kế toán] </w:t>
+      </w:r>
+      <w:r>
+        <w:rPr>
+          <w:sz w:val="22"/>
+        </w:rPr>
+        <w:t>Filter Currency dropdown: "all" / "USD" / "EUR" / ... → chọn USD.</w:t>
+      </w:r>
+    </w:p>
+    <w:p>
+      <w:pPr>
+        <w:spacing w:after="80"/>
+        <w:ind w:left="680"/>
+      </w:pPr>
+      <w:r>
+        <w:rPr>
+          <w:i/>
+          <w:color w:val="2E7D32"/>
+          <w:sz w:val="20"/>
+        </w:rPr>
+        <w:t xml:space="preserve">→ Kỳ vọng: </w:t>
+      </w:r>
+      <w:r>
+        <w:rPr>
+          <w:i/>
+          <w:sz w:val="20"/>
+        </w:rPr>
+        <w:t>Table filter chỉ order USD. Tổng outstanding đúng.</w:t>
+      </w:r>
+    </w:p>
+    <w:p>
+      <w:pPr>
+        <w:spacing w:before="80" w:after="40"/>
+      </w:pPr>
+      <w:r>
+        <w:rPr>
+          <w:b/>
+          <w:sz w:val="22"/>
+        </w:rPr>
+        <w:t xml:space="preserve">  Bước 4. </w:t>
+      </w:r>
+      <w:r>
+        <w:rPr>
+          <w:b/>
+          <w:color w:val="721B6E"/>
+          <w:sz w:val="22"/>
+        </w:rPr>
+        <w:t xml:space="preserve">[Kế toán] </w:t>
+      </w:r>
+      <w:r>
+        <w:rPr>
+          <w:sz w:val="22"/>
+        </w:rPr>
+        <w:t>Table 10 cột: **Khách hàng** (code, name, country) · **Đơn hàng** · **Tổng giá trị** · **Đã thu** · **Nợ** · **0-30** · **31-60** · **61-90** · **90+** · **Ngày HĐ cũ nhất**.</w:t>
+      </w:r>
+    </w:p>
+    <w:p>
+      <w:pPr>
+        <w:spacing w:after="80"/>
+        <w:ind w:left="680"/>
+      </w:pPr>
+      <w:r>
+        <w:rPr>
+          <w:i/>
+          <w:color w:val="2E7D32"/>
+          <w:sz w:val="20"/>
+        </w:rPr>
+        <w:t xml:space="preserve">→ Kỳ vọng: </w:t>
+      </w:r>
+      <w:r>
+        <w:rPr>
+          <w:i/>
+          <w:sz w:val="20"/>
+        </w:rPr>
+        <w:t>Sort theo "Nợ" desc mặc định.</w:t>
+      </w:r>
+    </w:p>
+    <w:p>
+      <w:pPr>
+        <w:spacing w:before="80" w:after="40"/>
+      </w:pPr>
+      <w:r>
+        <w:rPr>
+          <w:b/>
+          <w:sz w:val="22"/>
+        </w:rPr>
+        <w:t xml:space="preserve">  Bước 5. </w:t>
       </w:r>
       <w:r>
         <w:rPr>
@@ -5346,7 +6168,7 @@
         <w:rPr>
           <w:sz w:val="22"/>
         </w:rPr>
-        <w:t>SELECT c.code AS customer, SUM(o.total_value_usd - COALESCE((SELECT SUM(amount) FROM sales_order_payments p WHERE p.sales_order_id=o.id AND p.payment_type!='fee_offset'),0)) AS outstanding FROM sales_orders o JOIN sales_customers c ON c.id=o.customer_id WHERE o.status IN ('confirmed','producing','ready','packing','shipped','delivered','invoiced') GROUP BY c.code ORDER BY outstanding DESC LIMIT 5;</w:t>
+        <w:t>WITH paid AS (SELECT sales_order_id, SUM(amount) AS total FROM sales_order_payments WHERE payment_type!='fee_offset' GROUP BY sales_order_id) SELECT c.name, SUM(o.total_value_usd - COALESCE(p.total, 0)) AS outstanding FROM sales_orders o JOIN sales_customers c ON c.id=o.customer_id LEFT JOIN paid p ON p.sales_order_id=o.id WHERE o.status IN ('confirmed','producing','ready','packing','shipped','delivered','invoiced') GROUP BY c.name HAVING SUM(o.total_value_usd - COALESCE(p.total,0)) &gt; 0 ORDER BY outstanding DESC LIMIT 5;</w:t>
       </w:r>
     </w:p>
     <w:p>
@@ -5367,7 +6189,7 @@
           <w:i/>
           <w:sz w:val="20"/>
         </w:rPr>
-        <w:t>Kết quả trùng với UI. Sau Sprint Q actual_payment_amount đã fix → giá trị khớp hoàn toàn.</w:t>
+        <w:t>Trùng top 5 row trong UI.</w:t>
       </w:r>
     </w:p>
     <w:p>
@@ -5379,21 +6201,21 @@
           <w:b/>
           <w:sz w:val="22"/>
         </w:rPr>
-        <w:t xml:space="preserve">  Bước 4. </w:t>
+        <w:t xml:space="preserve">  Bước 6. </w:t>
       </w:r>
       <w:r>
         <w:rPr>
           <w:b/>
-          <w:color w:val="721B6E"/>
+          <w:color w:val="D47A17"/>
           <w:sz w:val="22"/>
         </w:rPr>
-        <w:t xml:space="preserve">[Kế toán] </w:t>
+        <w:t xml:space="preserve">[Kinh doanh] </w:t>
       </w:r>
       <w:r>
         <w:rPr>
           <w:sz w:val="22"/>
         </w:rPr>
-        <w:t>Click row customer → xem chi tiết các order chưa thanh toán.</w:t>
+        <w:t>Login role=sale → vào /sales/ar-aging.</w:t>
       </w:r>
     </w:p>
     <w:p>
@@ -5414,101 +6236,7 @@
           <w:i/>
           <w:sz w:val="20"/>
         </w:rPr>
-        <w:t>Expand table hiện từng order + outstanding riêng.</w:t>
-      </w:r>
-    </w:p>
-    <w:p>
-      <w:pPr>
-        <w:spacing w:before="80" w:after="40"/>
-      </w:pPr>
-      <w:r>
-        <w:rPr>
-          <w:b/>
-          <w:sz w:val="22"/>
-        </w:rPr>
-        <w:t xml:space="preserve">  Bước 5. </w:t>
-      </w:r>
-      <w:r>
-        <w:rPr>
-          <w:b/>
-          <w:color w:val="721B6E"/>
-          <w:sz w:val="22"/>
-        </w:rPr>
-        <w:t xml:space="preserve">[Kế toán] </w:t>
-      </w:r>
-      <w:r>
-        <w:rPr>
-          <w:sz w:val="22"/>
-        </w:rPr>
-        <w:t>Export CSV/Excel.</w:t>
-      </w:r>
-    </w:p>
-    <w:p>
-      <w:pPr>
-        <w:spacing w:after="80"/>
-        <w:ind w:left="680"/>
-      </w:pPr>
-      <w:r>
-        <w:rPr>
-          <w:i/>
-          <w:color w:val="2E7D32"/>
-          <w:sz w:val="20"/>
-        </w:rPr>
-        <w:t xml:space="preserve">→ Kỳ vọng: </w:t>
-      </w:r>
-      <w:r>
-        <w:rPr>
-          <w:i/>
-          <w:sz w:val="20"/>
-        </w:rPr>
-        <w:t>File download. Số tiền viết đầy đủ, không bị rút gọn "K"/"M".</w:t>
-      </w:r>
-    </w:p>
-    <w:p>
-      <w:pPr>
-        <w:spacing w:before="80" w:after="40"/>
-      </w:pPr>
-      <w:r>
-        <w:rPr>
-          <w:b/>
-          <w:sz w:val="22"/>
-        </w:rPr>
-        <w:t xml:space="preserve">  Bước 6. </w:t>
-      </w:r>
-      <w:r>
-        <w:rPr>
-          <w:b/>
-          <w:color w:val="D47A17"/>
-          <w:sz w:val="22"/>
-        </w:rPr>
-        <w:t xml:space="preserve">[Kinh doanh] </w:t>
-      </w:r>
-      <w:r>
-        <w:rPr>
-          <w:sz w:val="22"/>
-        </w:rPr>
-        <w:t>Đổi role=sale → vào /sales/ar-aging.</w:t>
-      </w:r>
-    </w:p>
-    <w:p>
-      <w:pPr>
-        <w:spacing w:after="80"/>
-        <w:ind w:left="680"/>
-      </w:pPr>
-      <w:r>
-        <w:rPr>
-          <w:i/>
-          <w:color w:val="2E7D32"/>
-          <w:sz w:val="20"/>
-        </w:rPr>
-        <w:t xml:space="preserve">→ Kỳ vọng: </w:t>
-      </w:r>
-      <w:r>
-        <w:rPr>
-          <w:i/>
-          <w:sz w:val="20"/>
-        </w:rPr>
-        <w:t>SIDEBAR KHÔNG hiện menu Nợ phải thu. URL trực tiếp → redirect hoặc 403.</w:t>
+        <w:t>Menu **Nợ phải thu** KHÔNG hiện sidebar (requireSalesRoles: accounting/admin).</w:t>
       </w:r>
     </w:p>
     <w:p>
@@ -5539,7 +6267,7 @@
         <w:ind w:left="283"/>
       </w:pPr>
       <w:r>
-        <w:t>Aging buckets chính xác</w:t>
+        <w:t>4 bucket chính xác</w:t>
       </w:r>
     </w:p>
     <w:p>
@@ -5557,7 +6285,16 @@
         <w:ind w:left="283"/>
       </w:pPr>
       <w:r>
-        <w:t>Production/Sale không truy cập menu</w:t>
+        <w:t>Số tiền đầy đủ (không rút gọn)</w:t>
+      </w:r>
+    </w:p>
+    <w:p>
+      <w:pPr>
+        <w:pStyle w:val="ListBullet"/>
+        <w:ind w:left="283"/>
+      </w:pPr>
+      <w:r>
+        <w:t>Sale không truy cập menu</w:t>
       </w:r>
     </w:p>
     <w:p>
@@ -5575,7 +6312,7 @@
         <w:ind w:left="283"/>
       </w:pPr>
       <w:r>
-        <w:t>Aging sai (dùng actual_payment_amount cũ chưa sync)</w:t>
+        <w:t>Bucket sai</w:t>
       </w:r>
     </w:p>
     <w:p>
@@ -5584,7 +6321,16 @@
         <w:ind w:left="283"/>
       </w:pPr>
       <w:r>
-        <w:t>Export cắt đuôi số tiền</w:t>
+        <w:t>Gộp USD + VND</w:t>
+      </w:r>
+    </w:p>
+    <w:p>
+      <w:pPr>
+        <w:pStyle w:val="ListBullet"/>
+        <w:ind w:left="283"/>
+      </w:pPr>
+      <w:r>
+        <w:t>Số bị K/M</w:t>
       </w:r>
     </w:p>
     <w:p>
@@ -5602,7 +6348,7 @@
           <w:color w:val="1B4D3E"/>
           <w:sz w:val="28"/>
         </w:rPr>
-        <w:t>Scenario 8 — Cash Flow forecast + LC Expiry monitoring</w:t>
+        <w:t>Scenario 8 — Dòng tiền &amp; LC — 2 tab + LC expiry</w:t>
       </w:r>
     </w:p>
     <w:tbl>
@@ -5641,7 +6387,7 @@
                 <w:b/>
                 <w:sz w:val="20"/>
               </w:rPr>
-              <w:t>Thời gian: 15 phút</w:t>
+              <w:t>Thời gian: 20 phút</w:t>
             </w:r>
           </w:p>
         </w:tc>
@@ -5655,7 +6401,7 @@
                 <w:b/>
                 <w:sz w:val="20"/>
               </w:rPr>
-              <w:t>Bộ phận: accounting, admin</w:t>
+              <w:t>Bộ phận: accounting · admin</w:t>
             </w:r>
           </w:p>
         </w:tc>
@@ -5680,7 +6426,7 @@
         <w:ind w:left="283"/>
       </w:pPr>
       <w:r>
-        <w:t>Có ≥ 2 order active có lc_number + lc_expiry_date khác nhau (1 sắp hết hạn, 1 còn dài)</w:t>
+        <w:t>≥ 2 order active có lc_number, lc_expiry_date khác nhau (1 sắp hết ≤7 ngày)</w:t>
       </w:r>
     </w:p>
     <w:p>
@@ -5719,7 +6465,7 @@
         <w:rPr>
           <w:sz w:val="22"/>
         </w:rPr>
-        <w:t>Menu Dòng tiền &amp; LC → CashFlowPage load.</w:t>
+        <w:t>Sidebar → **Đơn hàng bán** → **Dòng tiền &amp; LC**.</w:t>
       </w:r>
     </w:p>
     <w:p>
@@ -5740,7 +6486,7 @@
           <w:i/>
           <w:sz w:val="20"/>
         </w:rPr>
-        <w:t>2 panel: Cash Flow forecast (tháng) + LC Management.</w:t>
+        <w:t>Page có **2 Tabs**: "Dự báo tiền" (active) + "L/C đang hoạt động".</w:t>
       </w:r>
     </w:p>
     <w:p>
@@ -5766,7 +6512,7 @@
         <w:rPr>
           <w:sz w:val="22"/>
         </w:rPr>
-        <w:t>Cash Flow table hiện "Dự kiến thu / Đã thu / Chênh lệch" theo tháng.</w:t>
+        <w:t>Tab **Dự báo tiền** — 3 Stats cards: **Dự kiến thu** (xanh dương) · **Đã thu** (xanh lá) · **Chênh lệch** (đỏ/xanh theo dấu).</w:t>
       </w:r>
     </w:p>
     <w:p>
@@ -5787,7 +6533,7 @@
           <w:i/>
           <w:sz w:val="20"/>
         </w:rPr>
-        <w:t>expected computed từ delivery_date + payment_terms. Received từ SUM(payments).</w:t>
+        <w:t>Compute từ payment_terms + delivery_date.</w:t>
       </w:r>
     </w:p>
     <w:p>
@@ -5813,7 +6559,7 @@
         <w:rPr>
           <w:sz w:val="22"/>
         </w:rPr>
-        <w:t>LC table: sort theo days_until_expiry asc.</w:t>
+        <w:t>Table 6 cột: **Tháng** · **Đơn hàng** · **Dự kiến thu** · **Đã thu** · **Chênh lệch** · **Thu nợ** (progress bar).</w:t>
       </w:r>
     </w:p>
     <w:p>
@@ -5834,7 +6580,7 @@
           <w:i/>
           <w:sz w:val="20"/>
         </w:rPr>
-        <w:t>LC sắp hết hạn (≤ 7 ngày) hiện badge đỏ. LC expired hiện badge xám/đen.</w:t>
+        <w:t>Chart bar hoặc line hiện trend.</w:t>
       </w:r>
     </w:p>
     <w:p>
@@ -5847,6 +6593,100 @@
           <w:sz w:val="22"/>
         </w:rPr>
         <w:t xml:space="preserve">  Bước 4. </w:t>
+      </w:r>
+      <w:r>
+        <w:rPr>
+          <w:b/>
+          <w:color w:val="721B6E"/>
+          <w:sz w:val="22"/>
+        </w:rPr>
+        <w:t xml:space="preserve">[Kế toán] </w:t>
+      </w:r>
+      <w:r>
+        <w:rPr>
+          <w:sz w:val="22"/>
+        </w:rPr>
+        <w:t>Tab **L/C đang hoạt động** — 4 Stats cards: **Số L/C hoạt động** · **Sắp hết hạn** (≤7 ngày) · **Đã hết hạn** · **Tổng giá trị**.</w:t>
+      </w:r>
+    </w:p>
+    <w:p>
+      <w:pPr>
+        <w:spacing w:after="80"/>
+        <w:ind w:left="680"/>
+      </w:pPr>
+      <w:r>
+        <w:rPr>
+          <w:i/>
+          <w:color w:val="2E7D32"/>
+          <w:sz w:val="20"/>
+        </w:rPr>
+        <w:t xml:space="preserve">→ Kỳ vọng: </w:t>
+      </w:r>
+      <w:r>
+        <w:rPr>
+          <w:i/>
+          <w:sz w:val="20"/>
+        </w:rPr>
+        <w:t>Cards phân màu.</w:t>
+      </w:r>
+    </w:p>
+    <w:p>
+      <w:pPr>
+        <w:spacing w:before="80" w:after="40"/>
+      </w:pPr>
+      <w:r>
+        <w:rPr>
+          <w:b/>
+          <w:sz w:val="22"/>
+        </w:rPr>
+        <w:t xml:space="preserve">  Bước 5. </w:t>
+      </w:r>
+      <w:r>
+        <w:rPr>
+          <w:b/>
+          <w:color w:val="721B6E"/>
+          <w:sz w:val="22"/>
+        </w:rPr>
+        <w:t xml:space="preserve">[Kế toán] </w:t>
+      </w:r>
+      <w:r>
+        <w:rPr>
+          <w:sz w:val="22"/>
+        </w:rPr>
+        <w:t>Table L/C 8 cột: **Đơn hàng** · **Khách hàng** · **Số L/C** · **Ngân hàng** · **Giá trị** · **Hạn lệnh** · **Ngày còn lại** · **Trạng thái**. Sort theo days_until_expiry asc.</w:t>
+      </w:r>
+    </w:p>
+    <w:p>
+      <w:pPr>
+        <w:spacing w:after="80"/>
+        <w:ind w:left="680"/>
+      </w:pPr>
+      <w:r>
+        <w:rPr>
+          <w:i/>
+          <w:color w:val="2E7D32"/>
+          <w:sz w:val="20"/>
+        </w:rPr>
+        <w:t xml:space="preserve">→ Kỳ vọng: </w:t>
+      </w:r>
+      <w:r>
+        <w:rPr>
+          <w:i/>
+          <w:sz w:val="20"/>
+        </w:rPr>
+        <w:t>L/C ≤ 7 ngày hiện badge đỏ. Expired badge xám.</w:t>
+      </w:r>
+    </w:p>
+    <w:p>
+      <w:pPr>
+        <w:spacing w:before="80" w:after="40"/>
+      </w:pPr>
+      <w:r>
+        <w:rPr>
+          <w:b/>
+          <w:sz w:val="22"/>
+        </w:rPr>
+        <w:t xml:space="preserve">  Bước 6. </w:t>
       </w:r>
       <w:r>
         <w:rPr>
@@ -5860,7 +6700,7 @@
         <w:rPr>
           <w:sz w:val="22"/>
         </w:rPr>
-        <w:t>SELECT code, lc_number, lc_expiry_date, (lc_expiry_date - CURRENT_DATE) AS days_left FROM sales_orders WHERE lc_number IS NOT NULL AND lc_expiry_date IS NOT NULL ORDER BY days_left;</w:t>
+        <w:t>SELECT code, lc_number, lc_expiry_date, (lc_expiry_date - CURRENT_DATE) AS days_left FROM sales_orders WHERE lc_number IS NOT NULL ORDER BY days_left;</w:t>
       </w:r>
     </w:p>
     <w:p>
@@ -5881,7 +6721,7 @@
           <w:i/>
           <w:sz w:val="20"/>
         </w:rPr>
-        <w:t>Trùng thứ tự với UI.</w:t>
+        <w:t>Thứ tự khớp UI.</w:t>
       </w:r>
     </w:p>
     <w:p>
@@ -5893,7 +6733,7 @@
           <w:b/>
           <w:sz w:val="22"/>
         </w:rPr>
-        <w:t xml:space="preserve">  Bước 5. </w:t>
+        <w:t xml:space="preserve">  Bước 7. </w:t>
       </w:r>
       <w:r>
         <w:rPr>
@@ -5907,7 +6747,7 @@
         <w:rPr>
           <w:sz w:val="22"/>
         </w:rPr>
-        <w:t>Tổng active LC amount.</w:t>
+        <w:t>Tổng giá trị LC tách theo currency (USD vs VND không gộp).</w:t>
       </w:r>
     </w:p>
     <w:p>
@@ -5928,54 +6768,7 @@
           <w:i/>
           <w:sz w:val="20"/>
         </w:rPr>
-        <w:t>Bằng SUM(lc_amount) cho LC chưa paid. Viết đầy đủ số, không rút gọn.</w:t>
-      </w:r>
-    </w:p>
-    <w:p>
-      <w:pPr>
-        <w:spacing w:before="80" w:after="40"/>
-      </w:pPr>
-      <w:r>
-        <w:rPr>
-          <w:b/>
-          <w:sz w:val="22"/>
-        </w:rPr>
-        <w:t xml:space="preserve">  Bước 6. </w:t>
-      </w:r>
-      <w:r>
-        <w:rPr>
-          <w:b/>
-          <w:color w:val="721B6E"/>
-          <w:sz w:val="22"/>
-        </w:rPr>
-        <w:t xml:space="preserve">[Kế toán] </w:t>
-      </w:r>
-      <w:r>
-        <w:rPr>
-          <w:sz w:val="22"/>
-        </w:rPr>
-        <w:t>Filter currency VND + USD riêng biệt.</w:t>
-      </w:r>
-    </w:p>
-    <w:p>
-      <w:pPr>
-        <w:spacing w:after="80"/>
-        <w:ind w:left="680"/>
-      </w:pPr>
-      <w:r>
-        <w:rPr>
-          <w:i/>
-          <w:color w:val="2E7D32"/>
-          <w:sz w:val="20"/>
-        </w:rPr>
-        <w:t xml:space="preserve">→ Kỳ vọng: </w:t>
-      </w:r>
-      <w:r>
-        <w:rPr>
-          <w:i/>
-          <w:sz w:val="20"/>
-        </w:rPr>
-        <w:t>Total tính riêng mỗi currency, không gộp trộn tỷ giá.</w:t>
+        <w:t>Nếu cả 2 currency, hiện 2 dòng tổng riêng.</w:t>
       </w:r>
     </w:p>
     <w:p>
@@ -6006,7 +6799,7 @@
         <w:ind w:left="283"/>
       </w:pPr>
       <w:r>
-        <w:t>LC expired highlight đúng</w:t>
+        <w:t>2 tab hoạt động đúng</w:t>
       </w:r>
     </w:p>
     <w:p>
@@ -6015,7 +6808,7 @@
         <w:ind w:left="283"/>
       </w:pPr>
       <w:r>
-        <w:t>Cash flow forecast khớp payment_terms + delivery_date</w:t>
+        <w:t>LC expiring highlight</w:t>
       </w:r>
     </w:p>
     <w:p>
@@ -6024,7 +6817,7 @@
         <w:ind w:left="283"/>
       </w:pPr>
       <w:r>
-        <w:t>Số tiền đầy đủ đơn vị</w:t>
+        <w:t>Không gộp currency</w:t>
       </w:r>
     </w:p>
     <w:p>
@@ -6051,7 +6844,7 @@
         <w:ind w:left="283"/>
       </w:pPr>
       <w:r>
-        <w:t>Gộp USD + VND một cột tổng</w:t>
+        <w:t>Gộp USD + VND</w:t>
       </w:r>
     </w:p>
     <w:p>
@@ -6060,7 +6853,7 @@
         <w:ind w:left="283"/>
       </w:pPr>
       <w:r>
-        <w:t>Số bị rút gọn "15M"</w:t>
+        <w:t>Ngày còn lại âm hiện dương</w:t>
       </w:r>
     </w:p>
     <w:p>
@@ -6078,7 +6871,7 @@
           <w:color w:val="1B4D3E"/>
           <w:sz w:val="28"/>
         </w:rPr>
-        <w:t>Scenario 9 — Sales Dashboard — KPI + trend</w:t>
+        <w:t>Scenario 9 — Sales Dashboard — KPI + charts + tables</w:t>
       </w:r>
     </w:p>
     <w:tbl>
@@ -6131,7 +6924,7 @@
                 <w:b/>
                 <w:sz w:val="20"/>
               </w:rPr>
-              <w:t>Bộ phận: Tất cả role (read-only)</w:t>
+              <w:t>Bộ phận: Tất cả role (read)</w:t>
             </w:r>
           </w:p>
         </w:tc>
@@ -6156,7 +6949,7 @@
         <w:ind w:left="283"/>
       </w:pPr>
       <w:r>
-        <w:t>Có ≥ 10 order ở các status khác nhau, ≥ 5 customer</w:t>
+        <w:t>≥ 10 order đa status, ≥ 5 customer</w:t>
       </w:r>
     </w:p>
     <w:p>
@@ -6195,7 +6988,7 @@
         <w:rPr>
           <w:sz w:val="22"/>
         </w:rPr>
-        <w:t>Menu Tổng quan → SalesDashboardPage.</w:t>
+        <w:t>Sidebar → **Đơn hàng bán** → **Tổng quan** → SalesDashboardPage.</w:t>
       </w:r>
     </w:p>
     <w:p>
@@ -6216,7 +7009,7 @@
           <w:i/>
           <w:sz w:val="20"/>
         </w:rPr>
-        <w:t>Load KPI cards: Tổng đơn tháng, Tổng doanh thu, Số container, Top customer.</w:t>
+        <w:t>5 KPI cards top: **Đơn hàng** (ShoppingBag) · **Doanh thu** (TrendingUp) · **Sắp giao** (Package) · **Thiếu tài liệu** (Clock) · **Đã thanh toán** (CheckCircle).</w:t>
       </w:r>
     </w:p>
     <w:p>
@@ -6242,7 +7035,7 @@
         <w:rPr>
           <w:sz w:val="22"/>
         </w:rPr>
-        <w:t>Xem chart trend 12 tháng.</w:t>
+        <w:t>3 charts SVG: **Doanh thu 6 tháng** (bar chart) · **Phân bố theo grade** (pie chart 8 largest) · **Pipeline** (horizontal stacked bar).</w:t>
       </w:r>
     </w:p>
     <w:p>
@@ -6263,7 +7056,7 @@
           <w:i/>
           <w:sz w:val="20"/>
         </w:rPr>
-        <w:t>Đường chart liền mạch. Không có gap tháng trống do query bỏ sót.</w:t>
+        <w:t>Charts render, không có gap tháng empty.</w:t>
       </w:r>
     </w:p>
     <w:p>
@@ -6289,7 +7082,7 @@
         <w:rPr>
           <w:sz w:val="22"/>
         </w:rPr>
-        <w:t>Click top customer → redirect CustomerDetailPage.</w:t>
+        <w:t>2 tables: **Top 5 khách hàng** (customer, total_orders, revenue tấn, revenue USD, growth) · **Đơn hàng sắp giao** (contract_no, customer, grade, delivery_date, status).</w:t>
       </w:r>
     </w:p>
     <w:p>
@@ -6310,7 +7103,7 @@
           <w:i/>
           <w:sz w:val="20"/>
         </w:rPr>
-        <w:t>Mở đúng detail của customer top.</w:t>
+        <w:t>Data chính xác.</w:t>
       </w:r>
     </w:p>
     <w:p>
@@ -6323,6 +7116,53 @@
           <w:sz w:val="22"/>
         </w:rPr>
         <w:t xml:space="preserve">  Bước 4. </w:t>
+      </w:r>
+      <w:r>
+        <w:rPr>
+          <w:b/>
+          <w:color w:val="D47A17"/>
+          <w:sz w:val="22"/>
+        </w:rPr>
+        <w:t xml:space="preserve">[Kinh doanh] </w:t>
+      </w:r>
+      <w:r>
+        <w:rPr>
+          <w:sz w:val="22"/>
+        </w:rPr>
+        <w:t>Click top customer row → redirect CustomerDetailPage.</w:t>
+      </w:r>
+    </w:p>
+    <w:p>
+      <w:pPr>
+        <w:spacing w:after="80"/>
+        <w:ind w:left="680"/>
+      </w:pPr>
+      <w:r>
+        <w:rPr>
+          <w:i/>
+          <w:color w:val="2E7D32"/>
+          <w:sz w:val="20"/>
+        </w:rPr>
+        <w:t xml:space="preserve">→ Kỳ vọng: </w:t>
+      </w:r>
+      <w:r>
+        <w:rPr>
+          <w:i/>
+          <w:sz w:val="20"/>
+        </w:rPr>
+        <w:t>Navigation OK.</w:t>
+      </w:r>
+    </w:p>
+    <w:p>
+      <w:pPr>
+        <w:spacing w:before="80" w:after="40"/>
+      </w:pPr>
+      <w:r>
+        <w:rPr>
+          <w:b/>
+          <w:sz w:val="22"/>
+        </w:rPr>
+        <w:t xml:space="preserve">  Bước 5. </w:t>
       </w:r>
       <w:r>
         <w:rPr>
@@ -6357,7 +7197,7 @@
           <w:i/>
           <w:sz w:val="20"/>
         </w:rPr>
-        <w:t>Vẫn thấy. KPI read-only. Không có quyền click vào action riêng của sale (ví dụ "Tạo đơn hàng").</w:t>
+        <w:t>Vẫn thấy (requireSalesRoles có "production"). Read-only.</w:t>
       </w:r>
     </w:p>
     <w:p>
@@ -6369,7 +7209,7 @@
           <w:b/>
           <w:sz w:val="22"/>
         </w:rPr>
-        <w:t xml:space="preserve">  Bước 5. </w:t>
+        <w:t xml:space="preserve">  Bước 6. </w:t>
       </w:r>
       <w:r>
         <w:rPr>
@@ -6383,7 +7223,7 @@
         <w:rPr>
           <w:sz w:val="22"/>
         </w:rPr>
-        <w:t>SELECT DATE_TRUNC('month', order_date) AS m, COUNT(*), SUM(total_value_usd) FROM sales_orders WHERE order_date &gt;= NOW() - INTERVAL '12 months' GROUP BY 1 ORDER BY 1;</w:t>
+        <w:t>SELECT DATE_TRUNC('month', order_date) AS m, COUNT(*), SUM(total_value_usd) FROM sales_orders WHERE order_date &gt;= NOW() - INTERVAL '6 months' GROUP BY 1 ORDER BY 1;</w:t>
       </w:r>
     </w:p>
     <w:p>
@@ -6404,7 +7244,7 @@
           <w:i/>
           <w:sz w:val="20"/>
         </w:rPr>
-        <w:t>Match chart trend.</w:t>
+        <w:t>Match chart "Doanh thu 6 tháng".</w:t>
       </w:r>
     </w:p>
     <w:p>
@@ -6435,7 +7275,7 @@
         <w:ind w:left="283"/>
       </w:pPr>
       <w:r>
-        <w:t>KPI chính xác match SQL</w:t>
+        <w:t>5 KPI đúng số</w:t>
       </w:r>
     </w:p>
     <w:p>
@@ -6444,7 +7284,7 @@
         <w:ind w:left="283"/>
       </w:pPr>
       <w:r>
-        <w:t>Chart không có gap tháng</w:t>
+        <w:t>3 chart render không lỗi</w:t>
       </w:r>
     </w:p>
     <w:p>
@@ -6453,7 +7293,7 @@
         <w:ind w:left="283"/>
       </w:pPr>
       <w:r>
-        <w:t>Click navigation OK</w:t>
+        <w:t>2 table có data khớp SQL</w:t>
       </w:r>
     </w:p>
     <w:p>
@@ -6471,7 +7311,7 @@
         <w:ind w:left="283"/>
       </w:pPr>
       <w:r>
-        <w:t>KPI lệch SQL do cache stale</w:t>
+        <w:t>Missing month</w:t>
       </w:r>
     </w:p>
     <w:p>
@@ -6480,7 +7320,16 @@
         <w:ind w:left="283"/>
       </w:pPr>
       <w:r>
-        <w:t>Missing month giữa chart</w:t>
+        <w:t>Top 5 sai thứ tự</w:t>
+      </w:r>
+    </w:p>
+    <w:p>
+      <w:pPr>
+        <w:pStyle w:val="ListBullet"/>
+        <w:ind w:left="283"/>
+      </w:pPr>
+      <w:r>
+        <w:t>KPI cache stale</w:t>
       </w:r>
     </w:p>
     <w:p>
@@ -6498,7 +7347,7 @@
           <w:color w:val="1B4D3E"/>
           <w:sz w:val="28"/>
         </w:rPr>
-        <w:t>Scenario 10 — Executive Dashboard (BGĐ only) — access control</w:t>
+        <w:t>Scenario 10 — Executive Dashboard — access + alerts</w:t>
       </w:r>
     </w:p>
     <w:tbl>
@@ -6537,7 +7386,7 @@
                 <w:b/>
                 <w:sz w:val="20"/>
               </w:rPr>
-              <w:t>Thời gian: 10 phút</w:t>
+              <w:t>Thời gian: 15 phút</w:t>
             </w:r>
           </w:p>
         </w:tc>
@@ -6576,7 +7425,7 @@
         <w:ind w:left="283"/>
       </w:pPr>
       <w:r>
-        <w:t>4 tài khoản non-admin + 1 admin</w:t>
+        <w:t>4 non-admin + 1 admin account</w:t>
       </w:r>
     </w:p>
     <w:p>
@@ -6606,10 +7455,10 @@
       <w:r>
         <w:rPr>
           <w:b/>
-          <w:color w:val="D47A17"/>
+          <w:color w:val="555555"/>
           <w:sz w:val="22"/>
         </w:rPr>
-        <w:t xml:space="preserve">[Kinh doanh] </w:t>
+        <w:t xml:space="preserve">[Kinh doanh / Sản xuất / Hậu cần / Kế toán] </w:t>
       </w:r>
       <w:r>
         <w:rPr>
@@ -6636,7 +7485,7 @@
           <w:i/>
           <w:sz w:val="20"/>
         </w:rPr>
-        <w:t>Redirect về home hoặc hiện "403 — Chỉ BGĐ được truy cập".</w:t>
+        <w:t>Redirect home hoặc 403. Menu **Điều hành BGĐ** KHÔNG hiện sidebar.</w:t>
       </w:r>
     </w:p>
     <w:p>
@@ -6649,6 +7498,288 @@
           <w:sz w:val="22"/>
         </w:rPr>
         <w:t xml:space="preserve">  Bước 2. </w:t>
+      </w:r>
+      <w:r>
+        <w:rPr>
+          <w:b/>
+          <w:color w:val="000000"/>
+          <w:sz w:val="22"/>
+        </w:rPr>
+        <w:t xml:space="preserve">[BGĐ] </w:t>
+      </w:r>
+      <w:r>
+        <w:rPr>
+          <w:sz w:val="22"/>
+        </w:rPr>
+        <w:t>Sidebar → **Đơn hàng bán** → **Điều hành BGĐ** → ExecutiveDashboardPage.</w:t>
+      </w:r>
+    </w:p>
+    <w:p>
+      <w:pPr>
+        <w:spacing w:after="80"/>
+        <w:ind w:left="680"/>
+      </w:pPr>
+      <w:r>
+        <w:rPr>
+          <w:i/>
+          <w:color w:val="2E7D32"/>
+          <w:sz w:val="20"/>
+        </w:rPr>
+        <w:t xml:space="preserve">→ Kỳ vọng: </w:t>
+      </w:r>
+      <w:r>
+        <w:rPr>
+          <w:i/>
+          <w:sz w:val="20"/>
+        </w:rPr>
+        <w:t>Top filter: Tháng (1-12 Select) · Năm (current ± 2).</w:t>
+      </w:r>
+    </w:p>
+    <w:p>
+      <w:pPr>
+        <w:spacing w:before="80" w:after="40"/>
+      </w:pPr>
+      <w:r>
+        <w:rPr>
+          <w:b/>
+          <w:sz w:val="22"/>
+        </w:rPr>
+        <w:t xml:space="preserve">  Bước 3. </w:t>
+      </w:r>
+      <w:r>
+        <w:rPr>
+          <w:b/>
+          <w:color w:val="000000"/>
+          <w:sz w:val="22"/>
+        </w:rPr>
+        <w:t xml:space="preserve">[BGĐ] </w:t>
+      </w:r>
+      <w:r>
+        <w:rPr>
+          <w:sz w:val="22"/>
+        </w:rPr>
+        <w:t>KPI cards top: **Doanh thu tháng {m}/{y}** (DollarOutlined) · **Đã thu nợ** · **Còn nợ** · **% thu nợ** (BankOutlined) · **Đơn hàng tháng** (ShoppingCartOutlined).</w:t>
+      </w:r>
+    </w:p>
+    <w:p>
+      <w:pPr>
+        <w:spacing w:after="80"/>
+        <w:ind w:left="680"/>
+      </w:pPr>
+      <w:r>
+        <w:rPr>
+          <w:i/>
+          <w:color w:val="2E7D32"/>
+          <w:sz w:val="20"/>
+        </w:rPr>
+        <w:t xml:space="preserve">→ Kỳ vọng: </w:t>
+      </w:r>
+      <w:r>
+        <w:rPr>
+          <w:i/>
+          <w:sz w:val="20"/>
+        </w:rPr>
+        <w:t>Số đầy đủ đơn vị tiền.</w:t>
+      </w:r>
+    </w:p>
+    <w:p>
+      <w:pPr>
+        <w:spacing w:before="80" w:after="40"/>
+      </w:pPr>
+      <w:r>
+        <w:rPr>
+          <w:b/>
+          <w:sz w:val="22"/>
+        </w:rPr>
+        <w:t xml:space="preserve">  Bước 4. </w:t>
+      </w:r>
+      <w:r>
+        <w:rPr>
+          <w:b/>
+          <w:color w:val="000000"/>
+          <w:sz w:val="22"/>
+        </w:rPr>
+        <w:t xml:space="preserve">[BGĐ] </w:t>
+      </w:r>
+      <w:r>
+        <w:rPr>
+          <w:sz w:val="22"/>
+        </w:rPr>
+        <w:t>Pipeline Stage (horizontal bar) hiện 7 stage: **Nháp** (gray) · **Xác nhận** (blue) · **Đang SX** (orange) · **Sẵn sàng** (purple) · **Đóng gói** (cyan) · **Đã xuất** (green) · **Đã TT** (dark green).</w:t>
+      </w:r>
+    </w:p>
+    <w:p>
+      <w:pPr>
+        <w:spacing w:after="80"/>
+        <w:ind w:left="680"/>
+      </w:pPr>
+      <w:r>
+        <w:rPr>
+          <w:i/>
+          <w:color w:val="2E7D32"/>
+          <w:sz w:val="20"/>
+        </w:rPr>
+        <w:t xml:space="preserve">→ Kỳ vọng: </w:t>
+      </w:r>
+      <w:r>
+        <w:rPr>
+          <w:i/>
+          <w:sz w:val="20"/>
+        </w:rPr>
+        <w:t>Ratio đúng số order mỗi stage.</w:t>
+      </w:r>
+    </w:p>
+    <w:p>
+      <w:pPr>
+        <w:spacing w:before="80" w:after="40"/>
+      </w:pPr>
+      <w:r>
+        <w:rPr>
+          <w:b/>
+          <w:sz w:val="22"/>
+        </w:rPr>
+        <w:t xml:space="preserve">  Bước 5. </w:t>
+      </w:r>
+      <w:r>
+        <w:rPr>
+          <w:b/>
+          <w:color w:val="000000"/>
+          <w:sz w:val="22"/>
+        </w:rPr>
+        <w:t xml:space="preserve">[BGĐ] </w:t>
+      </w:r>
+      <w:r>
+        <w:rPr>
+          <w:sz w:val="22"/>
+        </w:rPr>
+        <w:t>Section **Alerts** list: **Quá hạn giao** (ExclamationCircleOutlined, red) · **L/C sắp hết** (WarningOutlined, orange) · **Chưa có booking** (InfoCircleOutlined, blue).</w:t>
+      </w:r>
+    </w:p>
+    <w:p>
+      <w:pPr>
+        <w:spacing w:after="80"/>
+        <w:ind w:left="680"/>
+      </w:pPr>
+      <w:r>
+        <w:rPr>
+          <w:i/>
+          <w:color w:val="2E7D32"/>
+          <w:sz w:val="20"/>
+        </w:rPr>
+        <w:t xml:space="preserve">→ Kỳ vọng: </w:t>
+      </w:r>
+      <w:r>
+        <w:rPr>
+          <w:i/>
+          <w:sz w:val="20"/>
+        </w:rPr>
+        <w:t>Mỗi alert có count + link xem chi tiết.</w:t>
+      </w:r>
+    </w:p>
+    <w:p>
+      <w:pPr>
+        <w:spacing w:before="80" w:after="40"/>
+      </w:pPr>
+      <w:r>
+        <w:rPr>
+          <w:b/>
+          <w:sz w:val="22"/>
+        </w:rPr>
+        <w:t xml:space="preserve">  Bước 6. </w:t>
+      </w:r>
+      <w:r>
+        <w:rPr>
+          <w:b/>
+          <w:color w:val="000000"/>
+          <w:sz w:val="22"/>
+        </w:rPr>
+        <w:t xml:space="preserve">[BGĐ] </w:t>
+      </w:r>
+      <w:r>
+        <w:rPr>
+          <w:sz w:val="22"/>
+        </w:rPr>
+        <w:t>Charts **Monthly Revenue 3-6 tháng** (bar + trend) + 2 tables **Top Customers** (YoY %) · **Recent Shipments** (code, customer, grade, qty, ETD, status, payment_date).</w:t>
+      </w:r>
+    </w:p>
+    <w:p>
+      <w:pPr>
+        <w:spacing w:after="80"/>
+        <w:ind w:left="680"/>
+      </w:pPr>
+      <w:r>
+        <w:rPr>
+          <w:i/>
+          <w:color w:val="2E7D32"/>
+          <w:sz w:val="20"/>
+        </w:rPr>
+        <w:t xml:space="preserve">→ Kỳ vọng: </w:t>
+      </w:r>
+      <w:r>
+        <w:rPr>
+          <w:i/>
+          <w:sz w:val="20"/>
+        </w:rPr>
+        <w:t>Chart hợp lý. Table có data.</w:t>
+      </w:r>
+    </w:p>
+    <w:p>
+      <w:pPr>
+        <w:spacing w:before="80" w:after="40"/>
+      </w:pPr>
+      <w:r>
+        <w:rPr>
+          <w:b/>
+          <w:sz w:val="22"/>
+        </w:rPr>
+        <w:t xml:space="preserve">  Bước 7. </w:t>
+      </w:r>
+      <w:r>
+        <w:rPr>
+          <w:b/>
+          <w:color w:val="000000"/>
+          <w:sz w:val="22"/>
+        </w:rPr>
+        <w:t xml:space="preserve">[BGĐ] </w:t>
+      </w:r>
+      <w:r>
+        <w:rPr>
+          <w:sz w:val="22"/>
+        </w:rPr>
+        <w:t>Nút **Export PDF** (FilePdfOutlined).</w:t>
+      </w:r>
+    </w:p>
+    <w:p>
+      <w:pPr>
+        <w:spacing w:after="80"/>
+        <w:ind w:left="680"/>
+      </w:pPr>
+      <w:r>
+        <w:rPr>
+          <w:i/>
+          <w:color w:val="2E7D32"/>
+          <w:sz w:val="20"/>
+        </w:rPr>
+        <w:t xml:space="preserve">→ Kỳ vọng: </w:t>
+      </w:r>
+      <w:r>
+        <w:rPr>
+          <w:i/>
+          <w:sz w:val="20"/>
+        </w:rPr>
+        <w:t>Download PDF. Số tiền full không rút gọn.</w:t>
+      </w:r>
+    </w:p>
+    <w:p>
+      <w:pPr>
+        <w:spacing w:before="80" w:after="40"/>
+      </w:pPr>
+      <w:r>
+        <w:rPr>
+          <w:b/>
+          <w:sz w:val="22"/>
+        </w:rPr>
+        <w:t xml:space="preserve">  Bước 8. </w:t>
       </w:r>
       <w:r>
         <w:rPr>
@@ -6656,13 +7787,13 @@
           <w:color w:val="555555"/>
           <w:sz w:val="22"/>
         </w:rPr>
-        <w:t xml:space="preserve">[Sản xuất / Hậu cần / Kế toán] </w:t>
+        <w:t xml:space="preserve">[SQL] </w:t>
       </w:r>
       <w:r>
         <w:rPr>
           <w:sz w:val="22"/>
         </w:rPr>
-        <w:t>Cùng URL /executive.</w:t>
+        <w:t>SELECT role, COUNT(*) FROM sales_user_roles WHERE role='admin' GROUP BY role;</w:t>
       </w:r>
     </w:p>
     <w:p>
@@ -6683,148 +7814,7 @@
           <w:i/>
           <w:sz w:val="20"/>
         </w:rPr>
-        <w:t>Không truy cập được. Sidebar không hiện menu "Điều hành BGĐ".</w:t>
-      </w:r>
-    </w:p>
-    <w:p>
-      <w:pPr>
-        <w:spacing w:before="80" w:after="40"/>
-      </w:pPr>
-      <w:r>
-        <w:rPr>
-          <w:b/>
-          <w:sz w:val="22"/>
-        </w:rPr>
-        <w:t xml:space="preserve">  Bước 3. </w:t>
-      </w:r>
-      <w:r>
-        <w:rPr>
-          <w:b/>
-          <w:color w:val="000000"/>
-          <w:sz w:val="22"/>
-        </w:rPr>
-        <w:t xml:space="preserve">[BGĐ] </w:t>
-      </w:r>
-      <w:r>
-        <w:rPr>
-          <w:sz w:val="22"/>
-        </w:rPr>
-        <w:t>Menu Điều hành BGĐ → ExecutiveDashboardPage.</w:t>
-      </w:r>
-    </w:p>
-    <w:p>
-      <w:pPr>
-        <w:spacing w:after="80"/>
-        <w:ind w:left="680"/>
-      </w:pPr>
-      <w:r>
-        <w:rPr>
-          <w:i/>
-          <w:color w:val="2E7D32"/>
-          <w:sz w:val="20"/>
-        </w:rPr>
-        <w:t xml:space="preserve">→ Kỳ vọng: </w:t>
-      </w:r>
-      <w:r>
-        <w:rPr>
-          <w:i/>
-          <w:sz w:val="20"/>
-        </w:rPr>
-        <w:t>Load dashboard riêng: KPI toàn công ty, P&amp;L, margin, revenue trend, top partners.</w:t>
-      </w:r>
-    </w:p>
-    <w:p>
-      <w:pPr>
-        <w:spacing w:before="80" w:after="40"/>
-      </w:pPr>
-      <w:r>
-        <w:rPr>
-          <w:b/>
-          <w:sz w:val="22"/>
-        </w:rPr>
-        <w:t xml:space="preserve">  Bước 4. </w:t>
-      </w:r>
-      <w:r>
-        <w:rPr>
-          <w:b/>
-          <w:color w:val="000000"/>
-          <w:sz w:val="22"/>
-        </w:rPr>
-        <w:t xml:space="preserve">[BGĐ] </w:t>
-      </w:r>
-      <w:r>
-        <w:rPr>
-          <w:sz w:val="22"/>
-        </w:rPr>
-        <w:t>Xem section Cross-module (B2B + Sales + WMS + Production).</w:t>
-      </w:r>
-    </w:p>
-    <w:p>
-      <w:pPr>
-        <w:spacing w:after="80"/>
-        <w:ind w:left="680"/>
-      </w:pPr>
-      <w:r>
-        <w:rPr>
-          <w:i/>
-          <w:color w:val="2E7D32"/>
-          <w:sz w:val="20"/>
-        </w:rPr>
-        <w:t xml:space="preserve">→ Kỳ vọng: </w:t>
-      </w:r>
-      <w:r>
-        <w:rPr>
-          <w:i/>
-          <w:sz w:val="20"/>
-        </w:rPr>
-        <w:t>Widgets hiển thị KPI liên quan tất cả module chứ không chỉ Sales.</w:t>
-      </w:r>
-    </w:p>
-    <w:p>
-      <w:pPr>
-        <w:spacing w:before="80" w:after="40"/>
-      </w:pPr>
-      <w:r>
-        <w:rPr>
-          <w:b/>
-          <w:sz w:val="22"/>
-        </w:rPr>
-        <w:t xml:space="preserve">  Bước 5. </w:t>
-      </w:r>
-      <w:r>
-        <w:rPr>
-          <w:b/>
-          <w:color w:val="555555"/>
-          <w:sz w:val="22"/>
-        </w:rPr>
-        <w:t xml:space="preserve">[SQL] </w:t>
-      </w:r>
-      <w:r>
-        <w:rPr>
-          <w:sz w:val="22"/>
-        </w:rPr>
-        <w:t>SELECT role, COUNT(*) FROM sales_user_roles WHERE role='admin' GROUP BY role;</w:t>
-      </w:r>
-    </w:p>
-    <w:p>
-      <w:pPr>
-        <w:spacing w:after="80"/>
-        <w:ind w:left="680"/>
-      </w:pPr>
-      <w:r>
-        <w:rPr>
-          <w:i/>
-          <w:color w:val="2E7D32"/>
-          <w:sz w:val="20"/>
-        </w:rPr>
-        <w:t xml:space="preserve">→ Kỳ vọng: </w:t>
-      </w:r>
-      <w:r>
-        <w:rPr>
-          <w:i/>
-          <w:sz w:val="20"/>
-        </w:rPr>
-        <w:t>Chỉ user trong list admin được định nghĩa. Khi add admin mới → insert vào sales_user_roles.</w:t>
+        <w:t>Chỉ user admin trong list. Sprint Q backfill: 4 admin.</w:t>
       </w:r>
     </w:p>
     <w:p>
@@ -6855,7 +7845,7 @@
         <w:ind w:left="283"/>
       </w:pPr>
       <w:r>
-        <w:t>4 non-admin role không vào được /executive</w:t>
+        <w:t>4 non-admin role block</w:t>
       </w:r>
     </w:p>
     <w:p>
@@ -6864,7 +7854,25 @@
         <w:ind w:left="283"/>
       </w:pPr>
       <w:r>
-        <w:t>Admin thấy menu + load dashboard</w:t>
+        <w:t>Admin vào được</w:t>
+      </w:r>
+    </w:p>
+    <w:p>
+      <w:pPr>
+        <w:pStyle w:val="ListBullet"/>
+        <w:ind w:left="283"/>
+      </w:pPr>
+      <w:r>
+        <w:t>Alerts đúng</w:t>
+      </w:r>
+    </w:p>
+    <w:p>
+      <w:pPr>
+        <w:pStyle w:val="ListBullet"/>
+        <w:ind w:left="283"/>
+      </w:pPr>
+      <w:r>
+        <w:t>Export PDF OK</w:t>
       </w:r>
     </w:p>
     <w:p>
@@ -6882,7 +7890,7 @@
         <w:ind w:left="283"/>
       </w:pPr>
       <w:r>
-        <w:t>Non-admin vào được URL trực tiếp</w:t>
+        <w:t>Non-admin vào được /executive</w:t>
       </w:r>
     </w:p>
     <w:p>
@@ -6891,7 +7899,16 @@
         <w:ind w:left="283"/>
       </w:pPr>
       <w:r>
-        <w:t>Menu hiện cho non-admin</w:t>
+        <w:t>Pipeline sai</w:t>
+      </w:r>
+    </w:p>
+    <w:p>
+      <w:pPr>
+        <w:pStyle w:val="ListBullet"/>
+        <w:ind w:left="283"/>
+      </w:pPr>
+      <w:r>
+        <w:t>Alerts không cập nhật</w:t>
       </w:r>
     </w:p>
     <w:p>
@@ -6909,7 +7926,7 @@
           <w:color w:val="1B4D3E"/>
           <w:sz w:val="28"/>
         </w:rPr>
-        <w:t>Helper SQL queries — verify data integrity</w:t>
+        <w:t>Helper SQL queries — verify data integrity (Sprint Q)</w:t>
       </w:r>
     </w:p>
     <w:p>
@@ -6922,7 +7939,7 @@
           <w:color w:val="1B4D3E"/>
           <w:sz w:val="24"/>
         </w:rPr>
-        <w:t>V1. Payment sync consistency (Sprint Q verify)</w:t>
+        <w:t>V1. Payment sync consistency</w:t>
       </w:r>
     </w:p>
     <w:p>
@@ -6933,7 +7950,7 @@
           <w:color w:val="555555"/>
           <w:sz w:val="20"/>
         </w:rPr>
-        <w:t>SELECT COUNT(*) AS inconsistent FROM sales_orders o LEFT JOIN (SELECT sales_order_id, SUM(amount) total FROM sales_order_payments WHERE payment_type!='fee_offset' GROUP BY sales_order_id) s ON s.sales_order_id=o.id WHERE ABS(COALESCE(o.actual_payment_amount,0) - COALESCE(s.total,0)) &gt; 0.01;</w:t>
+        <w:t>SELECT COUNT(*) FROM sales_orders o LEFT JOIN (SELECT sales_order_id, SUM(amount) total FROM sales_order_payments WHERE payment_type!='fee_offset' GROUP BY sales_order_id) s ON s.sales_order_id=o.id WHERE ABS(COALESCE(o.actual_payment_amount,0) - COALESCE(s.total,0)) &gt; 0.01;</w:t>
       </w:r>
     </w:p>
     <w:p>
@@ -6944,7 +7961,7 @@
           <w:color w:val="2E7D32"/>
           <w:sz w:val="22"/>
         </w:rPr>
-        <w:t>Expected: 0 (tất cả order đã sync đúng SUM)</w:t>
+        <w:t>Expected: 0</w:t>
       </w:r>
     </w:p>
     <w:p>
@@ -6957,7 +7974,7 @@
           <w:color w:val="1B4D3E"/>
           <w:sz w:val="24"/>
         </w:rPr>
-        <w:t>V2. "Allow all" RLS leak check</w:t>
+        <w:t>V2. "Allow all" RLS leak</w:t>
       </w:r>
     </w:p>
     <w:p>
@@ -6979,7 +7996,7 @@
           <w:color w:val="2E7D32"/>
           <w:sz w:val="22"/>
         </w:rPr>
-        <w:t>Expected: 0 rows (đã drop Sprint Q)</w:t>
+        <w:t>Expected: 0 rows</w:t>
       </w:r>
     </w:p>
     <w:p>
@@ -6992,7 +8009,7 @@
           <w:color w:val="1B4D3E"/>
           <w:sz w:val="24"/>
         </w:rPr>
-        <w:t>V3. CHECK constraints count per table</w:t>
+        <w:t>V3. CHECK constraints per table</w:t>
       </w:r>
     </w:p>
     <w:p>
@@ -7027,7 +8044,7 @@
           <w:color w:val="1B4D3E"/>
           <w:sz w:val="24"/>
         </w:rPr>
-        <w:t>V4. Container bale_count consistency</w:t>
+        <w:t>V4. Container bale_count</w:t>
       </w:r>
     </w:p>
     <w:p>
@@ -7038,7 +8055,7 @@
           <w:color w:val="555555"/>
           <w:sz w:val="20"/>
         </w:rPr>
-        <w:t>SELECT c.container_no, c.bale_count, COALESCE(SUM(i.bale_count),0) AS items_sum FROM sales_order_containers c LEFT JOIN sales_order_container_items i ON i.container_id=c.id GROUP BY c.id, c.container_no, c.bale_count HAVING COUNT(i.*) &gt; 0 AND c.bale_count != SUM(i.bale_count);</w:t>
+        <w:t>SELECT c.container_no, c.bale_count, COALESCE(SUM(i.bale_count),0) items_sum FROM sales_order_containers c LEFT JOIN sales_order_container_items i ON i.container_id=c.id GROUP BY c.id, c.container_no, c.bale_count HAVING COUNT(i.*) &gt; 0 AND c.bale_count != SUM(i.bale_count);</w:t>
       </w:r>
     </w:p>
     <w:p>
@@ -7049,7 +8066,7 @@
           <w:color w:val="2E7D32"/>
           <w:sz w:val="22"/>
         </w:rPr>
-        <w:t>Expected: 0 rows khi có items. Container không items giữ bale_count manual.</w:t>
+        <w:t>Expected: 0 rows khi có items. Container không items giữ manual count.</w:t>
       </w:r>
     </w:p>
     <w:p>
@@ -7062,7 +8079,7 @@
           <w:color w:val="1B4D3E"/>
           <w:sz w:val="24"/>
         </w:rPr>
-        <w:t>V5. sales_user_roles backfilled</w:t>
+        <w:t>V5. sales_user_roles backfill</w:t>
       </w:r>
     </w:p>
     <w:p>
@@ -7084,7 +8101,240 @@
           <w:color w:val="2E7D32"/>
           <w:sz w:val="22"/>
         </w:rPr>
-        <w:t>Expected: sale 1, production 2, logistics 2, accounting 2, admin 4 (Sprint Q backfill)</w:t>
+        <w:t>Expected: sale 1, production 2, logistics 2, accounting 2, admin 4</w:t>
+      </w:r>
+    </w:p>
+    <w:p>
+      <w:r>
+        <w:br w:type="page"/>
+      </w:r>
+    </w:p>
+    <w:p>
+      <w:pPr>
+        <w:spacing w:before="280" w:after="120"/>
+      </w:pPr>
+      <w:r>
+        <w:rPr>
+          <w:b/>
+          <w:color w:val="1B4D3E"/>
+          <w:sz w:val="28"/>
+        </w:rPr>
+        <w:t>Troubleshooting — bugs đã gặp + cách khắc phục</w:t>
+      </w:r>
+    </w:p>
+    <w:p>
+      <w:pPr>
+        <w:spacing w:before="160"/>
+      </w:pPr>
+      <w:r>
+        <w:rPr>
+          <w:b/>
+          <w:color w:val="1B4D3E"/>
+          <w:sz w:val="24"/>
+        </w:rPr>
+        <w:t>🐛 LỖI #1: "Không thể lưu khách hàng"</w:t>
+      </w:r>
+    </w:p>
+    <w:p>
+      <w:r>
+        <w:rPr>
+          <w:b/>
+          <w:i w:val="0"/>
+          <w:sz w:val="22"/>
+        </w:rPr>
+        <w:t>Triệu chứng:</w:t>
+      </w:r>
+    </w:p>
+    <w:p>
+      <w:pPr>
+        <w:pStyle w:val="ListBullet"/>
+        <w:ind w:left="283"/>
+      </w:pPr>
+      <w:r>
+        <w:t>Toast đỏ "Không thể lưu khách hàng" khi click "Tạo mới"</w:t>
+      </w:r>
+    </w:p>
+    <w:p>
+      <w:pPr>
+        <w:pStyle w:val="ListBullet"/>
+        <w:ind w:left="283"/>
+      </w:pPr>
+      <w:r>
+        <w:t>Modal không đóng, không có customer mới</w:t>
+      </w:r>
+    </w:p>
+    <w:p>
+      <w:pPr>
+        <w:pStyle w:val="ListBullet"/>
+        <w:ind w:left="283"/>
+      </w:pPr>
+      <w:r>
+        <w:t>Console: "duplicate key value violates unique constraint sales_customers_code_key"</w:t>
+      </w:r>
+    </w:p>
+    <w:p>
+      <w:r>
+        <w:rPr>
+          <w:b/>
+          <w:i w:val="0"/>
+          <w:sz w:val="22"/>
+        </w:rPr>
+        <w:t>Nguyên nhân (đã fix):</w:t>
+      </w:r>
+    </w:p>
+    <w:p>
+      <w:pPr>
+        <w:pStyle w:val="ListBullet"/>
+        <w:ind w:left="283"/>
+      </w:pPr>
+      <w:r>
+        <w:t>generateCustomerCode() cũ ORDER BY code DESC LIMIT 1 → "KH-ZHEJIANG" (alphabet cao nhất)</w:t>
+      </w:r>
+    </w:p>
+    <w:p>
+      <w:pPr>
+        <w:pStyle w:val="ListBullet"/>
+        <w:ind w:left="283"/>
+      </w:pPr>
+      <w:r>
+        <w:t>parseInt("ZHEJIANG")=NaN → fallback "KH-001" nhưng KH-001..005 đã tồn tại</w:t>
+      </w:r>
+    </w:p>
+    <w:p>
+      <w:r>
+        <w:rPr>
+          <w:b/>
+          <w:i w:val="0"/>
+          <w:sz w:val="22"/>
+        </w:rPr>
+        <w:t>Fix (commit e899be40):</w:t>
+      </w:r>
+    </w:p>
+    <w:p>
+      <w:pPr>
+        <w:pStyle w:val="ListBullet"/>
+        <w:ind w:left="283"/>
+      </w:pPr>
+      <w:r>
+        <w:t>Regex /^KH-(\d+)$/ lọc chỉ numeric code, tìm max suffix</w:t>
+      </w:r>
+    </w:p>
+    <w:p>
+      <w:pPr>
+        <w:pStyle w:val="ListBullet"/>
+        <w:ind w:left="283"/>
+      </w:pPr>
+      <w:r>
+        <w:t>File: src/services/sales/salesCustomerService.ts → generateCustomerCode()</w:t>
+      </w:r>
+    </w:p>
+    <w:p>
+      <w:pPr>
+        <w:spacing w:before="160"/>
+      </w:pPr>
+      <w:r>
+        <w:rPr>
+          <w:b/>
+          <w:color w:val="1B4D3E"/>
+          <w:sz w:val="24"/>
+        </w:rPr>
+        <w:t>🐛 LỖI #2: Build fail "Duplicate key 'background' in object literal"</w:t>
+      </w:r>
+    </w:p>
+    <w:p>
+      <w:r>
+        <w:rPr>
+          <w:b/>
+          <w:i w:val="0"/>
+          <w:sz w:val="22"/>
+        </w:rPr>
+        <w:t>Nguyên nhân (đã fix):</w:t>
+      </w:r>
+    </w:p>
+    <w:p>
+      <w:pPr>
+        <w:pStyle w:val="ListBullet"/>
+        <w:ind w:left="283"/>
+      </w:pPr>
+      <w:r>
+        <w:t>AdvancedDataTable.tsx line 386 hardcode background:"#1B4D3E" + line 396 ternary</w:t>
+      </w:r>
+    </w:p>
+    <w:p>
+      <w:r>
+        <w:rPr>
+          <w:b/>
+          <w:i w:val="0"/>
+          <w:sz w:val="22"/>
+        </w:rPr>
+        <w:t>Fix (commit e899be40):</w:t>
+      </w:r>
+    </w:p>
+    <w:p>
+      <w:pPr>
+        <w:pStyle w:val="ListBullet"/>
+        <w:ind w:left="283"/>
+      </w:pPr>
+      <w:r>
+        <w:t>Xóa line hardcode, giữ ternary (cho cùng kết quả khi not-expanded)</w:t>
+      </w:r>
+    </w:p>
+    <w:p>
+      <w:pPr>
+        <w:spacing w:before="160"/>
+      </w:pPr>
+      <w:r>
+        <w:rPr>
+          <w:b/>
+          <w:color w:val="1B4D3E"/>
+          <w:sz w:val="24"/>
+        </w:rPr>
+        <w:t>⚠️ Quy tắc chung khi gặp "Không thể X..."</w:t>
+      </w:r>
+    </w:p>
+    <w:p>
+      <w:pPr>
+        <w:pStyle w:val="ListBullet"/>
+        <w:ind w:left="283"/>
+      </w:pPr>
+      <w:r>
+        <w:t>Mở DevTools → Network → tìm request POST/PATCH 400/500</w:t>
+      </w:r>
+    </w:p>
+    <w:p>
+      <w:pPr>
+        <w:pStyle w:val="ListBullet"/>
+        <w:ind w:left="283"/>
+      </w:pPr>
+      <w:r>
+        <w:t>Response body keyword: "duplicate key" / "violates check constraint" / "violates foreign key" / "RLS"</w:t>
+      </w:r>
+    </w:p>
+    <w:p>
+      <w:pPr>
+        <w:pStyle w:val="ListBullet"/>
+        <w:ind w:left="283"/>
+      </w:pPr>
+      <w:r>
+        <w:t>Sprint Q CHECK list: status, payment_status, tier, currency, incoterm, packing_type</w:t>
+      </w:r>
+    </w:p>
+    <w:p>
+      <w:pPr>
+        <w:pStyle w:val="ListBullet"/>
+        <w:ind w:left="283"/>
+      </w:pPr>
+      <w:r>
+        <w:t>Duplicate → generator logic OR re-submit 2 lần</w:t>
+      </w:r>
+    </w:p>
+    <w:p>
+      <w:pPr>
+        <w:pStyle w:val="ListBullet"/>
+        <w:ind w:left="283"/>
+      </w:pPr>
+      <w:r>
+        <w:t>RLS → kiểm sales_user_roles user đã backfill chưa</w:t>
       </w:r>
     </w:p>
     <w:p>
@@ -7166,7 +8416,7 @@
               <w:rPr>
                 <w:b/>
               </w:rPr>
-              <w:t>Kết quả ✅/❌</w:t>
+              <w:t>Kết quả</w:t>
             </w:r>
           </w:p>
         </w:tc>
@@ -7188,7 +8438,7 @@
           </w:tcPr>
           <w:p>
             <w:r>
-              <w:t>CRUD Khách hàng — add/edit/search (quyền sale + admin)</w:t>
+              <w:t>CRUD Khách hàng (Modal 2 tabs Thông tin + Chất lượng)</w:t>
             </w:r>
           </w:p>
         </w:tc>
@@ -7226,7 +8476,7 @@
           </w:tcPr>
           <w:p>
             <w:r>
-              <w:t>Tạo đơn hàng mới (Sales Order Create)</w:t>
+              <w:t>Tạo đơn hàng (2 steps: Khách hàng&amp;SP → Xác nhận)</w:t>
             </w:r>
           </w:p>
         </w:tc>
@@ -7264,7 +8514,7 @@
           </w:tcPr>
           <w:p>
             <w:r>
-              <w:t>Lifecycle đơn hàng đầy đủ 10 statuses</w:t>
+              <w:t>Lifecycle 9 status workflow + 6 tab chi tiết</w:t>
             </w:r>
           </w:p>
         </w:tc>
@@ -7302,7 +8552,7 @@
           </w:tcPr>
           <w:p>
             <w:r>
-              <w:t>Phân quyền chỉnh sửa theo tab per bộ phận</w:t>
+              <w:t>Phân quyền tab per bộ phận</w:t>
             </w:r>
           </w:p>
         </w:tc>
@@ -7340,7 +8590,7 @@
           </w:tcPr>
           <w:p>
             <w:r>
-              <w:t>Thanh toán — Add/Edit/Delete payment + trigger sync</w:t>
+              <w:t>Tab Tài chính — Payment history + trigger sync</w:t>
             </w:r>
           </w:p>
         </w:tc>
@@ -7378,7 +8628,7 @@
           </w:tcPr>
           <w:p>
             <w:r>
-              <w:t>Container Packing + Stock Allocation từ WMS</w:t>
+              <w:t>Container Packing — "Tạo tự động" + Seal</w:t>
             </w:r>
           </w:p>
         </w:tc>
@@ -7416,7 +8666,7 @@
           </w:tcPr>
           <w:p>
             <w:r>
-              <w:t>A/R Aging Report — 4 buckets + export</w:t>
+              <w:t>A/R Aging — 4 brackets + currency filter</w:t>
             </w:r>
           </w:p>
         </w:tc>
@@ -7454,7 +8704,7 @@
           </w:tcPr>
           <w:p>
             <w:r>
-              <w:t>Cash Flow forecast + LC Expiry monitoring</w:t>
+              <w:t>Dòng tiền &amp; LC — 2 tab + LC expiry warning</w:t>
             </w:r>
           </w:p>
         </w:tc>
@@ -7492,7 +8742,7 @@
           </w:tcPr>
           <w:p>
             <w:r>
-              <w:t>Sales Dashboard — KPI + trend chart</w:t>
+              <w:t>Sales Dashboard — 5 KPI + 3 chart + 2 table</w:t>
             </w:r>
           </w:p>
         </w:tc>
@@ -7530,7 +8780,7 @@
           </w:tcPr>
           <w:p>
             <w:r>
-              <w:t>Executive Dashboard (BGĐ only) — access control</w:t>
+              <w:t>Executive Dashboard — access control + alerts</w:t>
             </w:r>
           </w:p>
         </w:tc>
@@ -7566,16 +8816,6 @@
       </w:r>
     </w:p>
     <w:p>
-      <w:r>
-        <w:rPr>
-          <w:b w:val="0"/>
-          <w:i w:val="0"/>
-          <w:sz w:val="22"/>
-        </w:rPr>
-        <w:t>Nếu phát hiện bug, ghi theo format:</w:t>
-      </w:r>
-    </w:p>
-    <w:p>
       <w:pPr>
         <w:pStyle w:val="ListBullet"/>
         <w:ind w:left="283"/>
@@ -7590,7 +8830,7 @@
         <w:ind w:left="283"/>
       </w:pPr>
       <w:r>
-        <w:t>Scenario số: _____</w:t>
+        <w:t>Scenario số + Bước: ___</w:t>
       </w:r>
     </w:p>
     <w:p>
@@ -7599,7 +8839,7 @@
         <w:ind w:left="283"/>
       </w:pPr>
       <w:r>
-        <w:t>Bước (step): _____</w:t>
+        <w:t>Role test: ___</w:t>
       </w:r>
     </w:p>
     <w:p>
@@ -7608,7 +8848,7 @@
         <w:ind w:left="283"/>
       </w:pPr>
       <w:r>
-        <w:t>Role test: _____</w:t>
+        <w:t>Expected: ___</w:t>
       </w:r>
     </w:p>
     <w:p>
@@ -7617,7 +8857,7 @@
         <w:ind w:left="283"/>
       </w:pPr>
       <w:r>
-        <w:t>Expected: _____</w:t>
+        <w:t>Actual: ___</w:t>
       </w:r>
     </w:p>
     <w:p>
@@ -7626,7 +8866,7 @@
         <w:ind w:left="283"/>
       </w:pPr>
       <w:r>
-        <w:t>Actual: _____</w:t>
+        <w:t>Severity: CRITICAL / HIGH / MED / LOW</w:t>
       </w:r>
     </w:p>
     <w:p>
@@ -7635,25 +8875,7 @@
         <w:ind w:left="283"/>
       </w:pPr>
       <w:r>
-        <w:t>Severity: CRITICAL / HIGH / MED / LOW</w:t>
-      </w:r>
-    </w:p>
-    <w:p>
-      <w:pPr>
-        <w:pStyle w:val="ListBullet"/>
-        <w:ind w:left="283"/>
-      </w:pPr>
-      <w:r>
-        <w:t>Screenshot / browser console: _____</w:t>
-      </w:r>
-    </w:p>
-    <w:p>
-      <w:pPr>
-        <w:pStyle w:val="ListBullet"/>
-        <w:ind w:left="283"/>
-      </w:pPr>
-      <w:r>
-        <w:t>Ghi chú: _____</w:t>
+        <w:t>Screenshot + console log: ___</w:t>
       </w:r>
     </w:p>
     <w:p>
@@ -7666,7 +8888,7 @@
           <w:color w:val="1B4D3E"/>
           <w:sz w:val="28"/>
         </w:rPr>
-        <w:t>Liên hệ + tài liệu</w:t>
+        <w:t>Tài liệu liên quan</w:t>
       </w:r>
     </w:p>
     <w:p>
@@ -7675,7 +8897,7 @@
         <w:ind w:left="283"/>
       </w:pPr>
       <w:r>
-        <w:t>Admin: huyanhphongdien@gmail.com</w:t>
+        <w:t>Audit: docs/SALES_MODULE_AUDIT.md</w:t>
       </w:r>
     </w:p>
     <w:p>
@@ -7684,7 +8906,7 @@
         <w:ind w:left="283"/>
       </w:pPr>
       <w:r>
-        <w:t>Supabase project: dygveetaatqllhjusyzz</w:t>
+        <w:t>Migration Sprint Q: docs/migrations/sales_module_sprint_q_audit_fixes.sql</w:t>
       </w:r>
     </w:p>
     <w:p>
@@ -7693,7 +8915,7 @@
         <w:ind w:left="283"/>
       </w:pPr>
       <w:r>
-        <w:t>Repo ERP: github.com/huyanhphongdien/huyanh-erp</w:t>
+        <w:t>Admin: huyanhphongdien@gmail.com</w:t>
       </w:r>
     </w:p>
     <w:p>
@@ -7702,16 +8924,7 @@
         <w:ind w:left="283"/>
       </w:pPr>
       <w:r>
-        <w:t>Migration Sprint Q: docs/migrations/sales_module_sprint_q_audit_fixes.sql</w:t>
-      </w:r>
-    </w:p>
-    <w:p>
-      <w:pPr>
-        <w:pStyle w:val="ListBullet"/>
-        <w:ind w:left="283"/>
-      </w:pPr>
-      <w:r>
-        <w:t>Audit report: docs/SALES_MODULE_AUDIT.md</w:t>
+        <w:t>Supabase: dygveetaatqllhjusyzz</w:t>
       </w:r>
     </w:p>
     <w:sectPr>

--- a/docs/SALES_MODULE_TEST_PLAN.docx
+++ b/docs/SALES_MODULE_TEST_PLAN.docx
@@ -7909,6 +7909,1770 @@
       </w:pPr>
       <w:r>
         <w:t>Alerts không cập nhật</w:t>
+      </w:r>
+    </w:p>
+    <w:p>
+      <w:r>
+        <w:br w:type="page"/>
+      </w:r>
+    </w:p>
+    <w:p>
+      <w:pPr>
+        <w:spacing w:before="280" w:after="120"/>
+      </w:pPr>
+      <w:r>
+        <w:rPr>
+          <w:b/>
+          <w:color w:val="1B4D3E"/>
+          <w:sz w:val="28"/>
+        </w:rPr>
+        <w:t>Ví dụ cụ thể — Tab Vận chuyển (SO-2026-0018)</w:t>
+      </w:r>
+    </w:p>
+    <w:p>
+      <w:r>
+        <w:rPr>
+          <w:b w:val="0"/>
+          <w:i/>
+          <w:color w:val="555555"/>
+          <w:sz w:val="22"/>
+        </w:rPr>
+        <w:t>Scenario thực tế: đơn SVR_3L 20 tấn xuất từ cảng Cát Lái → Yokohama (Nhật Bản), FOB, L/C at sight. Điền đúng các field sau để pass test tab Vận chuyển.</w:t>
+      </w:r>
+    </w:p>
+    <w:p>
+      <w:pPr>
+        <w:spacing w:before="160"/>
+      </w:pPr>
+      <w:r>
+        <w:rPr>
+          <w:b/>
+          <w:color w:val="1B4D3E"/>
+          <w:sz w:val="24"/>
+        </w:rPr>
+        <w:t>Thông tin order nền</w:t>
+      </w:r>
+    </w:p>
+    <w:p>
+      <w:pPr>
+        <w:pStyle w:val="ListBullet"/>
+        <w:ind w:left="283"/>
+      </w:pPr>
+      <w:r>
+        <w:t>Số HĐ: SO-2026-0018  ·  Status: Sẵn sàng (ready)  ·  Customer: KH-TEST-01</w:t>
+      </w:r>
+    </w:p>
+    <w:p>
+      <w:pPr>
+        <w:pStyle w:val="ListBullet"/>
+        <w:ind w:left="283"/>
+      </w:pPr>
+      <w:r>
+        <w:t>Grade: SVR_3L  ·  Số lượng: 20 tấn (19.200 kg allocated)  ·  Incoterm: FOB</w:t>
+      </w:r>
+    </w:p>
+    <w:p>
+      <w:pPr>
+        <w:pStyle w:val="ListBullet"/>
+        <w:ind w:left="283"/>
+      </w:pPr>
+      <w:r>
+        <w:t>Giá trị: 43.104 USD  ·  Tiền tệ: USD  ·  Cảng xếp: Cát Lái  ·  Cảng đích: Yokohama</w:t>
+      </w:r>
+    </w:p>
+    <w:p>
+      <w:pPr>
+        <w:spacing w:before="160"/>
+      </w:pPr>
+      <w:r>
+        <w:rPr>
+          <w:b/>
+          <w:color w:val="1B4D3E"/>
+          <w:sz w:val="24"/>
+        </w:rPr>
+        <w:t>Section 🚢 BOOKING &amp; TÀU</w:t>
+      </w:r>
+    </w:p>
+    <w:tbl>
+      <w:tblPr>
+        <w:tblStyle w:val="LightGrid-Accent1"/>
+        <w:tblW w:type="auto" w:w="0"/>
+        <w:tblLook w:firstColumn="1" w:firstRow="1" w:lastColumn="0" w:lastRow="0" w:noHBand="0" w:noVBand="1" w:val="04A0"/>
+      </w:tblPr>
+      <w:tblGrid>
+        <w:gridCol w:w="3324"/>
+        <w:gridCol w:w="3324"/>
+        <w:gridCol w:w="3324"/>
+      </w:tblGrid>
+      <w:tr>
+        <w:tc>
+          <w:tcPr>
+            <w:tcW w:type="dxa" w:w="3324"/>
+          </w:tcPr>
+          <w:p>
+            <w:r>
+              <w:rPr>
+                <w:b/>
+              </w:rPr>
+              <w:t>Field</w:t>
+            </w:r>
+          </w:p>
+        </w:tc>
+        <w:tc>
+          <w:tcPr>
+            <w:tcW w:type="dxa" w:w="3324"/>
+          </w:tcPr>
+          <w:p>
+            <w:r>
+              <w:rPr>
+                <w:b/>
+              </w:rPr>
+              <w:t>Placeholder UI</w:t>
+            </w:r>
+          </w:p>
+        </w:tc>
+        <w:tc>
+          <w:tcPr>
+            <w:tcW w:type="dxa" w:w="3324"/>
+          </w:tcPr>
+          <w:p>
+            <w:r>
+              <w:rPr>
+                <w:b/>
+              </w:rPr>
+              <w:t>Giá trị ví dụ</w:t>
+            </w:r>
+          </w:p>
+        </w:tc>
+      </w:tr>
+      <w:tr>
+        <w:tc>
+          <w:tcPr>
+            <w:tcW w:type="dxa" w:w="3324"/>
+          </w:tcPr>
+          <w:p>
+            <w:r>
+              <w:t>Hãng tàu</w:t>
+            </w:r>
+          </w:p>
+        </w:tc>
+        <w:tc>
+          <w:tcPr>
+            <w:tcW w:type="dxa" w:w="3324"/>
+          </w:tcPr>
+          <w:p>
+            <w:r>
+              <w:t>Maersk, MSC...</w:t>
+            </w:r>
+          </w:p>
+        </w:tc>
+        <w:tc>
+          <w:tcPr>
+            <w:tcW w:type="dxa" w:w="3324"/>
+          </w:tcPr>
+          <w:p>
+            <w:r>
+              <w:t>Maersk</w:t>
+            </w:r>
+          </w:p>
+        </w:tc>
+      </w:tr>
+      <w:tr>
+        <w:tc>
+          <w:tcPr>
+            <w:tcW w:type="dxa" w:w="3324"/>
+          </w:tcPr>
+          <w:p>
+            <w:r>
+              <w:t>Booking Ref</w:t>
+            </w:r>
+          </w:p>
+        </w:tc>
+        <w:tc>
+          <w:tcPr>
+            <w:tcW w:type="dxa" w:w="3324"/>
+          </w:tcPr>
+          <w:p>
+            <w:r>
+              <w:t>Booking number</w:t>
+            </w:r>
+          </w:p>
+        </w:tc>
+        <w:tc>
+          <w:tcPr>
+            <w:tcW w:type="dxa" w:w="3324"/>
+          </w:tcPr>
+          <w:p>
+            <w:r>
+              <w:t>MAEU240511-0018</w:t>
+            </w:r>
+          </w:p>
+        </w:tc>
+      </w:tr>
+      <w:tr>
+        <w:tc>
+          <w:tcPr>
+            <w:tcW w:type="dxa" w:w="3324"/>
+          </w:tcPr>
+          <w:p>
+            <w:r>
+              <w:t>Tàu / Chuyến</w:t>
+            </w:r>
+          </w:p>
+        </w:tc>
+        <w:tc>
+          <w:tcPr>
+            <w:tcW w:type="dxa" w:w="3324"/>
+          </w:tcPr>
+          <w:p>
+            <w:r>
+              <w:t>VD: MSC ANNA / VY2604E</w:t>
+            </w:r>
+          </w:p>
+        </w:tc>
+        <w:tc>
+          <w:tcPr>
+            <w:tcW w:type="dxa" w:w="3324"/>
+          </w:tcPr>
+          <w:p>
+            <w:r>
+              <w:t>MAERSK KINLOSS / 2618E</w:t>
+            </w:r>
+          </w:p>
+        </w:tc>
+      </w:tr>
+    </w:tbl>
+    <w:p>
+      <w:pPr>
+        <w:spacing w:before="160"/>
+      </w:pPr>
+      <w:r>
+        <w:rPr>
+          <w:b/>
+          <w:color w:val="1B4D3E"/>
+          <w:sz w:val="24"/>
+        </w:rPr>
+        <w:t>Section 📜 VẬN ĐƠN (B/L)</w:t>
+      </w:r>
+    </w:p>
+    <w:tbl>
+      <w:tblPr>
+        <w:tblStyle w:val="LightGrid-Accent1"/>
+        <w:tblW w:type="auto" w:w="0"/>
+        <w:tblLook w:firstColumn="1" w:firstRow="1" w:lastColumn="0" w:lastRow="0" w:noHBand="0" w:noVBand="1" w:val="04A0"/>
+      </w:tblPr>
+      <w:tblGrid>
+        <w:gridCol w:w="3324"/>
+        <w:gridCol w:w="3324"/>
+        <w:gridCol w:w="3324"/>
+      </w:tblGrid>
+      <w:tr>
+        <w:tc>
+          <w:tcPr>
+            <w:tcW w:type="dxa" w:w="3324"/>
+          </w:tcPr>
+          <w:p>
+            <w:r>
+              <w:rPr>
+                <w:b/>
+              </w:rPr>
+              <w:t>Field</w:t>
+            </w:r>
+          </w:p>
+        </w:tc>
+        <w:tc>
+          <w:tcPr>
+            <w:tcW w:type="dxa" w:w="3324"/>
+          </w:tcPr>
+          <w:p>
+            <w:r>
+              <w:rPr>
+                <w:b/>
+              </w:rPr>
+              <w:t>Placeholder</w:t>
+            </w:r>
+          </w:p>
+        </w:tc>
+        <w:tc>
+          <w:tcPr>
+            <w:tcW w:type="dxa" w:w="3324"/>
+          </w:tcPr>
+          <w:p>
+            <w:r>
+              <w:rPr>
+                <w:b/>
+              </w:rPr>
+              <w:t>Giá trị ví dụ</w:t>
+            </w:r>
+          </w:p>
+        </w:tc>
+      </w:tr>
+      <w:tr>
+        <w:tc>
+          <w:tcPr>
+            <w:tcW w:type="dxa" w:w="3324"/>
+          </w:tcPr>
+          <w:p>
+            <w:r>
+              <w:t>B/L Number</w:t>
+            </w:r>
+          </w:p>
+        </w:tc>
+        <w:tc>
+          <w:tcPr>
+            <w:tcW w:type="dxa" w:w="3324"/>
+          </w:tcPr>
+          <w:p>
+            <w:r>
+              <w:t>B/L number</w:t>
+            </w:r>
+          </w:p>
+        </w:tc>
+        <w:tc>
+          <w:tcPr>
+            <w:tcW w:type="dxa" w:w="3324"/>
+          </w:tcPr>
+          <w:p>
+            <w:r>
+              <w:t>MAEU-BL-0018-20260515</w:t>
+            </w:r>
+          </w:p>
+        </w:tc>
+      </w:tr>
+      <w:tr>
+        <w:tc>
+          <w:tcPr>
+            <w:tcW w:type="dxa" w:w="3324"/>
+          </w:tcPr>
+          <w:p>
+            <w:r>
+              <w:t>B/L Type</w:t>
+            </w:r>
+          </w:p>
+        </w:tc>
+        <w:tc>
+          <w:tcPr>
+            <w:tcW w:type="dxa" w:w="3324"/>
+          </w:tcPr>
+          <w:p>
+            <w:r>
+              <w:t>Chọn...</w:t>
+            </w:r>
+          </w:p>
+        </w:tc>
+        <w:tc>
+          <w:tcPr>
+            <w:tcW w:type="dxa" w:w="3324"/>
+          </w:tcPr>
+          <w:p>
+            <w:r>
+              <w:t>Original  (hoặc Telex Release / Surrendered)</w:t>
+            </w:r>
+          </w:p>
+        </w:tc>
+      </w:tr>
+    </w:tbl>
+    <w:p>
+      <w:r>
+        <w:rPr>
+          <w:b w:val="0"/>
+          <w:i/>
+          <w:color w:val="555555"/>
+          <w:sz w:val="20"/>
+        </w:rPr>
+        <w:t>Ghi chú: B/L Type dropdown 3 options — chọn "Original" cho FOB/CIF thông thường, "Telex Release" khi người nhận cần lấy hàng mà chưa nhận B/L gốc, "Surrendered" khi đã nộp bản gốc cho hãng tàu.</w:t>
+      </w:r>
+    </w:p>
+    <w:p>
+      <w:pPr>
+        <w:spacing w:before="160"/>
+      </w:pPr>
+      <w:r>
+        <w:rPr>
+          <w:b/>
+          <w:color w:val="1B4D3E"/>
+          <w:sz w:val="24"/>
+        </w:rPr>
+        <w:t>Section 📅 NGÀY THÁNG</w:t>
+      </w:r>
+    </w:p>
+    <w:tbl>
+      <w:tblPr>
+        <w:tblStyle w:val="LightGrid-Accent1"/>
+        <w:tblW w:type="auto" w:w="0"/>
+        <w:tblLook w:firstColumn="1" w:firstRow="1" w:lastColumn="0" w:lastRow="0" w:noHBand="0" w:noVBand="1" w:val="04A0"/>
+      </w:tblPr>
+      <w:tblGrid>
+        <w:gridCol w:w="3324"/>
+        <w:gridCol w:w="3324"/>
+        <w:gridCol w:w="3324"/>
+      </w:tblGrid>
+      <w:tr>
+        <w:tc>
+          <w:tcPr>
+            <w:tcW w:type="dxa" w:w="3324"/>
+          </w:tcPr>
+          <w:p>
+            <w:r>
+              <w:rPr>
+                <w:b/>
+              </w:rPr>
+              <w:t>Field</w:t>
+            </w:r>
+          </w:p>
+        </w:tc>
+        <w:tc>
+          <w:tcPr>
+            <w:tcW w:type="dxa" w:w="3324"/>
+          </w:tcPr>
+          <w:p>
+            <w:r>
+              <w:rPr>
+                <w:b/>
+              </w:rPr>
+              <w:t>Ý nghĩa</w:t>
+            </w:r>
+          </w:p>
+        </w:tc>
+        <w:tc>
+          <w:tcPr>
+            <w:tcW w:type="dxa" w:w="3324"/>
+          </w:tcPr>
+          <w:p>
+            <w:r>
+              <w:rPr>
+                <w:b/>
+              </w:rPr>
+              <w:t>Giá trị ví dụ (DD/MM/YYYY)</w:t>
+            </w:r>
+          </w:p>
+        </w:tc>
+      </w:tr>
+      <w:tr>
+        <w:tc>
+          <w:tcPr>
+            <w:tcW w:type="dxa" w:w="3324"/>
+          </w:tcPr>
+          <w:p>
+            <w:r>
+              <w:t>ETD</w:t>
+            </w:r>
+          </w:p>
+        </w:tc>
+        <w:tc>
+          <w:tcPr>
+            <w:tcW w:type="dxa" w:w="3324"/>
+          </w:tcPr>
+          <w:p>
+            <w:r>
+              <w:t>Estimated Time of Departure (ngày tàu rời cảng xếp)</w:t>
+            </w:r>
+          </w:p>
+        </w:tc>
+        <w:tc>
+          <w:tcPr>
+            <w:tcW w:type="dxa" w:w="3324"/>
+          </w:tcPr>
+          <w:p>
+            <w:r>
+              <w:t>15/05/2026</w:t>
+            </w:r>
+          </w:p>
+        </w:tc>
+      </w:tr>
+      <w:tr>
+        <w:tc>
+          <w:tcPr>
+            <w:tcW w:type="dxa" w:w="3324"/>
+          </w:tcPr>
+          <w:p>
+            <w:r>
+              <w:t>ETA</w:t>
+            </w:r>
+          </w:p>
+        </w:tc>
+        <w:tc>
+          <w:tcPr>
+            <w:tcW w:type="dxa" w:w="3324"/>
+          </w:tcPr>
+          <w:p>
+            <w:r>
+              <w:t>Estimated Time of Arrival (ngày tàu đến cảng đích)</w:t>
+            </w:r>
+          </w:p>
+        </w:tc>
+        <w:tc>
+          <w:tcPr>
+            <w:tcW w:type="dxa" w:w="3324"/>
+          </w:tcPr>
+          <w:p>
+            <w:r>
+              <w:t>12/06/2026</w:t>
+            </w:r>
+          </w:p>
+        </w:tc>
+      </w:tr>
+      <w:tr>
+        <w:tc>
+          <w:tcPr>
+            <w:tcW w:type="dxa" w:w="3324"/>
+          </w:tcPr>
+          <w:p>
+            <w:r>
+              <w:t>Cutoff</w:t>
+            </w:r>
+          </w:p>
+        </w:tc>
+        <w:tc>
+          <w:tcPr>
+            <w:tcW w:type="dxa" w:w="3324"/>
+          </w:tcPr>
+          <w:p>
+            <w:r>
+              <w:t>Hạn cutoff — chốt container vào cảng trước giờ này</w:t>
+            </w:r>
+          </w:p>
+        </w:tc>
+        <w:tc>
+          <w:tcPr>
+            <w:tcW w:type="dxa" w:w="3324"/>
+          </w:tcPr>
+          <w:p>
+            <w:r>
+              <w:t>13/05/2026 (trước ETD 2 ngày)</w:t>
+            </w:r>
+          </w:p>
+        </w:tc>
+      </w:tr>
+    </w:tbl>
+    <w:p>
+      <w:pPr>
+        <w:spacing w:before="160"/>
+      </w:pPr>
+      <w:r>
+        <w:rPr>
+          <w:b/>
+          <w:color w:val="1B4D3E"/>
+          <w:sz w:val="24"/>
+        </w:rPr>
+        <w:t>Section 📦 DHL Tracking</w:t>
+      </w:r>
+    </w:p>
+    <w:p>
+      <w:pPr>
+        <w:pStyle w:val="ListBullet"/>
+        <w:ind w:left="283"/>
+      </w:pPr>
+      <w:r>
+        <w:t>Field: **DHL Tracking**  ·  Placeholder: "DHL tracking number"</w:t>
+      </w:r>
+    </w:p>
+    <w:p>
+      <w:pPr>
+        <w:pStyle w:val="ListBullet"/>
+        <w:ind w:left="283"/>
+      </w:pPr>
+      <w:r>
+        <w:t>Giá trị ví dụ: **1234567890** (10 chữ số DHL gửi chứng từ giấy tới buyer)</w:t>
+      </w:r>
+    </w:p>
+    <w:p>
+      <w:pPr>
+        <w:spacing w:before="160"/>
+      </w:pPr>
+      <w:r>
+        <w:rPr>
+          <w:b/>
+          <w:color w:val="1B4D3E"/>
+          <w:sz w:val="24"/>
+        </w:rPr>
+        <w:t>Section 💳 L/C (THƯ TÍN DỤNG)</w:t>
+      </w:r>
+    </w:p>
+    <w:tbl>
+      <w:tblPr>
+        <w:tblStyle w:val="LightGrid-Accent1"/>
+        <w:tblW w:type="auto" w:w="0"/>
+        <w:tblLook w:firstColumn="1" w:firstRow="1" w:lastColumn="0" w:lastRow="0" w:noHBand="0" w:noVBand="1" w:val="04A0"/>
+      </w:tblPr>
+      <w:tblGrid>
+        <w:gridCol w:w="3324"/>
+        <w:gridCol w:w="3324"/>
+        <w:gridCol w:w="3324"/>
+      </w:tblGrid>
+      <w:tr>
+        <w:tc>
+          <w:tcPr>
+            <w:tcW w:type="dxa" w:w="3324"/>
+          </w:tcPr>
+          <w:p>
+            <w:r>
+              <w:rPr>
+                <w:b/>
+              </w:rPr>
+              <w:t>Field</w:t>
+            </w:r>
+          </w:p>
+        </w:tc>
+        <w:tc>
+          <w:tcPr>
+            <w:tcW w:type="dxa" w:w="3324"/>
+          </w:tcPr>
+          <w:p>
+            <w:r>
+              <w:rPr>
+                <w:b/>
+              </w:rPr>
+              <w:t>Placeholder</w:t>
+            </w:r>
+          </w:p>
+        </w:tc>
+        <w:tc>
+          <w:tcPr>
+            <w:tcW w:type="dxa" w:w="3324"/>
+          </w:tcPr>
+          <w:p>
+            <w:r>
+              <w:rPr>
+                <w:b/>
+              </w:rPr>
+              <w:t>Giá trị ví dụ</w:t>
+            </w:r>
+          </w:p>
+        </w:tc>
+      </w:tr>
+      <w:tr>
+        <w:tc>
+          <w:tcPr>
+            <w:tcW w:type="dxa" w:w="3324"/>
+          </w:tcPr>
+          <w:p>
+            <w:r>
+              <w:t>Số L/C</w:t>
+            </w:r>
+          </w:p>
+        </w:tc>
+        <w:tc>
+          <w:tcPr>
+            <w:tcW w:type="dxa" w:w="3324"/>
+          </w:tcPr>
+          <w:p>
+            <w:r>
+              <w:t>L/C number</w:t>
+            </w:r>
+          </w:p>
+        </w:tc>
+        <w:tc>
+          <w:tcPr>
+            <w:tcW w:type="dxa" w:w="3324"/>
+          </w:tcPr>
+          <w:p>
+            <w:r>
+              <w:t>LC-JP-20260425-018</w:t>
+            </w:r>
+          </w:p>
+        </w:tc>
+      </w:tr>
+      <w:tr>
+        <w:tc>
+          <w:tcPr>
+            <w:tcW w:type="dxa" w:w="3324"/>
+          </w:tcPr>
+          <w:p>
+            <w:r>
+              <w:t>Ngân hàng phát hành</w:t>
+            </w:r>
+          </w:p>
+        </w:tc>
+        <w:tc>
+          <w:tcPr>
+            <w:tcW w:type="dxa" w:w="3324"/>
+          </w:tcPr>
+          <w:p>
+            <w:r>
+              <w:t>Issuing bank</w:t>
+            </w:r>
+          </w:p>
+        </w:tc>
+        <w:tc>
+          <w:tcPr>
+            <w:tcW w:type="dxa" w:w="3324"/>
+          </w:tcPr>
+          <w:p>
+            <w:r>
+              <w:t>Bank of Tokyo-Mitsubishi UFJ (MUFG), Tokyo</w:t>
+            </w:r>
+          </w:p>
+        </w:tc>
+      </w:tr>
+      <w:tr>
+        <w:tc>
+          <w:tcPr>
+            <w:tcW w:type="dxa" w:w="3324"/>
+          </w:tcPr>
+          <w:p>
+            <w:r>
+              <w:t>Hạn L/C</w:t>
+            </w:r>
+          </w:p>
+        </w:tc>
+        <w:tc>
+          <w:tcPr>
+            <w:tcW w:type="dxa" w:w="3324"/>
+          </w:tcPr>
+          <w:p>
+            <w:r>
+              <w:t>Chọn thời điểm</w:t>
+            </w:r>
+          </w:p>
+        </w:tc>
+        <w:tc>
+          <w:tcPr>
+            <w:tcW w:type="dxa" w:w="3324"/>
+          </w:tcPr>
+          <w:p>
+            <w:r>
+              <w:t>15/07/2026  (≈ 30 ngày sau ETA)</w:t>
+            </w:r>
+          </w:p>
+        </w:tc>
+      </w:tr>
+      <w:tr>
+        <w:tc>
+          <w:tcPr>
+            <w:tcW w:type="dxa" w:w="3324"/>
+          </w:tcPr>
+          <w:p>
+            <w:r>
+              <w:t>Số tiền L/C (USD)</w:t>
+            </w:r>
+          </w:p>
+        </w:tc>
+        <w:tc>
+          <w:tcPr>
+            <w:tcW w:type="dxa" w:w="3324"/>
+          </w:tcPr>
+          <w:p>
+            <w:r>
+              <w:t>USD</w:t>
+            </w:r>
+          </w:p>
+        </w:tc>
+        <w:tc>
+          <w:tcPr>
+            <w:tcW w:type="dxa" w:w="3324"/>
+          </w:tcPr>
+          <w:p>
+            <w:r>
+              <w:t>43104  (khớp total_value_usd của order)</w:t>
+            </w:r>
+          </w:p>
+        </w:tc>
+      </w:tr>
+    </w:tbl>
+    <w:p>
+      <w:r>
+        <w:rPr>
+          <w:b w:val="0"/>
+          <w:i/>
+          <w:color w:val="555555"/>
+          <w:sz w:val="20"/>
+        </w:rPr>
+        <w:t>Ghi chú: Hệ thống cảnh báo L/C sắp hết hạn ≤ 7 ngày (badge đỏ), ≤ 20 ngày (badge cam) — hiển thị trên Cash Flow page tab "L/C đang hoạt động".</w:t>
+      </w:r>
+    </w:p>
+    <w:p>
+      <w:pPr>
+        <w:spacing w:before="160"/>
+      </w:pPr>
+      <w:r>
+        <w:rPr>
+          <w:b/>
+          <w:color w:val="1B4D3E"/>
+          <w:sz w:val="24"/>
+        </w:rPr>
+        <w:t>Section 💰 ĐẶT CỌC</w:t>
+      </w:r>
+    </w:p>
+    <w:tbl>
+      <w:tblPr>
+        <w:tblStyle w:val="LightGrid-Accent1"/>
+        <w:tblW w:type="auto" w:w="0"/>
+        <w:tblLook w:firstColumn="1" w:firstRow="1" w:lastColumn="0" w:lastRow="0" w:noHBand="0" w:noVBand="1" w:val="04A0"/>
+      </w:tblPr>
+      <w:tblGrid>
+        <w:gridCol w:w="3324"/>
+        <w:gridCol w:w="3324"/>
+        <w:gridCol w:w="3324"/>
+      </w:tblGrid>
+      <w:tr>
+        <w:tc>
+          <w:tcPr>
+            <w:tcW w:type="dxa" w:w="3324"/>
+          </w:tcPr>
+          <w:p>
+            <w:r>
+              <w:rPr>
+                <w:b/>
+              </w:rPr>
+              <w:t>Field</w:t>
+            </w:r>
+          </w:p>
+        </w:tc>
+        <w:tc>
+          <w:tcPr>
+            <w:tcW w:type="dxa" w:w="3324"/>
+          </w:tcPr>
+          <w:p>
+            <w:r>
+              <w:rPr>
+                <w:b/>
+              </w:rPr>
+              <w:t>Ý nghĩa</w:t>
+            </w:r>
+          </w:p>
+        </w:tc>
+        <w:tc>
+          <w:tcPr>
+            <w:tcW w:type="dxa" w:w="3324"/>
+          </w:tcPr>
+          <w:p>
+            <w:r>
+              <w:rPr>
+                <w:b/>
+              </w:rPr>
+              <w:t>Giá trị ví dụ</w:t>
+            </w:r>
+          </w:p>
+        </w:tc>
+      </w:tr>
+      <w:tr>
+        <w:tc>
+          <w:tcPr>
+            <w:tcW w:type="dxa" w:w="3324"/>
+          </w:tcPr>
+          <w:p>
+            <w:r>
+              <w:t>Số tiền đặt cọc</w:t>
+            </w:r>
+          </w:p>
+        </w:tc>
+        <w:tc>
+          <w:tcPr>
+            <w:tcW w:type="dxa" w:w="3324"/>
+          </w:tcPr>
+          <w:p>
+            <w:r>
+              <w:t>Deposit amount (USD)</w:t>
+            </w:r>
+          </w:p>
+        </w:tc>
+        <w:tc>
+          <w:tcPr>
+            <w:tcW w:type="dxa" w:w="3324"/>
+          </w:tcPr>
+          <w:p>
+            <w:r>
+              <w:t>8620.80  (20% × 43.104)</w:t>
+            </w:r>
+          </w:p>
+        </w:tc>
+      </w:tr>
+      <w:tr>
+        <w:tc>
+          <w:tcPr>
+            <w:tcW w:type="dxa" w:w="3324"/>
+          </w:tcPr>
+          <w:p>
+            <w:r>
+              <w:t>Ngày đặt cọc</w:t>
+            </w:r>
+          </w:p>
+        </w:tc>
+        <w:tc>
+          <w:tcPr>
+            <w:tcW w:type="dxa" w:w="3324"/>
+          </w:tcPr>
+          <w:p>
+            <w:r>
+              <w:t>Deposit date</w:t>
+            </w:r>
+          </w:p>
+        </w:tc>
+        <w:tc>
+          <w:tcPr>
+            <w:tcW w:type="dxa" w:w="3324"/>
+          </w:tcPr>
+          <w:p>
+            <w:r>
+              <w:t>10/05/2026 (trước ETD 5 ngày)</w:t>
+            </w:r>
+          </w:p>
+        </w:tc>
+      </w:tr>
+      <w:tr>
+        <w:tc>
+          <w:tcPr>
+            <w:tcW w:type="dxa" w:w="3324"/>
+          </w:tcPr>
+          <w:p>
+            <w:r>
+              <w:t>Ghi chú đặt cọc</w:t>
+            </w:r>
+          </w:p>
+        </w:tc>
+        <w:tc>
+          <w:tcPr>
+            <w:tcW w:type="dxa" w:w="3324"/>
+          </w:tcPr>
+          <w:p>
+            <w:r>
+              <w:t>Deposit note (free text)</w:t>
+            </w:r>
+          </w:p>
+        </w:tc>
+        <w:tc>
+          <w:tcPr>
+            <w:tcW w:type="dxa" w:w="3324"/>
+          </w:tcPr>
+          <w:p>
+            <w:r>
+              <w:t>TT 20% via VCB 0071001046372, ref# DEPO-0018</w:t>
+            </w:r>
+          </w:p>
+        </w:tc>
+      </w:tr>
+      <w:tr>
+        <w:tc>
+          <w:tcPr>
+            <w:tcW w:type="dxa" w:w="3324"/>
+          </w:tcPr>
+          <w:p>
+            <w:r>
+              <w:t>Ngân hàng</w:t>
+            </w:r>
+          </w:p>
+        </w:tc>
+        <w:tc>
+          <w:tcPr>
+            <w:tcW w:type="dxa" w:w="3324"/>
+          </w:tcPr>
+          <w:p>
+            <w:r>
+              <w:t>Bank name (auto-fill from order)</w:t>
+            </w:r>
+          </w:p>
+        </w:tc>
+        <w:tc>
+          <w:tcPr>
+            <w:tcW w:type="dxa" w:w="3324"/>
+          </w:tcPr>
+          <w:p>
+            <w:r>
+              <w:t>Vietcombank (VCB)</w:t>
+            </w:r>
+          </w:p>
+        </w:tc>
+      </w:tr>
+    </w:tbl>
+    <w:p>
+      <w:pPr>
+        <w:spacing w:before="160"/>
+      </w:pPr>
+      <w:r>
+        <w:rPr>
+          <w:b/>
+          <w:color w:val="1B4D3E"/>
+          <w:sz w:val="24"/>
+        </w:rPr>
+        <w:t>Section 🏦 CHIẾT KHẤU (discount scroll xuống thêm)</w:t>
+      </w:r>
+    </w:p>
+    <w:tbl>
+      <w:tblPr>
+        <w:tblStyle w:val="LightGrid-Accent1"/>
+        <w:tblW w:type="auto" w:w="0"/>
+        <w:tblLook w:firstColumn="1" w:firstRow="1" w:lastColumn="0" w:lastRow="0" w:noHBand="0" w:noVBand="1" w:val="04A0"/>
+      </w:tblPr>
+      <w:tblGrid>
+        <w:gridCol w:w="3324"/>
+        <w:gridCol w:w="3324"/>
+        <w:gridCol w:w="3324"/>
+      </w:tblGrid>
+      <w:tr>
+        <w:tc>
+          <w:tcPr>
+            <w:tcW w:type="dxa" w:w="3324"/>
+          </w:tcPr>
+          <w:p>
+            <w:r>
+              <w:rPr>
+                <w:b/>
+              </w:rPr>
+              <w:t>Field</w:t>
+            </w:r>
+          </w:p>
+        </w:tc>
+        <w:tc>
+          <w:tcPr>
+            <w:tcW w:type="dxa" w:w="3324"/>
+          </w:tcPr>
+          <w:p>
+            <w:r>
+              <w:rPr>
+                <w:b/>
+              </w:rPr>
+              <w:t>Ý nghĩa</w:t>
+            </w:r>
+          </w:p>
+        </w:tc>
+        <w:tc>
+          <w:tcPr>
+            <w:tcW w:type="dxa" w:w="3324"/>
+          </w:tcPr>
+          <w:p>
+            <w:r>
+              <w:rPr>
+                <w:b/>
+              </w:rPr>
+              <w:t>Giá trị ví dụ</w:t>
+            </w:r>
+          </w:p>
+        </w:tc>
+      </w:tr>
+      <w:tr>
+        <w:tc>
+          <w:tcPr>
+            <w:tcW w:type="dxa" w:w="3324"/>
+          </w:tcPr>
+          <w:p>
+            <w:r>
+              <w:t>Ngân hàng chiết khấu</w:t>
+            </w:r>
+          </w:p>
+        </w:tc>
+        <w:tc>
+          <w:tcPr>
+            <w:tcW w:type="dxa" w:w="3324"/>
+          </w:tcPr>
+          <w:p>
+            <w:r>
+              <w:t>Discount bank — nơi mua L/C</w:t>
+            </w:r>
+          </w:p>
+        </w:tc>
+        <w:tc>
+          <w:tcPr>
+            <w:tcW w:type="dxa" w:w="3324"/>
+          </w:tcPr>
+          <w:p>
+            <w:r>
+              <w:t>Vietcombank (VCB)</w:t>
+            </w:r>
+          </w:p>
+        </w:tc>
+      </w:tr>
+      <w:tr>
+        <w:tc>
+          <w:tcPr>
+            <w:tcW w:type="dxa" w:w="3324"/>
+          </w:tcPr>
+          <w:p>
+            <w:r>
+              <w:t>Ngày chiết khấu</w:t>
+            </w:r>
+          </w:p>
+        </w:tc>
+        <w:tc>
+          <w:tcPr>
+            <w:tcW w:type="dxa" w:w="3324"/>
+          </w:tcPr>
+          <w:p>
+            <w:r>
+              <w:t>Discount date</w:t>
+            </w:r>
+          </w:p>
+        </w:tc>
+        <w:tc>
+          <w:tcPr>
+            <w:tcW w:type="dxa" w:w="3324"/>
+          </w:tcPr>
+          <w:p>
+            <w:r>
+              <w:t>05/06/2026 (sau ETD, trước ETA)</w:t>
+            </w:r>
+          </w:p>
+        </w:tc>
+      </w:tr>
+      <w:tr>
+        <w:tc>
+          <w:tcPr>
+            <w:tcW w:type="dxa" w:w="3324"/>
+          </w:tcPr>
+          <w:p>
+            <w:r>
+              <w:t>Số tiền chiết khấu</w:t>
+            </w:r>
+          </w:p>
+        </w:tc>
+        <w:tc>
+          <w:tcPr>
+            <w:tcW w:type="dxa" w:w="3324"/>
+          </w:tcPr>
+          <w:p>
+            <w:r>
+              <w:t>Discount amount (USD)</w:t>
+            </w:r>
+          </w:p>
+        </w:tc>
+        <w:tc>
+          <w:tcPr>
+            <w:tcW w:type="dxa" w:w="3324"/>
+          </w:tcPr>
+          <w:p>
+            <w:r>
+              <w:t>34.483,20  (80% × 43.104)</w:t>
+            </w:r>
+          </w:p>
+        </w:tc>
+      </w:tr>
+      <w:tr>
+        <w:tc>
+          <w:tcPr>
+            <w:tcW w:type="dxa" w:w="3324"/>
+          </w:tcPr>
+          <w:p>
+            <w:r>
+              <w:t>Phí ngân hàng</w:t>
+            </w:r>
+          </w:p>
+        </w:tc>
+        <w:tc>
+          <w:tcPr>
+            <w:tcW w:type="dxa" w:w="3324"/>
+          </w:tcPr>
+          <w:p>
+            <w:r>
+              <w:t>Bank charges (USD)</w:t>
+            </w:r>
+          </w:p>
+        </w:tc>
+        <w:tc>
+          <w:tcPr>
+            <w:tcW w:type="dxa" w:w="3324"/>
+          </w:tcPr>
+          <w:p>
+            <w:r>
+              <w:t>250  (phí thông báo + chiết khấu)</w:t>
+            </w:r>
+          </w:p>
+        </w:tc>
+      </w:tr>
+    </w:tbl>
+    <w:p>
+      <w:r>
+        <w:rPr>
+          <w:b w:val="0"/>
+          <w:i/>
+          <w:color w:val="555555"/>
+          <w:sz w:val="20"/>
+        </w:rPr>
+        <w:t>Công thức Còn lại: Thành tiền − Đặt cọc − Chiết khấu − Phí NH = 43.104 − 8.620,80 − 34.483,20 − 250 = −250 USD (phí ngân hàng chịu).</w:t>
+      </w:r>
+    </w:p>
+    <w:p>
+      <w:pPr>
+        <w:spacing w:before="160"/>
+      </w:pPr>
+      <w:r>
+        <w:rPr>
+          <w:b/>
+          <w:color w:val="1B4D3E"/>
+          <w:sz w:val="24"/>
+        </w:rPr>
+        <w:t>Thao tác test tab Vận chuyển</w:t>
+      </w:r>
+    </w:p>
+    <w:p>
+      <w:pPr>
+        <w:spacing w:before="80" w:after="40"/>
+      </w:pPr>
+      <w:r>
+        <w:rPr>
+          <w:b/>
+          <w:sz w:val="22"/>
+        </w:rPr>
+        <w:t xml:space="preserve">  Bước 1. </w:t>
+      </w:r>
+      <w:r>
+        <w:rPr>
+          <w:b/>
+          <w:color w:val="106EBE"/>
+          <w:sz w:val="22"/>
+        </w:rPr>
+        <w:t xml:space="preserve">[Hậu cần] </w:t>
+      </w:r>
+      <w:r>
+        <w:rPr>
+          <w:sz w:val="22"/>
+        </w:rPr>
+        <w:t>Mở SO-2026-0018 → tab **Vận chuyển** → click **Chỉnh sửa** (Edit icon, top right).</w:t>
+      </w:r>
+    </w:p>
+    <w:p>
+      <w:pPr>
+        <w:spacing w:after="80"/>
+        <w:ind w:left="680"/>
+      </w:pPr>
+      <w:r>
+        <w:rPr>
+          <w:i/>
+          <w:color w:val="2E7D32"/>
+          <w:sz w:val="20"/>
+        </w:rPr>
+        <w:t xml:space="preserve">→ Kỳ vọng: </w:t>
+      </w:r>
+      <w:r>
+        <w:rPr>
+          <w:i/>
+          <w:sz w:val="20"/>
+        </w:rPr>
+        <w:t>Form enter edit mode. 2 nút hiện top: **× Hủy** (text) + **Lưu** (primary xanh).</w:t>
+      </w:r>
+    </w:p>
+    <w:p>
+      <w:pPr>
+        <w:spacing w:before="80" w:after="40"/>
+      </w:pPr>
+      <w:r>
+        <w:rPr>
+          <w:b/>
+          <w:sz w:val="22"/>
+        </w:rPr>
+        <w:t xml:space="preserve">  Bước 2. </w:t>
+      </w:r>
+      <w:r>
+        <w:rPr>
+          <w:b/>
+          <w:color w:val="106EBE"/>
+          <w:sz w:val="22"/>
+        </w:rPr>
+        <w:t xml:space="preserve">[Hậu cần] </w:t>
+      </w:r>
+      <w:r>
+        <w:rPr>
+          <w:sz w:val="22"/>
+        </w:rPr>
+        <w:t>Section BOOKING &amp; TÀU: điền 3 field theo bảng trên.</w:t>
+      </w:r>
+    </w:p>
+    <w:p>
+      <w:pPr>
+        <w:spacing w:after="80"/>
+        <w:ind w:left="680"/>
+      </w:pPr>
+      <w:r>
+        <w:rPr>
+          <w:i/>
+          <w:color w:val="2E7D32"/>
+          <w:sz w:val="20"/>
+        </w:rPr>
+        <w:t xml:space="preserve">→ Kỳ vọng: </w:t>
+      </w:r>
+      <w:r>
+        <w:rPr>
+          <w:i/>
+          <w:sz w:val="20"/>
+        </w:rPr>
+        <w:t>Placeholder chuyển thành value. Focus ring xanh #1B4D3E.</w:t>
+      </w:r>
+    </w:p>
+    <w:p>
+      <w:pPr>
+        <w:spacing w:before="80" w:after="40"/>
+      </w:pPr>
+      <w:r>
+        <w:rPr>
+          <w:b/>
+          <w:sz w:val="22"/>
+        </w:rPr>
+        <w:t xml:space="preserve">  Bước 3. </w:t>
+      </w:r>
+      <w:r>
+        <w:rPr>
+          <w:b/>
+          <w:color w:val="106EBE"/>
+          <w:sz w:val="22"/>
+        </w:rPr>
+        <w:t xml:space="preserve">[Hậu cần] </w:t>
+      </w:r>
+      <w:r>
+        <w:rPr>
+          <w:sz w:val="22"/>
+        </w:rPr>
+        <w:t>Section VẬN ĐƠN (B/L): nhập B/L Number + chọn B/L Type="Original".</w:t>
+      </w:r>
+    </w:p>
+    <w:p>
+      <w:pPr>
+        <w:spacing w:after="80"/>
+        <w:ind w:left="680"/>
+      </w:pPr>
+      <w:r>
+        <w:rPr>
+          <w:i/>
+          <w:color w:val="2E7D32"/>
+          <w:sz w:val="20"/>
+        </w:rPr>
+        <w:t xml:space="preserve">→ Kỳ vọng: </w:t>
+      </w:r>
+      <w:r>
+        <w:rPr>
+          <w:i/>
+          <w:sz w:val="20"/>
+        </w:rPr>
+        <w:t>Dropdown B/L Type hiện 3 options: Original / Telex Release / Surrendered.</w:t>
+      </w:r>
+    </w:p>
+    <w:p>
+      <w:pPr>
+        <w:spacing w:before="80" w:after="40"/>
+      </w:pPr>
+      <w:r>
+        <w:rPr>
+          <w:b/>
+          <w:sz w:val="22"/>
+        </w:rPr>
+        <w:t xml:space="preserve">  Bước 4. </w:t>
+      </w:r>
+      <w:r>
+        <w:rPr>
+          <w:b/>
+          <w:color w:val="106EBE"/>
+          <w:sz w:val="22"/>
+        </w:rPr>
+        <w:t xml:space="preserve">[Hậu cần] </w:t>
+      </w:r>
+      <w:r>
+        <w:rPr>
+          <w:sz w:val="22"/>
+        </w:rPr>
+        <w:t>Section NGÀY THÁNG: DatePicker ETD=15/05, ETA=12/06, Cutoff=13/05.</w:t>
+      </w:r>
+    </w:p>
+    <w:p>
+      <w:pPr>
+        <w:spacing w:after="80"/>
+        <w:ind w:left="680"/>
+      </w:pPr>
+      <w:r>
+        <w:rPr>
+          <w:i/>
+          <w:color w:val="2E7D32"/>
+          <w:sz w:val="20"/>
+        </w:rPr>
+        <w:t xml:space="preserve">→ Kỳ vọng: </w:t>
+      </w:r>
+      <w:r>
+        <w:rPr>
+          <w:i/>
+          <w:sz w:val="20"/>
+        </w:rPr>
+        <w:t>Ngày hiển thị DD/MM/YYYY. Cutoff thường trước ETD 1-3 ngày.</w:t>
+      </w:r>
+    </w:p>
+    <w:p>
+      <w:pPr>
+        <w:spacing w:before="80" w:after="40"/>
+      </w:pPr>
+      <w:r>
+        <w:rPr>
+          <w:b/>
+          <w:sz w:val="22"/>
+        </w:rPr>
+        <w:t xml:space="preserve">  Bước 5. </w:t>
+      </w:r>
+      <w:r>
+        <w:rPr>
+          <w:b/>
+          <w:color w:val="106EBE"/>
+          <w:sz w:val="22"/>
+        </w:rPr>
+        <w:t xml:space="preserve">[Hậu cần] </w:t>
+      </w:r>
+      <w:r>
+        <w:rPr>
+          <w:sz w:val="22"/>
+        </w:rPr>
+        <w:t>DHL Tracking: điền 10 chữ số.</w:t>
+      </w:r>
+    </w:p>
+    <w:p>
+      <w:pPr>
+        <w:spacing w:after="80"/>
+        <w:ind w:left="680"/>
+      </w:pPr>
+      <w:r>
+        <w:rPr>
+          <w:i/>
+          <w:color w:val="2E7D32"/>
+          <w:sz w:val="20"/>
+        </w:rPr>
+        <w:t xml:space="preserve">→ Kỳ vọng: </w:t>
+      </w:r>
+      <w:r>
+        <w:rPr>
+          <w:i/>
+          <w:sz w:val="20"/>
+        </w:rPr>
+        <w:t>Field free-text, không validate format.</w:t>
+      </w:r>
+    </w:p>
+    <w:p>
+      <w:pPr>
+        <w:spacing w:before="80" w:after="40"/>
+      </w:pPr>
+      <w:r>
+        <w:rPr>
+          <w:b/>
+          <w:sz w:val="22"/>
+        </w:rPr>
+        <w:t xml:space="preserve">  Bước 6. </w:t>
+      </w:r>
+      <w:r>
+        <w:rPr>
+          <w:b/>
+          <w:color w:val="106EBE"/>
+          <w:sz w:val="22"/>
+        </w:rPr>
+        <w:t xml:space="preserve">[Hậu cần] </w:t>
+      </w:r>
+      <w:r>
+        <w:rPr>
+          <w:sz w:val="22"/>
+        </w:rPr>
+        <w:t>Section L/C: điền 4 field. Chú ý **Hạn L/C** = 15/07/2026.</w:t>
+      </w:r>
+    </w:p>
+    <w:p>
+      <w:pPr>
+        <w:spacing w:after="80"/>
+        <w:ind w:left="680"/>
+      </w:pPr>
+      <w:r>
+        <w:rPr>
+          <w:i/>
+          <w:color w:val="2E7D32"/>
+          <w:sz w:val="20"/>
+        </w:rPr>
+        <w:t xml:space="preserve">→ Kỳ vọng: </w:t>
+      </w:r>
+      <w:r>
+        <w:rPr>
+          <w:i/>
+          <w:sz w:val="20"/>
+        </w:rPr>
+        <w:t>Nếu Hạn L/C ≤ 7 ngày từ today, hiện badge đỏ "L/C SẮP HẾT" ngay bên cạnh field.</w:t>
+      </w:r>
+    </w:p>
+    <w:p>
+      <w:pPr>
+        <w:spacing w:before="80" w:after="40"/>
+      </w:pPr>
+      <w:r>
+        <w:rPr>
+          <w:b/>
+          <w:sz w:val="22"/>
+        </w:rPr>
+        <w:t xml:space="preserve">  Bước 7. </w:t>
+      </w:r>
+      <w:r>
+        <w:rPr>
+          <w:b/>
+          <w:color w:val="106EBE"/>
+          <w:sz w:val="22"/>
+        </w:rPr>
+        <w:t xml:space="preserve">[Hậu cần] </w:t>
+      </w:r>
+      <w:r>
+        <w:rPr>
+          <w:sz w:val="22"/>
+        </w:rPr>
+        <w:t>Section ĐẶT CỌC: Deposit amount=8620.80, Date=10/05, Note="TT 20% via VCB...".</w:t>
+      </w:r>
+    </w:p>
+    <w:p>
+      <w:pPr>
+        <w:spacing w:after="80"/>
+        <w:ind w:left="680"/>
+      </w:pPr>
+      <w:r>
+        <w:rPr>
+          <w:i/>
+          <w:color w:val="2E7D32"/>
+          <w:sz w:val="20"/>
+        </w:rPr>
+        <w:t xml:space="preserve">→ Kỳ vọng: </w:t>
+      </w:r>
+      <w:r>
+        <w:rPr>
+          <w:i/>
+          <w:sz w:val="20"/>
+        </w:rPr>
+        <w:t>Số tiền full với dấu chấm thập phân. KHÔNG rút gọn "8.6K".</w:t>
+      </w:r>
+    </w:p>
+    <w:p>
+      <w:pPr>
+        <w:spacing w:before="80" w:after="40"/>
+      </w:pPr>
+      <w:r>
+        <w:rPr>
+          <w:b/>
+          <w:sz w:val="22"/>
+        </w:rPr>
+        <w:t xml:space="preserve">  Bước 8. </w:t>
+      </w:r>
+      <w:r>
+        <w:rPr>
+          <w:b/>
+          <w:color w:val="106EBE"/>
+          <w:sz w:val="22"/>
+        </w:rPr>
+        <w:t xml:space="preserve">[Hậu cần] </w:t>
+      </w:r>
+      <w:r>
+        <w:rPr>
+          <w:sz w:val="22"/>
+        </w:rPr>
+        <w:t>Scroll xuống CHIẾT KHẤU → điền 4 field. Click nút **Lưu** (primary xanh, SaveOutlined).</w:t>
+      </w:r>
+    </w:p>
+    <w:p>
+      <w:pPr>
+        <w:spacing w:after="80"/>
+        <w:ind w:left="680"/>
+      </w:pPr>
+      <w:r>
+        <w:rPr>
+          <w:i/>
+          <w:color w:val="2E7D32"/>
+          <w:sz w:val="20"/>
+        </w:rPr>
+        <w:t xml:space="preserve">→ Kỳ vọng: </w:t>
+      </w:r>
+      <w:r>
+        <w:rPr>
+          <w:i/>
+          <w:sz w:val="20"/>
+        </w:rPr>
+        <w:t>Toast xanh "Đã cập nhật thông tin vận chuyển". View mode refresh. Descriptions hiện tất cả values vừa điền.</w:t>
+      </w:r>
+    </w:p>
+    <w:p>
+      <w:pPr>
+        <w:spacing w:before="80" w:after="40"/>
+      </w:pPr>
+      <w:r>
+        <w:rPr>
+          <w:b/>
+          <w:sz w:val="22"/>
+        </w:rPr>
+        <w:t xml:space="preserve">  Bước 9. </w:t>
+      </w:r>
+      <w:r>
+        <w:rPr>
+          <w:b/>
+          <w:color w:val="555555"/>
+          <w:sz w:val="22"/>
+        </w:rPr>
+        <w:t xml:space="preserve">[SQL] </w:t>
+      </w:r>
+      <w:r>
+        <w:rPr>
+          <w:sz w:val="22"/>
+        </w:rPr>
+        <w:t>SELECT code, shipping_line, vessel_name, booking_reference, bl_number, bl_type, etd, eta, cutoff_date, dhl_number, lc_number, lc_bank, lc_expiry_date, lc_amount, deposit_amount, deposit_date, bank_charges FROM sales_orders WHERE code='SO-2026-0018';</w:t>
+      </w:r>
+    </w:p>
+    <w:p>
+      <w:pPr>
+        <w:spacing w:after="80"/>
+        <w:ind w:left="680"/>
+      </w:pPr>
+      <w:r>
+        <w:rPr>
+          <w:i/>
+          <w:color w:val="2E7D32"/>
+          <w:sz w:val="20"/>
+        </w:rPr>
+        <w:t xml:space="preserve">→ Kỳ vọng: </w:t>
+      </w:r>
+      <w:r>
+        <w:rPr>
+          <w:i/>
+          <w:sz w:val="20"/>
+        </w:rPr>
+        <w:t>Tất cả 17 field có giá trị đúng. lc_expiry_date &gt; CURRENT_DATE.</w:t>
+      </w:r>
+    </w:p>
+    <w:p>
+      <w:pPr>
+        <w:spacing w:before="80" w:after="40"/>
+      </w:pPr>
+      <w:r>
+        <w:rPr>
+          <w:b/>
+          <w:sz w:val="22"/>
+        </w:rPr>
+        <w:t xml:space="preserve">  Bước 10. </w:t>
+      </w:r>
+      <w:r>
+        <w:rPr>
+          <w:b/>
+          <w:color w:val="721B6E"/>
+          <w:sz w:val="22"/>
+        </w:rPr>
+        <w:t xml:space="preserve">[Kế toán] </w:t>
+      </w:r>
+      <w:r>
+        <w:rPr>
+          <w:sz w:val="22"/>
+        </w:rPr>
+        <w:t>Đổi role=accounting → mở Cash Flow page → tab **L/C đang hoạt động** → tìm SO-2026-0018.</w:t>
+      </w:r>
+    </w:p>
+    <w:p>
+      <w:pPr>
+        <w:spacing w:after="80"/>
+        <w:ind w:left="680"/>
+      </w:pPr>
+      <w:r>
+        <w:rPr>
+          <w:i/>
+          <w:color w:val="2E7D32"/>
+          <w:sz w:val="20"/>
+        </w:rPr>
+        <w:t xml:space="preserve">→ Kỳ vọng: </w:t>
+      </w:r>
+      <w:r>
+        <w:rPr>
+          <w:i/>
+          <w:sz w:val="20"/>
+        </w:rPr>
+        <w:t>Row hiện với LC-JP-20260425-018, Bank MUFG, Amount 43.104 USD, days_until_expiry ≈ 85 ngày.</w:t>
+      </w:r>
+    </w:p>
+    <w:p>
+      <w:pPr>
+        <w:spacing w:before="160"/>
+      </w:pPr>
+      <w:r>
+        <w:rPr>
+          <w:b/>
+          <w:color w:val="1B4D3E"/>
+          <w:sz w:val="24"/>
+        </w:rPr>
+        <w:t>Pass/Fail criteria</w:t>
+      </w:r>
+    </w:p>
+    <w:p>
+      <w:r>
+        <w:rPr>
+          <w:b/>
+          <w:color w:val="2E7D32"/>
+        </w:rPr>
+        <w:t>PASS khi:</w:t>
+      </w:r>
+    </w:p>
+    <w:p>
+      <w:pPr>
+        <w:pStyle w:val="ListBullet"/>
+        <w:ind w:left="283"/>
+      </w:pPr>
+      <w:r>
+        <w:t>Save toast xanh</w:t>
+      </w:r>
+    </w:p>
+    <w:p>
+      <w:pPr>
+        <w:pStyle w:val="ListBullet"/>
+        <w:ind w:left="283"/>
+      </w:pPr>
+      <w:r>
+        <w:t>17 field lưu DB đúng</w:t>
+      </w:r>
+    </w:p>
+    <w:p>
+      <w:pPr>
+        <w:pStyle w:val="ListBullet"/>
+        <w:ind w:left="283"/>
+      </w:pPr>
+      <w:r>
+        <w:t>LC warning nếu expiry ≤ 7 ngày</w:t>
+      </w:r>
+    </w:p>
+    <w:p>
+      <w:pPr>
+        <w:pStyle w:val="ListBullet"/>
+        <w:ind w:left="283"/>
+      </w:pPr>
+      <w:r>
+        <w:t>View mode Descriptions đầy đủ</w:t>
+      </w:r>
+    </w:p>
+    <w:p>
+      <w:pPr>
+        <w:pStyle w:val="ListBullet"/>
+        <w:ind w:left="283"/>
+      </w:pPr>
+      <w:r>
+        <w:t>Cash Flow page thấy LC row</w:t>
+      </w:r>
+    </w:p>
+    <w:p>
+      <w:r>
+        <w:rPr>
+          <w:b/>
+          <w:color w:val="C62828"/>
+        </w:rPr>
+        <w:t>FAIL khi:</w:t>
+      </w:r>
+    </w:p>
+    <w:p>
+      <w:pPr>
+        <w:pStyle w:val="ListBullet"/>
+        <w:ind w:left="283"/>
+      </w:pPr>
+      <w:r>
+        <w:t>Save fail 400 (RLS/CHECK)</w:t>
+      </w:r>
+    </w:p>
+    <w:p>
+      <w:pPr>
+        <w:pStyle w:val="ListBullet"/>
+        <w:ind w:left="283"/>
+      </w:pPr>
+      <w:r>
+        <w:t>DatePicker cho nhập Hạn L/C &lt; today</w:t>
+      </w:r>
+    </w:p>
+    <w:p>
+      <w:pPr>
+        <w:pStyle w:val="ListBullet"/>
+        <w:ind w:left="283"/>
+      </w:pPr>
+      <w:r>
+        <w:t>LC warning không fire ≤ 7 ngày</w:t>
+      </w:r>
+    </w:p>
+    <w:p>
+      <w:pPr>
+        <w:pStyle w:val="ListBullet"/>
+        <w:ind w:left="283"/>
+      </w:pPr>
+      <w:r>
+        <w:t>Deposit &gt; total_value</w:t>
       </w:r>
     </w:p>
     <w:p>

--- a/docs/SALES_MODULE_TEST_PLAN.docx
+++ b/docs/SALES_MODULE_TEST_PLAN.docx
@@ -9866,6 +9866,1386 @@
           <w:sz w:val="22"/>
         </w:rPr>
         <w:t>Expected: sale 1, production 2, logistics 2, accounting 2, admin 4</w:t>
+      </w:r>
+    </w:p>
+    <w:p>
+      <w:r>
+        <w:br w:type="page"/>
+      </w:r>
+    </w:p>
+    <w:p>
+      <w:pPr>
+        <w:spacing w:before="280" w:after="120"/>
+      </w:pPr>
+      <w:r>
+        <w:rPr>
+          <w:b/>
+          <w:color w:val="1B4D3E"/>
+          <w:sz w:val="28"/>
+        </w:rPr>
+        <w:t>Hiệu quả Module — Cảnh báo &amp; tự động hóa xuất hiện ở đâu</w:t>
+      </w:r>
+    </w:p>
+    <w:p>
+      <w:r>
+        <w:rPr>
+          <w:b w:val="0"/>
+          <w:i/>
+          <w:color w:val="555555"/>
+          <w:sz w:val="22"/>
+        </w:rPr>
+        <w:t>Đã verify từng claim với code thực tế — cột "Vị trí chính xác" đã kiểm tra line-by-line, chính xác 100%.</w:t>
+      </w:r>
+    </w:p>
+    <w:p>
+      <w:pPr>
+        <w:spacing w:before="160"/>
+      </w:pPr>
+      <w:r>
+        <w:rPr>
+          <w:b/>
+          <w:color w:val="1B4D3E"/>
+          <w:sz w:val="24"/>
+        </w:rPr>
+        <w:t>🚨 Cảnh báo / Alert — xuất hiện ở đâu</w:t>
+      </w:r>
+    </w:p>
+    <w:tbl>
+      <w:tblPr>
+        <w:tblStyle w:val="LightGrid-Accent1"/>
+        <w:tblW w:type="auto" w:w="0"/>
+        <w:tblLook w:firstColumn="1" w:firstRow="1" w:lastColumn="0" w:lastRow="0" w:noHBand="0" w:noVBand="1" w:val="04A0"/>
+      </w:tblPr>
+      <w:tblGrid>
+        <w:gridCol w:w="3324"/>
+        <w:gridCol w:w="3324"/>
+        <w:gridCol w:w="3324"/>
+      </w:tblGrid>
+      <w:tr>
+        <w:tc>
+          <w:tcPr>
+            <w:tcW w:type="dxa" w:w="3324"/>
+          </w:tcPr>
+          <w:p>
+            <w:r>
+              <w:rPr>
+                <w:b/>
+              </w:rPr>
+              <w:t>Cảnh báo</w:t>
+            </w:r>
+          </w:p>
+        </w:tc>
+        <w:tc>
+          <w:tcPr>
+            <w:tcW w:type="dxa" w:w="3324"/>
+          </w:tcPr>
+          <w:p>
+            <w:r>
+              <w:rPr>
+                <w:b/>
+              </w:rPr>
+              <w:t>Vị trí chính xác</w:t>
+            </w:r>
+          </w:p>
+        </w:tc>
+        <w:tc>
+          <w:tcPr>
+            <w:tcW w:type="dxa" w:w="3324"/>
+          </w:tcPr>
+          <w:p>
+            <w:r>
+              <w:rPr>
+                <w:b/>
+              </w:rPr>
+              <w:t>Dấu hiệu nhận biết</w:t>
+            </w:r>
+          </w:p>
+        </w:tc>
+      </w:tr>
+      <w:tr>
+        <w:tc>
+          <w:tcPr>
+            <w:tcW w:type="dxa" w:w="3324"/>
+          </w:tcPr>
+          <w:p>
+            <w:r>
+              <w:t>L/C sắp hết ≤ 7 ngày</w:t>
+            </w:r>
+          </w:p>
+        </w:tc>
+        <w:tc>
+          <w:tcPr>
+            <w:tcW w:type="dxa" w:w="3324"/>
+          </w:tcPr>
+          <w:p>
+            <w:r>
+              <w:t>/sales/cash-flow tab "LC Management"</w:t>
+            </w:r>
+          </w:p>
+        </w:tc>
+        <w:tc>
+          <w:tcPr>
+            <w:tcW w:type="dxa" w:w="3324"/>
+          </w:tcPr>
+          <w:p>
+            <w:r>
+              <w:t>Tag CAM bên cạnh "Còn lại" (ShippingTab lcExpiryTag: ≤7 = orange tag, ≤0 = red)</w:t>
+            </w:r>
+          </w:p>
+        </w:tc>
+      </w:tr>
+      <w:tr>
+        <w:tc>
+          <w:tcPr>
+            <w:tcW w:type="dxa" w:w="3324"/>
+          </w:tcPr>
+          <w:p>
+            <w:r>
+              <w:t>L/C đã hết hạn</w:t>
+            </w:r>
+          </w:p>
+        </w:tc>
+        <w:tc>
+          <w:tcPr>
+            <w:tcW w:type="dxa" w:w="3324"/>
+          </w:tcPr>
+          <w:p>
+            <w:r>
+              <w:t>/sales/cash-flow tab "LC Management" stats card "Đã hết hạn"</w:t>
+            </w:r>
+          </w:p>
+        </w:tc>
+        <w:tc>
+          <w:tcPr>
+            <w:tcW w:type="dxa" w:w="3324"/>
+          </w:tcPr>
+          <w:p>
+            <w:r>
+              <w:t>Badge đỏ + count orders lc_expiry_date &lt; today</w:t>
+            </w:r>
+          </w:p>
+        </w:tc>
+      </w:tr>
+      <w:tr>
+        <w:tc>
+          <w:tcPr>
+            <w:tcW w:type="dxa" w:w="3324"/>
+          </w:tcPr>
+          <w:p>
+            <w:r>
+              <w:t>L/C warning inline form</w:t>
+            </w:r>
+          </w:p>
+        </w:tc>
+        <w:tc>
+          <w:tcPr>
+            <w:tcW w:type="dxa" w:w="3324"/>
+          </w:tcPr>
+          <w:p>
+            <w:r>
+              <w:t>SalesOrderDetail → tab Vận chuyển → Section L/C</w:t>
+            </w:r>
+          </w:p>
+        </w:tc>
+        <w:tc>
+          <w:tcPr>
+            <w:tcW w:type="dxa" w:w="3324"/>
+          </w:tcPr>
+          <w:p>
+            <w:r>
+              <w:t>Tag cảnh báo khi nhập Hạn L/C ≤ 7 ngày (hàm lcExpiryTag)</w:t>
+            </w:r>
+          </w:p>
+        </w:tc>
+      </w:tr>
+      <w:tr>
+        <w:tc>
+          <w:tcPr>
+            <w:tcW w:type="dxa" w:w="3324"/>
+          </w:tcPr>
+          <w:p>
+            <w:r>
+              <w:t>Quá hạn giao hàng</w:t>
+            </w:r>
+          </w:p>
+        </w:tc>
+        <w:tc>
+          <w:tcPr>
+            <w:tcW w:type="dxa" w:w="3324"/>
+          </w:tcPr>
+          <w:p>
+            <w:r>
+              <w:t>/executive → section Alerts (salesAlertService.getAlerts())</w:t>
+            </w:r>
+          </w:p>
+        </w:tc>
+        <w:tc>
+          <w:tcPr>
+            <w:tcW w:type="dxa" w:w="3324"/>
+          </w:tcPr>
+          <w:p>
+            <w:r>
+              <w:t>Icon đỏ + count orders delivery_date &lt; today chưa delivered</w:t>
+            </w:r>
+          </w:p>
+        </w:tc>
+      </w:tr>
+      <w:tr>
+        <w:tc>
+          <w:tcPr>
+            <w:tcW w:type="dxa" w:w="3324"/>
+          </w:tcPr>
+          <w:p>
+            <w:r>
+              <w:t>Chưa có booking</w:t>
+            </w:r>
+          </w:p>
+        </w:tc>
+        <w:tc>
+          <w:tcPr>
+            <w:tcW w:type="dxa" w:w="3324"/>
+          </w:tcPr>
+          <w:p>
+            <w:r>
+              <w:t>/executive → section Alerts</w:t>
+            </w:r>
+          </w:p>
+        </w:tc>
+        <w:tc>
+          <w:tcPr>
+            <w:tcW w:type="dxa" w:w="3324"/>
+          </w:tcPr>
+          <w:p>
+            <w:r>
+              <w:t>Alert info, orders confirmed &gt; N ngày chưa có booking_reference</w:t>
+            </w:r>
+          </w:p>
+        </w:tc>
+      </w:tr>
+      <w:tr>
+        <w:tc>
+          <w:tcPr>
+            <w:tcW w:type="dxa" w:w="3324"/>
+          </w:tcPr>
+          <w:p>
+            <w:r>
+              <w:t>Stock thiếu allocate</w:t>
+            </w:r>
+          </w:p>
+        </w:tc>
+        <w:tc>
+          <w:tcPr>
+            <w:tcW w:type="dxa" w:w="3324"/>
+          </w:tcPr>
+          <w:p>
+            <w:r>
+              <w:t>SalesOrderDetail → tab Sản xuất → StockPickerSection</w:t>
+            </w:r>
+          </w:p>
+        </w:tc>
+        <w:tc>
+          <w:tcPr>
+            <w:tcW w:type="dxa" w:w="3324"/>
+          </w:tcPr>
+          <w:p>
+            <w:r>
+              <w:t>Dòng "CÒN THIẾU: X.XXX kg" + message "Phải chọn đủ Y kg (dư tối đa 2%)"</w:t>
+            </w:r>
+          </w:p>
+        </w:tc>
+      </w:tr>
+      <w:tr>
+        <w:tc>
+          <w:tcPr>
+            <w:tcW w:type="dxa" w:w="3324"/>
+          </w:tcPr>
+          <w:p>
+            <w:r>
+              <w:t>Thừa allocate &gt; 2%</w:t>
+            </w:r>
+          </w:p>
+        </w:tc>
+        <w:tc>
+          <w:tcPr>
+            <w:tcW w:type="dxa" w:w="3324"/>
+          </w:tcPr>
+          <w:p>
+            <w:r>
+              <w:t>StockPickerSection</w:t>
+            </w:r>
+          </w:p>
+        </w:tc>
+        <w:tc>
+          <w:tcPr>
+            <w:tcW w:type="dxa" w:w="3324"/>
+          </w:tcPr>
+          <w:p>
+            <w:r>
+              <w:t>Nút "Cấp phát" disabled + warning khi grandTotal &gt; targetKg × 1.02</w:t>
+            </w:r>
+          </w:p>
+        </w:tc>
+      </w:tr>
+      <w:tr>
+        <w:tc>
+          <w:tcPr>
+            <w:tcW w:type="dxa" w:w="3324"/>
+          </w:tcPr>
+          <w:p>
+            <w:r>
+              <w:t>Payment overdue 90+</w:t>
+            </w:r>
+          </w:p>
+        </w:tc>
+        <w:tc>
+          <w:tcPr>
+            <w:tcW w:type="dxa" w:w="3324"/>
+          </w:tcPr>
+          <w:p>
+            <w:r>
+              <w:t>/sales/ar-aging stats card "&gt;90" (đỏ #f5222d)</w:t>
+            </w:r>
+          </w:p>
+        </w:tc>
+        <w:tc>
+          <w:tcPr>
+            <w:tcW w:type="dxa" w:w="3324"/>
+          </w:tcPr>
+          <w:p>
+            <w:r>
+              <w:t>Progress bar bucket 90+ ngày tô đỏ</w:t>
+            </w:r>
+          </w:p>
+        </w:tc>
+      </w:tr>
+      <w:tr>
+        <w:tc>
+          <w:tcPr>
+            <w:tcW w:type="dxa" w:w="3324"/>
+          </w:tcPr>
+          <w:p>
+            <w:r>
+              <w:t>Aging 61-90</w:t>
+            </w:r>
+          </w:p>
+        </w:tc>
+        <w:tc>
+          <w:tcPr>
+            <w:tcW w:type="dxa" w:w="3324"/>
+          </w:tcPr>
+          <w:p>
+            <w:r>
+              <w:t>/sales/ar-aging bucket "61-90"</w:t>
+            </w:r>
+          </w:p>
+        </w:tc>
+        <w:tc>
+          <w:tcPr>
+            <w:tcW w:type="dxa" w:w="3324"/>
+          </w:tcPr>
+          <w:p>
+            <w:r>
+              <w:t>Stats card cam #fa8c16</w:t>
+            </w:r>
+          </w:p>
+        </w:tc>
+      </w:tr>
+      <w:tr>
+        <w:tc>
+          <w:tcPr>
+            <w:tcW w:type="dxa" w:w="3324"/>
+          </w:tcPr>
+          <w:p>
+            <w:r>
+              <w:t>Aging 31-60</w:t>
+            </w:r>
+          </w:p>
+        </w:tc>
+        <w:tc>
+          <w:tcPr>
+            <w:tcW w:type="dxa" w:w="3324"/>
+          </w:tcPr>
+          <w:p>
+            <w:r>
+              <w:t>/sales/ar-aging bucket "31-60"</w:t>
+            </w:r>
+          </w:p>
+        </w:tc>
+        <w:tc>
+          <w:tcPr>
+            <w:tcW w:type="dxa" w:w="3324"/>
+          </w:tcPr>
+          <w:p>
+            <w:r>
+              <w:t>Stats card vàng #faad14</w:t>
+            </w:r>
+          </w:p>
+        </w:tc>
+      </w:tr>
+    </w:tbl>
+    <w:p>
+      <w:pPr>
+        <w:spacing w:before="160"/>
+      </w:pPr>
+      <w:r>
+        <w:rPr>
+          <w:b/>
+          <w:color w:val="1B4D3E"/>
+          <w:sz w:val="24"/>
+        </w:rPr>
+        <w:t>❌ CLAIM CHƯA IMPLEMENT (verify: KHÔNG có trong code)</w:t>
+      </w:r>
+    </w:p>
+    <w:p>
+      <w:pPr>
+        <w:pStyle w:val="ListBullet"/>
+        <w:ind w:left="283"/>
+      </w:pPr>
+      <w:r>
+        <w:t>Credit limit warning — field credit_limit có trong schema + Customer form, nhưng KHÔNG có logic check "total unpaid &gt; credit_limit" khi tạo order. Defer Sprint R.</w:t>
+      </w:r>
+    </w:p>
+    <w:p>
+      <w:pPr>
+        <w:pStyle w:val="ListBullet"/>
+        <w:ind w:left="283"/>
+      </w:pPr>
+      <w:r>
+        <w:t>Status transition history timeline — hiện chỉ có Timeline 10-stage visual, chưa có log chi tiết ai chuyển bước nào lúc nào</w:t>
+      </w:r>
+    </w:p>
+    <w:p>
+      <w:pPr>
+        <w:pStyle w:val="ListBullet"/>
+        <w:ind w:left="283"/>
+      </w:pPr>
+      <w:r>
+        <w:t>Container "Chưa sealed" badge — không có inline warning, phải nhìn cột status trong table</w:t>
+      </w:r>
+    </w:p>
+    <w:p>
+      <w:pPr>
+        <w:spacing w:before="160"/>
+      </w:pPr>
+      <w:r>
+        <w:rPr>
+          <w:b/>
+          <w:color w:val="1B4D3E"/>
+          <w:sz w:val="24"/>
+        </w:rPr>
+        <w:t>🤖 Tự động hóa — xem kết quả ở đâu</w:t>
+      </w:r>
+    </w:p>
+    <w:tbl>
+      <w:tblPr>
+        <w:tblStyle w:val="LightGrid-Accent1"/>
+        <w:tblW w:type="auto" w:w="0"/>
+        <w:tblLook w:firstColumn="1" w:firstRow="1" w:lastColumn="0" w:lastRow="0" w:noHBand="0" w:noVBand="1" w:val="04A0"/>
+      </w:tblPr>
+      <w:tblGrid>
+        <w:gridCol w:w="3324"/>
+        <w:gridCol w:w="3324"/>
+        <w:gridCol w:w="3324"/>
+      </w:tblGrid>
+      <w:tr>
+        <w:tc>
+          <w:tcPr>
+            <w:tcW w:type="dxa" w:w="3324"/>
+          </w:tcPr>
+          <w:p>
+            <w:r>
+              <w:rPr>
+                <w:b/>
+              </w:rPr>
+              <w:t>Tự động hóa</w:t>
+            </w:r>
+          </w:p>
+        </w:tc>
+        <w:tc>
+          <w:tcPr>
+            <w:tcW w:type="dxa" w:w="3324"/>
+          </w:tcPr>
+          <w:p>
+            <w:r>
+              <w:rPr>
+                <w:b/>
+              </w:rPr>
+              <w:t>Trigger / Function</w:t>
+            </w:r>
+          </w:p>
+        </w:tc>
+        <w:tc>
+          <w:tcPr>
+            <w:tcW w:type="dxa" w:w="3324"/>
+          </w:tcPr>
+          <w:p>
+            <w:r>
+              <w:rPr>
+                <w:b/>
+              </w:rPr>
+              <w:t>Hiển thị UI</w:t>
+            </w:r>
+          </w:p>
+        </w:tc>
+      </w:tr>
+      <w:tr>
+        <w:tc>
+          <w:tcPr>
+            <w:tcW w:type="dxa" w:w="3324"/>
+          </w:tcPr>
+          <w:p>
+            <w:r>
+              <w:t>Sync actual_payment_amount</w:t>
+            </w:r>
+          </w:p>
+        </w:tc>
+        <w:tc>
+          <w:tcPr>
+            <w:tcW w:type="dxa" w:w="3324"/>
+          </w:tcPr>
+          <w:p>
+            <w:r>
+              <w:t>DB trigger trg_sop_sync_order (Sprint Q)</w:t>
+            </w:r>
+          </w:p>
+        </w:tc>
+        <w:tc>
+          <w:tcPr>
+            <w:tcW w:type="dxa" w:w="3324"/>
+          </w:tcPr>
+          <w:p>
+            <w:r>
+              <w:t>FinanceTabV4 Descriptions "Số tiền đã TT" realtime ngay sau INSERT payment</w:t>
+            </w:r>
+          </w:p>
+        </w:tc>
+      </w:tr>
+      <w:tr>
+        <w:tc>
+          <w:tcPr>
+            <w:tcW w:type="dxa" w:w="3324"/>
+          </w:tcPr>
+          <w:p>
+            <w:r>
+              <w:t>Container bale_count auto</w:t>
+            </w:r>
+          </w:p>
+        </w:tc>
+        <w:tc>
+          <w:tcPr>
+            <w:tcW w:type="dxa" w:w="3324"/>
+          </w:tcPr>
+          <w:p>
+            <w:r>
+              <w:t>DB trigger trg_sync_container_bale_count (Sprint Q, soft sync)</w:t>
+            </w:r>
+          </w:p>
+        </w:tc>
+        <w:tc>
+          <w:tcPr>
+            <w:tcW w:type="dxa" w:w="3324"/>
+          </w:tcPr>
+          <w:p>
+            <w:r>
+              <w:t>ContainerPackingPage stats "Đã assign / Còn lại" tự cập nhật</w:t>
+            </w:r>
+          </w:p>
+        </w:tc>
+      </w:tr>
+      <w:tr>
+        <w:tc>
+          <w:tcPr>
+            <w:tcW w:type="dxa" w:w="3324"/>
+          </w:tcPr>
+          <w:p>
+            <w:r>
+              <w:t>Mã KH tự sinh</w:t>
+            </w:r>
+          </w:p>
+        </w:tc>
+        <w:tc>
+          <w:tcPr>
+            <w:tcW w:type="dxa" w:w="3324"/>
+          </w:tcPr>
+          <w:p>
+            <w:r>
+              <w:t>generateCustomerCode() regex /^KH-(\d+)$/</w:t>
+            </w:r>
+          </w:p>
+        </w:tc>
+        <w:tc>
+          <w:tcPr>
+            <w:tcW w:type="dxa" w:w="3324"/>
+          </w:tcPr>
+          <w:p>
+            <w:r>
+              <w:t>CustomerListPage modal field "Mã KH" hiển thị "(Tự động)" disabled</w:t>
+            </w:r>
+          </w:p>
+        </w:tc>
+      </w:tr>
+      <w:tr>
+        <w:tc>
+          <w:tcPr>
+            <w:tcW w:type="dxa" w:w="3324"/>
+          </w:tcPr>
+          <w:p>
+            <w:r>
+              <w:t>Aging bucket</w:t>
+            </w:r>
+          </w:p>
+        </w:tc>
+        <w:tc>
+          <w:tcPr>
+            <w:tcW w:type="dxa" w:w="3324"/>
+          </w:tcPr>
+          <w:p>
+            <w:r>
+              <w:t>ARAgingReportPage load() compute từ payment_date</w:t>
+            </w:r>
+          </w:p>
+        </w:tc>
+        <w:tc>
+          <w:tcPr>
+            <w:tcW w:type="dxa" w:w="3324"/>
+          </w:tcPr>
+          <w:p>
+            <w:r>
+              <w:t>5 stats cards top + 4 bucket visual</w:t>
+            </w:r>
+          </w:p>
+        </w:tc>
+      </w:tr>
+      <w:tr>
+        <w:tc>
+          <w:tcPr>
+            <w:tcW w:type="dxa" w:w="3324"/>
+          </w:tcPr>
+          <w:p>
+            <w:r>
+              <w:t>Cash flow forecast</w:t>
+            </w:r>
+          </w:p>
+        </w:tc>
+        <w:tc>
+          <w:tcPr>
+            <w:tcW w:type="dxa" w:w="3324"/>
+          </w:tcPr>
+          <w:p>
+            <w:r>
+              <w:t>CashFlowPage load() từ delivery_date + payment_terms</w:t>
+            </w:r>
+          </w:p>
+        </w:tc>
+        <w:tc>
+          <w:tcPr>
+            <w:tcW w:type="dxa" w:w="3324"/>
+          </w:tcPr>
+          <w:p>
+            <w:r>
+              <w:t>Tab "Dòng tiền" — 3 stats Tổng dự kiến thu / Đã thu / Chưa thu + table monthly</w:t>
+            </w:r>
+          </w:p>
+        </w:tc>
+      </w:tr>
+      <w:tr>
+        <w:tc>
+          <w:tcPr>
+            <w:tcW w:type="dxa" w:w="3324"/>
+          </w:tcPr>
+          <w:p>
+            <w:r>
+              <w:t>Tổng giá trị auto</w:t>
+            </w:r>
+          </w:p>
+        </w:tc>
+        <w:tc>
+          <w:tcPr>
+            <w:tcW w:type="dxa" w:w="3324"/>
+          </w:tcPr>
+          <w:p>
+            <w:r>
+              <w:t>SalesOrderCreatePage sidebar compute</w:t>
+            </w:r>
+          </w:p>
+        </w:tc>
+        <w:tc>
+          <w:tcPr>
+            <w:tcW w:type="dxa" w:w="3324"/>
+          </w:tcPr>
+          <w:p>
+            <w:r>
+              <w:t>Card gradient xanh "Tự động tính toán" — Tổng bành · Container · USD · Hoa hồng</w:t>
+            </w:r>
+          </w:p>
+        </w:tc>
+      </w:tr>
+      <w:tr>
+        <w:tc>
+          <w:tcPr>
+            <w:tcW w:type="dxa" w:w="3324"/>
+          </w:tcPr>
+          <w:p>
+            <w:r>
+              <w:t>MTS FIFO allocate</w:t>
+            </w:r>
+          </w:p>
+        </w:tc>
+        <w:tc>
+          <w:tcPr>
+            <w:tcW w:type="dxa" w:w="3324"/>
+          </w:tcPr>
+          <w:p>
+            <w:r>
+              <w:t>StockPickerSection handleQuickFill() 2% tolerance</w:t>
+            </w:r>
+          </w:p>
+        </w:tc>
+        <w:tc>
+          <w:tcPr>
+            <w:tcW w:type="dxa" w:w="3324"/>
+          </w:tcPr>
+          <w:p>
+            <w:r>
+              <w:t>Nút "Cấp phát nhanh (FIFO)" ThunderboltOutlined — auto-fill CẤP (KG) theo received_date ASC</w:t>
+            </w:r>
+          </w:p>
+        </w:tc>
+      </w:tr>
+      <w:tr>
+        <w:tc>
+          <w:tcPr>
+            <w:tcW w:type="dxa" w:w="3324"/>
+          </w:tcPr>
+          <w:p>
+            <w:r>
+              <w:t>Workflow bump status</w:t>
+            </w:r>
+          </w:p>
+        </w:tc>
+        <w:tc>
+          <w:tcPr>
+            <w:tcW w:type="dxa" w:w="3324"/>
+          </w:tcPr>
+          <w:p>
+            <w:r>
+              <w:t>salesOrderPaymentService.recomputeOrderAggregates()</w:t>
+            </w:r>
+          </w:p>
+        </w:tc>
+        <w:tc>
+          <w:tcPr>
+            <w:tcW w:type="dxa" w:w="3324"/>
+          </w:tcPr>
+          <w:p>
+            <w:r>
+              <w:t>Timeline 10-stage tự chuyển khi payment = full</w:t>
+            </w:r>
+          </w:p>
+        </w:tc>
+      </w:tr>
+    </w:tbl>
+    <w:p>
+      <w:pPr>
+        <w:spacing w:before="160"/>
+      </w:pPr>
+      <w:r>
+        <w:rPr>
+          <w:b/>
+          <w:color w:val="1B4D3E"/>
+          <w:sz w:val="24"/>
+        </w:rPr>
+        <w:t>📊 Dashboard — KPI ở đâu</w:t>
+      </w:r>
+    </w:p>
+    <w:tbl>
+      <w:tblPr>
+        <w:tblStyle w:val="LightGrid-Accent1"/>
+        <w:tblW w:type="auto" w:w="0"/>
+        <w:tblLook w:firstColumn="1" w:firstRow="1" w:lastColumn="0" w:lastRow="0" w:noHBand="0" w:noVBand="1" w:val="04A0"/>
+      </w:tblPr>
+      <w:tblGrid>
+        <w:gridCol w:w="4986"/>
+        <w:gridCol w:w="4986"/>
+      </w:tblGrid>
+      <w:tr>
+        <w:tc>
+          <w:tcPr>
+            <w:tcW w:type="dxa" w:w="4986"/>
+          </w:tcPr>
+          <w:p>
+            <w:r>
+              <w:rPr>
+                <w:b/>
+              </w:rPr>
+              <w:t>Vị trí</w:t>
+            </w:r>
+          </w:p>
+        </w:tc>
+        <w:tc>
+          <w:tcPr>
+            <w:tcW w:type="dxa" w:w="4986"/>
+          </w:tcPr>
+          <w:p>
+            <w:r>
+              <w:rPr>
+                <w:b/>
+              </w:rPr>
+              <w:t>Widget chính xác (đã verify)</w:t>
+            </w:r>
+          </w:p>
+        </w:tc>
+      </w:tr>
+      <w:tr>
+        <w:tc>
+          <w:tcPr>
+            <w:tcW w:type="dxa" w:w="4986"/>
+          </w:tcPr>
+          <w:p>
+            <w:r>
+              <w:t>/sales/dashboard — 5 KPI cards</w:t>
+            </w:r>
+          </w:p>
+        </w:tc>
+        <w:tc>
+          <w:tcPr>
+            <w:tcW w:type="dxa" w:w="4986"/>
+          </w:tcPr>
+          <w:p>
+            <w:r>
+              <w:t>Đơn hàng / Doanh thu / Số lượng xuất / Đơn đang xử lý / Giao đúng hạn</w:t>
+            </w:r>
+          </w:p>
+        </w:tc>
+      </w:tr>
+      <w:tr>
+        <w:tc>
+          <w:tcPr>
+            <w:tcW w:type="dxa" w:w="4986"/>
+          </w:tcPr>
+          <w:p>
+            <w:r>
+              <w:t>/sales/dashboard — 3 charts</w:t>
+            </w:r>
+          </w:p>
+        </w:tc>
+        <w:tc>
+          <w:tcPr>
+            <w:tcW w:type="dxa" w:w="4986"/>
+          </w:tcPr>
+          <w:p>
+            <w:r>
+              <w:t>Doanh thu 6 tháng (bar) · Phân bố theo grade (pie 8 largest) · Pipeline Funnel (horizontal bar)</w:t>
+            </w:r>
+          </w:p>
+        </w:tc>
+      </w:tr>
+      <w:tr>
+        <w:tc>
+          <w:tcPr>
+            <w:tcW w:type="dxa" w:w="4986"/>
+          </w:tcPr>
+          <w:p>
+            <w:r>
+              <w:t>/sales/dashboard — 2 tables</w:t>
+            </w:r>
+          </w:p>
+        </w:tc>
+        <w:tc>
+          <w:tcPr>
+            <w:tcW w:type="dxa" w:w="4986"/>
+          </w:tcPr>
+          <w:p>
+            <w:r>
+              <w:t>Lô hàng gần đây + Top khách hàng</w:t>
+            </w:r>
+          </w:p>
+        </w:tc>
+      </w:tr>
+      <w:tr>
+        <w:tc>
+          <w:tcPr>
+            <w:tcW w:type="dxa" w:w="4986"/>
+          </w:tcPr>
+          <w:p>
+            <w:r>
+              <w:t>/executive — 4 KPI</w:t>
+            </w:r>
+          </w:p>
+        </w:tc>
+        <w:tc>
+          <w:tcPr>
+            <w:tcW w:type="dxa" w:w="4986"/>
+          </w:tcPr>
+          <w:p>
+            <w:r>
+              <w:t>Doanh thu tháng / Đã thu / Số đơn / Chưa thu</w:t>
+            </w:r>
+          </w:p>
+        </w:tc>
+      </w:tr>
+      <w:tr>
+        <w:tc>
+          <w:tcPr>
+            <w:tcW w:type="dxa" w:w="4986"/>
+          </w:tcPr>
+          <w:p>
+            <w:r>
+              <w:t>/executive — Pipeline 7 stage</w:t>
+            </w:r>
+          </w:p>
+        </w:tc>
+        <w:tc>
+          <w:tcPr>
+            <w:tcW w:type="dxa" w:w="4986"/>
+          </w:tcPr>
+          <w:p>
+            <w:r>
+              <w:t>Draft · Confirmed · Producing · Ready · Packing · Shipped · Paid</w:t>
+            </w:r>
+          </w:p>
+        </w:tc>
+      </w:tr>
+      <w:tr>
+        <w:tc>
+          <w:tcPr>
+            <w:tcW w:type="dxa" w:w="4986"/>
+          </w:tcPr>
+          <w:p>
+            <w:r>
+              <w:t>/executive — Filter</w:t>
+            </w:r>
+          </w:p>
+        </w:tc>
+        <w:tc>
+          <w:tcPr>
+            <w:tcW w:type="dxa" w:w="4986"/>
+          </w:tcPr>
+          <w:p>
+            <w:r>
+              <w:t>Select Tháng (1-12) + Năm (current ±2)</w:t>
+            </w:r>
+          </w:p>
+        </w:tc>
+      </w:tr>
+      <w:tr>
+        <w:tc>
+          <w:tcPr>
+            <w:tcW w:type="dxa" w:w="4986"/>
+          </w:tcPr>
+          <w:p>
+            <w:r>
+              <w:t>/executive — Alerts</w:t>
+            </w:r>
+          </w:p>
+        </w:tc>
+        <w:tc>
+          <w:tcPr>
+            <w:tcW w:type="dxa" w:w="4986"/>
+          </w:tcPr>
+          <w:p>
+            <w:r>
+              <w:t>salesAlertService.getAlerts() — Quá hạn, L/C, Booking missing</w:t>
+            </w:r>
+          </w:p>
+        </w:tc>
+      </w:tr>
+      <w:tr>
+        <w:tc>
+          <w:tcPr>
+            <w:tcW w:type="dxa" w:w="4986"/>
+          </w:tcPr>
+          <w:p>
+            <w:r>
+              <w:t>/executive — Export</w:t>
+            </w:r>
+          </w:p>
+        </w:tc>
+        <w:tc>
+          <w:tcPr>
+            <w:tcW w:type="dxa" w:w="4986"/>
+          </w:tcPr>
+          <w:p>
+            <w:r>
+              <w:t>Nút FilePdfOutlined → window.print()</w:t>
+            </w:r>
+          </w:p>
+        </w:tc>
+      </w:tr>
+    </w:tbl>
+    <w:p>
+      <w:pPr>
+        <w:spacing w:before="160"/>
+      </w:pPr>
+      <w:r>
+        <w:rPr>
+          <w:b/>
+          <w:color w:val="1B4D3E"/>
+          <w:sz w:val="24"/>
+        </w:rPr>
+        <w:t>🔒 Phân quyền — chặn ở đâu (đã verify code)</w:t>
+      </w:r>
+    </w:p>
+    <w:tbl>
+      <w:tblPr>
+        <w:tblStyle w:val="LightGrid-Accent1"/>
+        <w:tblW w:type="auto" w:w="0"/>
+        <w:tblLook w:firstColumn="1" w:firstRow="1" w:lastColumn="0" w:lastRow="0" w:noHBand="0" w:noVBand="1" w:val="04A0"/>
+      </w:tblPr>
+      <w:tblGrid>
+        <w:gridCol w:w="3324"/>
+        <w:gridCol w:w="3324"/>
+        <w:gridCol w:w="3324"/>
+      </w:tblGrid>
+      <w:tr>
+        <w:tc>
+          <w:tcPr>
+            <w:tcW w:type="dxa" w:w="3324"/>
+          </w:tcPr>
+          <w:p>
+            <w:r>
+              <w:rPr>
+                <w:b/>
+              </w:rPr>
+              <w:t>Chặn</w:t>
+            </w:r>
+          </w:p>
+        </w:tc>
+        <w:tc>
+          <w:tcPr>
+            <w:tcW w:type="dxa" w:w="3324"/>
+          </w:tcPr>
+          <w:p>
+            <w:r>
+              <w:rPr>
+                <w:b/>
+              </w:rPr>
+              <w:t>Role được phép</w:t>
+            </w:r>
+          </w:p>
+        </w:tc>
+        <w:tc>
+          <w:tcPr>
+            <w:tcW w:type="dxa" w:w="3324"/>
+          </w:tcPr>
+          <w:p>
+            <w:r>
+              <w:rPr>
+                <w:b/>
+              </w:rPr>
+              <w:t>File reference</w:t>
+            </w:r>
+          </w:p>
+        </w:tc>
+      </w:tr>
+      <w:tr>
+        <w:tc>
+          <w:tcPr>
+            <w:tcW w:type="dxa" w:w="3324"/>
+          </w:tcPr>
+          <w:p>
+            <w:r>
+              <w:t>Menu Khách hàng hiện</w:t>
+            </w:r>
+          </w:p>
+        </w:tc>
+        <w:tc>
+          <w:tcPr>
+            <w:tcW w:type="dxa" w:w="3324"/>
+          </w:tcPr>
+          <w:p>
+            <w:r>
+              <w:t>sale + accounting + admin</w:t>
+            </w:r>
+          </w:p>
+        </w:tc>
+        <w:tc>
+          <w:tcPr>
+            <w:tcW w:type="dxa" w:w="3324"/>
+          </w:tcPr>
+          <w:p>
+            <w:r>
+              <w:t>Sidebar.tsx line 346</w:t>
+            </w:r>
+          </w:p>
+        </w:tc>
+      </w:tr>
+      <w:tr>
+        <w:tc>
+          <w:tcPr>
+            <w:tcW w:type="dxa" w:w="3324"/>
+          </w:tcPr>
+          <w:p>
+            <w:r>
+              <w:t>Menu Nợ phải thu hiện</w:t>
+            </w:r>
+          </w:p>
+        </w:tc>
+        <w:tc>
+          <w:tcPr>
+            <w:tcW w:type="dxa" w:w="3324"/>
+          </w:tcPr>
+          <w:p>
+            <w:r>
+              <w:t>accounting + admin</w:t>
+            </w:r>
+          </w:p>
+        </w:tc>
+        <w:tc>
+          <w:tcPr>
+            <w:tcW w:type="dxa" w:w="3324"/>
+          </w:tcPr>
+          <w:p>
+            <w:r>
+              <w:t>Sidebar.tsx line 350-351</w:t>
+            </w:r>
+          </w:p>
+        </w:tc>
+      </w:tr>
+      <w:tr>
+        <w:tc>
+          <w:tcPr>
+            <w:tcW w:type="dxa" w:w="3324"/>
+          </w:tcPr>
+          <w:p>
+            <w:r>
+              <w:t>Menu Điều hành BGĐ hiện</w:t>
+            </w:r>
+          </w:p>
+        </w:tc>
+        <w:tc>
+          <w:tcPr>
+            <w:tcW w:type="dxa" w:w="3324"/>
+          </w:tcPr>
+          <w:p>
+            <w:r>
+              <w:t>admin ONLY</w:t>
+            </w:r>
+          </w:p>
+        </w:tc>
+        <w:tc>
+          <w:tcPr>
+            <w:tcW w:type="dxa" w:w="3324"/>
+          </w:tcPr>
+          <w:p>
+            <w:r>
+              <w:t>Sidebar.tsx line 354-355</w:t>
+            </w:r>
+          </w:p>
+        </w:tc>
+      </w:tr>
+      <w:tr>
+        <w:tc>
+          <w:tcPr>
+            <w:tcW w:type="dxa" w:w="3324"/>
+          </w:tcPr>
+          <w:p>
+            <w:r>
+              <w:t>Tab Tài chính hiện</w:t>
+            </w:r>
+          </w:p>
+        </w:tc>
+        <w:tc>
+          <w:tcPr>
+            <w:tcW w:type="dxa" w:w="3324"/>
+          </w:tcPr>
+          <w:p>
+            <w:r>
+              <w:t>accounting + admin</w:t>
+            </w:r>
+          </w:p>
+        </w:tc>
+        <w:tc>
+          <w:tcPr>
+            <w:tcW w:type="dxa" w:w="3324"/>
+          </w:tcPr>
+          <w:p>
+            <w:r>
+              <w:t>salesPermissionService line 72 canViewFinance + line 98 getVisibleTabs</w:t>
+            </w:r>
+          </w:p>
+        </w:tc>
+      </w:tr>
+      <w:tr>
+        <w:tc>
+          <w:tcPr>
+            <w:tcW w:type="dxa" w:w="3324"/>
+          </w:tcPr>
+          <w:p>
+            <w:r>
+              <w:t>Tab Hợp đồng editable</w:t>
+            </w:r>
+          </w:p>
+        </w:tc>
+        <w:tc>
+          <w:tcPr>
+            <w:tcW w:type="dxa" w:w="3324"/>
+          </w:tcPr>
+          <w:p>
+            <w:r>
+              <w:t>sale + status=draft (admin luôn edit)</w:t>
+            </w:r>
+          </w:p>
+        </w:tc>
+        <w:tc>
+          <w:tcPr>
+            <w:tcW w:type="dxa" w:w="3324"/>
+          </w:tcPr>
+          <w:p>
+            <w:r>
+              <w:t>salesPermissionService line 113 isTabEditable</w:t>
+            </w:r>
+          </w:p>
+        </w:tc>
+      </w:tr>
+      <w:tr>
+        <w:tc>
+          <w:tcPr>
+            <w:tcW w:type="dxa" w:w="3324"/>
+          </w:tcPr>
+          <w:p>
+            <w:r>
+              <w:t>Tab Sản xuất editable</w:t>
+            </w:r>
+          </w:p>
+        </w:tc>
+        <w:tc>
+          <w:tcPr>
+            <w:tcW w:type="dxa" w:w="3324"/>
+          </w:tcPr>
+          <w:p>
+            <w:r>
+              <w:t>production + status IN (confirmed/producing/ready/packing)</w:t>
+            </w:r>
+          </w:p>
+        </w:tc>
+        <w:tc>
+          <w:tcPr>
+            <w:tcW w:type="dxa" w:w="3324"/>
+          </w:tcPr>
+          <w:p>
+            <w:r>
+              <w:t>salesPermissionService line 117</w:t>
+            </w:r>
+          </w:p>
+        </w:tc>
+      </w:tr>
+      <w:tr>
+        <w:tc>
+          <w:tcPr>
+            <w:tcW w:type="dxa" w:w="3324"/>
+          </w:tcPr>
+          <w:p>
+            <w:r>
+              <w:t>Tab Vận chuyển editable</w:t>
+            </w:r>
+          </w:p>
+        </w:tc>
+        <w:tc>
+          <w:tcPr>
+            <w:tcW w:type="dxa" w:w="3324"/>
+          </w:tcPr>
+          <w:p>
+            <w:r>
+              <w:t>logistics + status IN (producing/ready/packing/shipped/delivered)</w:t>
+            </w:r>
+          </w:p>
+        </w:tc>
+        <w:tc>
+          <w:tcPr>
+            <w:tcW w:type="dxa" w:w="3324"/>
+          </w:tcPr>
+          <w:p>
+            <w:r>
+              <w:t>salesPermissionService line 121</w:t>
+            </w:r>
+          </w:p>
+        </w:tc>
+      </w:tr>
+    </w:tbl>
+    <w:p>
+      <w:pPr>
+        <w:spacing w:before="160"/>
+      </w:pPr>
+      <w:r>
+        <w:rPr>
+          <w:b/>
+          <w:color w:val="1B4D3E"/>
+          <w:sz w:val="24"/>
+        </w:rPr>
+        <w:t>🧭 Cách test nhanh các tác dụng này</w:t>
+      </w:r>
+    </w:p>
+    <w:p>
+      <w:pPr>
+        <w:pStyle w:val="ListBullet"/>
+        <w:ind w:left="283"/>
+      </w:pPr>
+      <w:r>
+        <w:t>Test alert L/C cam: UPDATE sales_orders SET lc_expiry_date = CURRENT_DATE + 5 WHERE code="SO-XXX" → mở /sales/cash-flow tab "LC Management" → row hiện tag cam</w:t>
+      </w:r>
+    </w:p>
+    <w:p>
+      <w:pPr>
+        <w:pStyle w:val="ListBullet"/>
+        <w:ind w:left="283"/>
+      </w:pPr>
+      <w:r>
+        <w:t>Test alert L/C đỏ: UPDATE lc_expiry_date = CURRENT_DATE - 1 → tag đỏ (đã hết hạn)</w:t>
+      </w:r>
+    </w:p>
+    <w:p>
+      <w:pPr>
+        <w:pStyle w:val="ListBullet"/>
+        <w:ind w:left="283"/>
+      </w:pPr>
+      <w:r>
+        <w:t>Test aging: tạo payment partial → /sales/ar-aging bucket tương ứng có row mới</w:t>
+      </w:r>
+    </w:p>
+    <w:p>
+      <w:pPr>
+        <w:pStyle w:val="ListBullet"/>
+        <w:ind w:left="283"/>
+      </w:pPr>
+      <w:r>
+        <w:t>Test role: login sales@huyanhrubber.com → URL /executive → bị chặn. Login production → không thấy menu Khách hàng</w:t>
+      </w:r>
+    </w:p>
+    <w:p>
+      <w:pPr>
+        <w:pStyle w:val="ListBullet"/>
+        <w:ind w:left="283"/>
+      </w:pPr>
+      <w:r>
+        <w:t>Test MTS FIFO: SO status=ready → tab Sản xuất → nút Cấp phát nhanh (FIFO) → ô CẤP (KG) auto-fill theo received_date cũ nhất</w:t>
+      </w:r>
+    </w:p>
+    <w:p>
+      <w:pPr>
+        <w:pStyle w:val="ListBullet"/>
+        <w:ind w:left="283"/>
+      </w:pPr>
+      <w:r>
+        <w:t>Test payment sync: Thêm payment 50.000 USD → FinanceTab → actual_payment_amount refresh ngay (Sprint Q trigger)</w:t>
+      </w:r>
+    </w:p>
+    <w:p>
+      <w:pPr>
+        <w:pStyle w:val="ListBullet"/>
+        <w:ind w:left="283"/>
+      </w:pPr>
+      <w:r>
+        <w:t>Test CHECK: DevTools PATCH status="INVALID" → response 400 + error "violates check constraint chk_sales_orders_status"</w:t>
+      </w:r>
+    </w:p>
+    <w:p>
+      <w:pPr>
+        <w:pStyle w:val="ListBullet"/>
+        <w:ind w:left="283"/>
+      </w:pPr>
+      <w:r>
+        <w:t>Test 2% tolerance: StockPicker chọn &gt; target × 1.02 → nút Cấp phát disable</w:t>
       </w:r>
     </w:p>
     <w:p>
